--- a/docs/QAcraft-Guide.docx
+++ b/docs/QAcraft-Guide.docx
@@ -150,7 +150,7 @@
       <w:r>
         <w:fldChar w:fldCharType="separate"/>
       </w:r>
-      <w:hyperlink w:anchor="_Toc234331100" w:history="1">
+      <w:hyperlink w:anchor="_Toc234332855" w:history="1">
         <w:r>
           <w:rPr>
             <w:rStyle w:val="Hypertextovodkaz"/>
@@ -177,7 +177,7 @@
             <w:noProof/>
             <w:webHidden/>
           </w:rPr>
-          <w:instrText xml:space="preserve"> PAGEREF _Toc234331100 \h </w:instrText>
+          <w:instrText xml:space="preserve"> PAGEREF _Toc234332855 \h </w:instrText>
         </w:r>
         <w:r>
           <w:rPr>
@@ -223,7 +223,7 @@
           <w14:ligatures w14:val="standardContextual"/>
         </w:rPr>
       </w:pPr>
-      <w:hyperlink w:anchor="_Toc234331101" w:history="1">
+      <w:hyperlink w:anchor="_Toc234332856" w:history="1">
         <w:r>
           <w:rPr>
             <w:rStyle w:val="Hypertextovodkaz"/>
@@ -250,7 +250,7 @@
             <w:noProof/>
             <w:webHidden/>
           </w:rPr>
-          <w:instrText xml:space="preserve"> PAGEREF _Toc234331101 \h </w:instrText>
+          <w:instrText xml:space="preserve"> PAGEREF _Toc234332856 \h </w:instrText>
         </w:r>
         <w:r>
           <w:rPr>
@@ -296,7 +296,7 @@
           <w14:ligatures w14:val="standardContextual"/>
         </w:rPr>
       </w:pPr>
-      <w:hyperlink w:anchor="_Toc234331102" w:history="1">
+      <w:hyperlink w:anchor="_Toc234332857" w:history="1">
         <w:r>
           <w:rPr>
             <w:rStyle w:val="Hypertextovodkaz"/>
@@ -323,7 +323,7 @@
             <w:noProof/>
             <w:webHidden/>
           </w:rPr>
-          <w:instrText xml:space="preserve"> PAGEREF _Toc234331102 \h </w:instrText>
+          <w:instrText xml:space="preserve"> PAGEREF _Toc234332857 \h </w:instrText>
         </w:r>
         <w:r>
           <w:rPr>
@@ -369,7 +369,7 @@
           <w14:ligatures w14:val="standardContextual"/>
         </w:rPr>
       </w:pPr>
-      <w:hyperlink w:anchor="_Toc234331103" w:history="1">
+      <w:hyperlink w:anchor="_Toc234332858" w:history="1">
         <w:r>
           <w:rPr>
             <w:rStyle w:val="Hypertextovodkaz"/>
@@ -396,7 +396,7 @@
             <w:noProof/>
             <w:webHidden/>
           </w:rPr>
-          <w:instrText xml:space="preserve"> PAGEREF _Toc234331103 \h </w:instrText>
+          <w:instrText xml:space="preserve"> PAGEREF _Toc234332858 \h </w:instrText>
         </w:r>
         <w:r>
           <w:rPr>
@@ -442,7 +442,7 @@
           <w14:ligatures w14:val="standardContextual"/>
         </w:rPr>
       </w:pPr>
-      <w:hyperlink w:anchor="_Toc234331104" w:history="1">
+      <w:hyperlink w:anchor="_Toc234332859" w:history="1">
         <w:r>
           <w:rPr>
             <w:rStyle w:val="Hypertextovodkaz"/>
@@ -469,7 +469,7 @@
             <w:noProof/>
             <w:webHidden/>
           </w:rPr>
-          <w:instrText xml:space="preserve"> PAGEREF _Toc234331104 \h </w:instrText>
+          <w:instrText xml:space="preserve"> PAGEREF _Toc234332859 \h </w:instrText>
         </w:r>
         <w:r>
           <w:rPr>
@@ -515,7 +515,7 @@
           <w14:ligatures w14:val="standardContextual"/>
         </w:rPr>
       </w:pPr>
-      <w:hyperlink w:anchor="_Toc234331105" w:history="1">
+      <w:hyperlink w:anchor="_Toc234332860" w:history="1">
         <w:r>
           <w:rPr>
             <w:rStyle w:val="Hypertextovodkaz"/>
@@ -542,7 +542,7 @@
             <w:noProof/>
             <w:webHidden/>
           </w:rPr>
-          <w:instrText xml:space="preserve"> PAGEREF _Toc234331105 \h </w:instrText>
+          <w:instrText xml:space="preserve"> PAGEREF _Toc234332860 \h </w:instrText>
         </w:r>
         <w:r>
           <w:rPr>
@@ -588,7 +588,7 @@
           <w14:ligatures w14:val="standardContextual"/>
         </w:rPr>
       </w:pPr>
-      <w:hyperlink w:anchor="_Toc234331106" w:history="1">
+      <w:hyperlink w:anchor="_Toc234332861" w:history="1">
         <w:r>
           <w:rPr>
             <w:rStyle w:val="Hypertextovodkaz"/>
@@ -615,7 +615,7 @@
             <w:noProof/>
             <w:webHidden/>
           </w:rPr>
-          <w:instrText xml:space="preserve"> PAGEREF _Toc234331106 \h </w:instrText>
+          <w:instrText xml:space="preserve"> PAGEREF _Toc234332861 \h </w:instrText>
         </w:r>
         <w:r>
           <w:rPr>
@@ -661,7 +661,7 @@
           <w14:ligatures w14:val="standardContextual"/>
         </w:rPr>
       </w:pPr>
-      <w:hyperlink w:anchor="_Toc234331107" w:history="1">
+      <w:hyperlink w:anchor="_Toc234332862" w:history="1">
         <w:r>
           <w:rPr>
             <w:rStyle w:val="Hypertextovodkaz"/>
@@ -688,7 +688,7 @@
             <w:noProof/>
             <w:webHidden/>
           </w:rPr>
-          <w:instrText xml:space="preserve"> PAGEREF _Toc234331107 \h </w:instrText>
+          <w:instrText xml:space="preserve"> PAGEREF _Toc234332862 \h </w:instrText>
         </w:r>
         <w:r>
           <w:rPr>
@@ -734,7 +734,7 @@
           <w14:ligatures w14:val="standardContextual"/>
         </w:rPr>
       </w:pPr>
-      <w:hyperlink w:anchor="_Toc234331108" w:history="1">
+      <w:hyperlink w:anchor="_Toc234332863" w:history="1">
         <w:r>
           <w:rPr>
             <w:rStyle w:val="Hypertextovodkaz"/>
@@ -761,7 +761,7 @@
             <w:noProof/>
             <w:webHidden/>
           </w:rPr>
-          <w:instrText xml:space="preserve"> PAGEREF _Toc234331108 \h </w:instrText>
+          <w:instrText xml:space="preserve"> PAGEREF _Toc234332863 \h </w:instrText>
         </w:r>
         <w:r>
           <w:rPr>
@@ -807,7 +807,7 @@
           <w14:ligatures w14:val="standardContextual"/>
         </w:rPr>
       </w:pPr>
-      <w:hyperlink w:anchor="_Toc234331109" w:history="1">
+      <w:hyperlink w:anchor="_Toc234332864" w:history="1">
         <w:r>
           <w:rPr>
             <w:rStyle w:val="Hypertextovodkaz"/>
@@ -834,7 +834,7 @@
             <w:noProof/>
             <w:webHidden/>
           </w:rPr>
-          <w:instrText xml:space="preserve"> PAGEREF _Toc234331109 \h </w:instrText>
+          <w:instrText xml:space="preserve"> PAGEREF _Toc234332864 \h </w:instrText>
         </w:r>
         <w:r>
           <w:rPr>
@@ -880,7 +880,7 @@
           <w14:ligatures w14:val="standardContextual"/>
         </w:rPr>
       </w:pPr>
-      <w:hyperlink w:anchor="_Toc234331110" w:history="1">
+      <w:hyperlink w:anchor="_Toc234332865" w:history="1">
         <w:r>
           <w:rPr>
             <w:rStyle w:val="Hypertextovodkaz"/>
@@ -907,7 +907,7 @@
             <w:noProof/>
             <w:webHidden/>
           </w:rPr>
-          <w:instrText xml:space="preserve"> PAGEREF _Toc234331110 \h </w:instrText>
+          <w:instrText xml:space="preserve"> PAGEREF _Toc234332865 \h </w:instrText>
         </w:r>
         <w:r>
           <w:rPr>
@@ -953,7 +953,7 @@
           <w14:ligatures w14:val="standardContextual"/>
         </w:rPr>
       </w:pPr>
-      <w:hyperlink w:anchor="_Toc234331111" w:history="1">
+      <w:hyperlink w:anchor="_Toc234332866" w:history="1">
         <w:r>
           <w:rPr>
             <w:rStyle w:val="Hypertextovodkaz"/>
@@ -980,7 +980,7 @@
             <w:noProof/>
             <w:webHidden/>
           </w:rPr>
-          <w:instrText xml:space="preserve"> PAGEREF _Toc234331111 \h </w:instrText>
+          <w:instrText xml:space="preserve"> PAGEREF _Toc234332866 \h </w:instrText>
         </w:r>
         <w:r>
           <w:rPr>
@@ -1026,7 +1026,7 @@
           <w14:ligatures w14:val="standardContextual"/>
         </w:rPr>
       </w:pPr>
-      <w:hyperlink w:anchor="_Toc234331112" w:history="1">
+      <w:hyperlink w:anchor="_Toc234332867" w:history="1">
         <w:r>
           <w:rPr>
             <w:rStyle w:val="Hypertextovodkaz"/>
@@ -1053,7 +1053,7 @@
             <w:noProof/>
             <w:webHidden/>
           </w:rPr>
-          <w:instrText xml:space="preserve"> PAGEREF _Toc234331112 \h </w:instrText>
+          <w:instrText xml:space="preserve"> PAGEREF _Toc234332867 \h </w:instrText>
         </w:r>
         <w:r>
           <w:rPr>
@@ -1099,7 +1099,7 @@
           <w14:ligatures w14:val="standardContextual"/>
         </w:rPr>
       </w:pPr>
-      <w:hyperlink w:anchor="_Toc234331113" w:history="1">
+      <w:hyperlink w:anchor="_Toc234332868" w:history="1">
         <w:r>
           <w:rPr>
             <w:rStyle w:val="Hypertextovodkaz"/>
@@ -1126,7 +1126,7 @@
             <w:noProof/>
             <w:webHidden/>
           </w:rPr>
-          <w:instrText xml:space="preserve"> PAGEREF _Toc234331113 \h </w:instrText>
+          <w:instrText xml:space="preserve"> PAGEREF _Toc234332868 \h </w:instrText>
         </w:r>
         <w:r>
           <w:rPr>
@@ -1172,7 +1172,7 @@
           <w14:ligatures w14:val="standardContextual"/>
         </w:rPr>
       </w:pPr>
-      <w:hyperlink w:anchor="_Toc234331114" w:history="1">
+      <w:hyperlink w:anchor="_Toc234332869" w:history="1">
         <w:r>
           <w:rPr>
             <w:rStyle w:val="Hypertextovodkaz"/>
@@ -1199,7 +1199,7 @@
             <w:noProof/>
             <w:webHidden/>
           </w:rPr>
-          <w:instrText xml:space="preserve"> PAGEREF _Toc234331114 \h </w:instrText>
+          <w:instrText xml:space="preserve"> PAGEREF _Toc234332869 \h </w:instrText>
         </w:r>
         <w:r>
           <w:rPr>
@@ -1245,7 +1245,7 @@
           <w14:ligatures w14:val="standardContextual"/>
         </w:rPr>
       </w:pPr>
-      <w:hyperlink w:anchor="_Toc234331115" w:history="1">
+      <w:hyperlink w:anchor="_Toc234332870" w:history="1">
         <w:r>
           <w:rPr>
             <w:rStyle w:val="Hypertextovodkaz"/>
@@ -1272,7 +1272,7 @@
             <w:noProof/>
             <w:webHidden/>
           </w:rPr>
-          <w:instrText xml:space="preserve"> PAGEREF _Toc234331115 \h </w:instrText>
+          <w:instrText xml:space="preserve"> PAGEREF _Toc234332870 \h </w:instrText>
         </w:r>
         <w:r>
           <w:rPr>
@@ -1318,7 +1318,7 @@
           <w14:ligatures w14:val="standardContextual"/>
         </w:rPr>
       </w:pPr>
-      <w:hyperlink w:anchor="_Toc234331116" w:history="1">
+      <w:hyperlink w:anchor="_Toc234332871" w:history="1">
         <w:r>
           <w:rPr>
             <w:rStyle w:val="Hypertextovodkaz"/>
@@ -1345,7 +1345,7 @@
             <w:noProof/>
             <w:webHidden/>
           </w:rPr>
-          <w:instrText xml:space="preserve"> PAGEREF _Toc234331116 \h </w:instrText>
+          <w:instrText xml:space="preserve"> PAGEREF _Toc234332871 \h </w:instrText>
         </w:r>
         <w:r>
           <w:rPr>
@@ -1391,7 +1391,7 @@
           <w14:ligatures w14:val="standardContextual"/>
         </w:rPr>
       </w:pPr>
-      <w:hyperlink w:anchor="_Toc234331117" w:history="1">
+      <w:hyperlink w:anchor="_Toc234332872" w:history="1">
         <w:r>
           <w:rPr>
             <w:rStyle w:val="Hypertextovodkaz"/>
@@ -1418,7 +1418,7 @@
             <w:noProof/>
             <w:webHidden/>
           </w:rPr>
-          <w:instrText xml:space="preserve"> PAGEREF _Toc234331117 \h </w:instrText>
+          <w:instrText xml:space="preserve"> PAGEREF _Toc234332872 \h </w:instrText>
         </w:r>
         <w:r>
           <w:rPr>
@@ -1464,7 +1464,7 @@
           <w14:ligatures w14:val="standardContextual"/>
         </w:rPr>
       </w:pPr>
-      <w:hyperlink w:anchor="_Toc234331118" w:history="1">
+      <w:hyperlink w:anchor="_Toc234332873" w:history="1">
         <w:r>
           <w:rPr>
             <w:rStyle w:val="Hypertextovodkaz"/>
@@ -1491,7 +1491,7 @@
             <w:noProof/>
             <w:webHidden/>
           </w:rPr>
-          <w:instrText xml:space="preserve"> PAGEREF _Toc234331118 \h </w:instrText>
+          <w:instrText xml:space="preserve"> PAGEREF _Toc234332873 \h </w:instrText>
         </w:r>
         <w:r>
           <w:rPr>
@@ -1537,7 +1537,7 @@
           <w14:ligatures w14:val="standardContextual"/>
         </w:rPr>
       </w:pPr>
-      <w:hyperlink w:anchor="_Toc234331119" w:history="1">
+      <w:hyperlink w:anchor="_Toc234332874" w:history="1">
         <w:r>
           <w:rPr>
             <w:rStyle w:val="Hypertextovodkaz"/>
@@ -1564,7 +1564,7 @@
             <w:noProof/>
             <w:webHidden/>
           </w:rPr>
-          <w:instrText xml:space="preserve"> PAGEREF _Toc234331119 \h </w:instrText>
+          <w:instrText xml:space="preserve"> PAGEREF _Toc234332874 \h </w:instrText>
         </w:r>
         <w:r>
           <w:rPr>
@@ -1610,7 +1610,7 @@
           <w14:ligatures w14:val="standardContextual"/>
         </w:rPr>
       </w:pPr>
-      <w:hyperlink w:anchor="_Toc234331120" w:history="1">
+      <w:hyperlink w:anchor="_Toc234332875" w:history="1">
         <w:r>
           <w:rPr>
             <w:rStyle w:val="Hypertextovodkaz"/>
@@ -1637,7 +1637,7 @@
             <w:noProof/>
             <w:webHidden/>
           </w:rPr>
-          <w:instrText xml:space="preserve"> PAGEREF _Toc234331120 \h </w:instrText>
+          <w:instrText xml:space="preserve"> PAGEREF _Toc234332875 \h </w:instrText>
         </w:r>
         <w:r>
           <w:rPr>
@@ -1683,7 +1683,7 @@
           <w14:ligatures w14:val="standardContextual"/>
         </w:rPr>
       </w:pPr>
-      <w:hyperlink w:anchor="_Toc234331121" w:history="1">
+      <w:hyperlink w:anchor="_Toc234332876" w:history="1">
         <w:r>
           <w:rPr>
             <w:rStyle w:val="Hypertextovodkaz"/>
@@ -1710,7 +1710,7 @@
             <w:noProof/>
             <w:webHidden/>
           </w:rPr>
-          <w:instrText xml:space="preserve"> PAGEREF _Toc234331121 \h </w:instrText>
+          <w:instrText xml:space="preserve"> PAGEREF _Toc234332876 \h </w:instrText>
         </w:r>
         <w:r>
           <w:rPr>
@@ -1756,7 +1756,7 @@
           <w14:ligatures w14:val="standardContextual"/>
         </w:rPr>
       </w:pPr>
-      <w:hyperlink w:anchor="_Toc234331122" w:history="1">
+      <w:hyperlink w:anchor="_Toc234332877" w:history="1">
         <w:r>
           <w:rPr>
             <w:rStyle w:val="Hypertextovodkaz"/>
@@ -1783,7 +1783,7 @@
             <w:noProof/>
             <w:webHidden/>
           </w:rPr>
-          <w:instrText xml:space="preserve"> PAGEREF _Toc234331122 \h </w:instrText>
+          <w:instrText xml:space="preserve"> PAGEREF _Toc234332877 \h </w:instrText>
         </w:r>
         <w:r>
           <w:rPr>
@@ -1829,7 +1829,7 @@
           <w14:ligatures w14:val="standardContextual"/>
         </w:rPr>
       </w:pPr>
-      <w:hyperlink w:anchor="_Toc234331123" w:history="1">
+      <w:hyperlink w:anchor="_Toc234332878" w:history="1">
         <w:r>
           <w:rPr>
             <w:rStyle w:val="Hypertextovodkaz"/>
@@ -1856,7 +1856,7 @@
             <w:noProof/>
             <w:webHidden/>
           </w:rPr>
-          <w:instrText xml:space="preserve"> PAGEREF _Toc234331123 \h </w:instrText>
+          <w:instrText xml:space="preserve"> PAGEREF _Toc234332878 \h </w:instrText>
         </w:r>
         <w:r>
           <w:rPr>
@@ -1902,7 +1902,7 @@
           <w14:ligatures w14:val="standardContextual"/>
         </w:rPr>
       </w:pPr>
-      <w:hyperlink w:anchor="_Toc234331124" w:history="1">
+      <w:hyperlink w:anchor="_Toc234332879" w:history="1">
         <w:r>
           <w:rPr>
             <w:rStyle w:val="Hypertextovodkaz"/>
@@ -1929,7 +1929,7 @@
             <w:noProof/>
             <w:webHidden/>
           </w:rPr>
-          <w:instrText xml:space="preserve"> PAGEREF _Toc234331124 \h </w:instrText>
+          <w:instrText xml:space="preserve"> PAGEREF _Toc234332879 \h </w:instrText>
         </w:r>
         <w:r>
           <w:rPr>
@@ -1975,7 +1975,7 @@
           <w14:ligatures w14:val="standardContextual"/>
         </w:rPr>
       </w:pPr>
-      <w:hyperlink w:anchor="_Toc234331125" w:history="1">
+      <w:hyperlink w:anchor="_Toc234332880" w:history="1">
         <w:r>
           <w:rPr>
             <w:rStyle w:val="Hypertextovodkaz"/>
@@ -2002,7 +2002,7 @@
             <w:noProof/>
             <w:webHidden/>
           </w:rPr>
-          <w:instrText xml:space="preserve"> PAGEREF _Toc234331125 \h </w:instrText>
+          <w:instrText xml:space="preserve"> PAGEREF _Toc234332880 \h </w:instrText>
         </w:r>
         <w:r>
           <w:rPr>
@@ -2048,7 +2048,7 @@
           <w14:ligatures w14:val="standardContextual"/>
         </w:rPr>
       </w:pPr>
-      <w:hyperlink w:anchor="_Toc234331126" w:history="1">
+      <w:hyperlink w:anchor="_Toc234332881" w:history="1">
         <w:r>
           <w:rPr>
             <w:rStyle w:val="Hypertextovodkaz"/>
@@ -2075,7 +2075,7 @@
             <w:noProof/>
             <w:webHidden/>
           </w:rPr>
-          <w:instrText xml:space="preserve"> PAGEREF _Toc234331126 \h </w:instrText>
+          <w:instrText xml:space="preserve"> PAGEREF _Toc234332881 \h </w:instrText>
         </w:r>
         <w:r>
           <w:rPr>
@@ -2121,7 +2121,7 @@
           <w14:ligatures w14:val="standardContextual"/>
         </w:rPr>
       </w:pPr>
-      <w:hyperlink w:anchor="_Toc234331127" w:history="1">
+      <w:hyperlink w:anchor="_Toc234332882" w:history="1">
         <w:r>
           <w:rPr>
             <w:rStyle w:val="Hypertextovodkaz"/>
@@ -2148,7 +2148,7 @@
             <w:noProof/>
             <w:webHidden/>
           </w:rPr>
-          <w:instrText xml:space="preserve"> PAGEREF _Toc234331127 \h </w:instrText>
+          <w:instrText xml:space="preserve"> PAGEREF _Toc234332882 \h </w:instrText>
         </w:r>
         <w:r>
           <w:rPr>
@@ -2194,7 +2194,7 @@
           <w14:ligatures w14:val="standardContextual"/>
         </w:rPr>
       </w:pPr>
-      <w:hyperlink w:anchor="_Toc234331128" w:history="1">
+      <w:hyperlink w:anchor="_Toc234332883" w:history="1">
         <w:r>
           <w:rPr>
             <w:rStyle w:val="Hypertextovodkaz"/>
@@ -2221,7 +2221,7 @@
             <w:noProof/>
             <w:webHidden/>
           </w:rPr>
-          <w:instrText xml:space="preserve"> PAGEREF _Toc234331128 \h </w:instrText>
+          <w:instrText xml:space="preserve"> PAGEREF _Toc234332883 \h </w:instrText>
         </w:r>
         <w:r>
           <w:rPr>
@@ -2267,7 +2267,7 @@
           <w14:ligatures w14:val="standardContextual"/>
         </w:rPr>
       </w:pPr>
-      <w:hyperlink w:anchor="_Toc234331129" w:history="1">
+      <w:hyperlink w:anchor="_Toc234332884" w:history="1">
         <w:r>
           <w:rPr>
             <w:rStyle w:val="Hypertextovodkaz"/>
@@ -2294,7 +2294,7 @@
             <w:noProof/>
             <w:webHidden/>
           </w:rPr>
-          <w:instrText xml:space="preserve"> PAGEREF _Toc234331129 \h </w:instrText>
+          <w:instrText xml:space="preserve"> PAGEREF _Toc234332884 \h </w:instrText>
         </w:r>
         <w:r>
           <w:rPr>
@@ -2340,7 +2340,7 @@
           <w14:ligatures w14:val="standardContextual"/>
         </w:rPr>
       </w:pPr>
-      <w:hyperlink w:anchor="_Toc234331130" w:history="1">
+      <w:hyperlink w:anchor="_Toc234332885" w:history="1">
         <w:r>
           <w:rPr>
             <w:rStyle w:val="Hypertextovodkaz"/>
@@ -2367,7 +2367,7 @@
             <w:noProof/>
             <w:webHidden/>
           </w:rPr>
-          <w:instrText xml:space="preserve"> PAGEREF _Toc234331130 \h </w:instrText>
+          <w:instrText xml:space="preserve"> PAGEREF _Toc234332885 \h </w:instrText>
         </w:r>
         <w:r>
           <w:rPr>
@@ -2413,7 +2413,7 @@
           <w14:ligatures w14:val="standardContextual"/>
         </w:rPr>
       </w:pPr>
-      <w:hyperlink w:anchor="_Toc234331131" w:history="1">
+      <w:hyperlink w:anchor="_Toc234332886" w:history="1">
         <w:r>
           <w:rPr>
             <w:rStyle w:val="Hypertextovodkaz"/>
@@ -2440,7 +2440,7 @@
             <w:noProof/>
             <w:webHidden/>
           </w:rPr>
-          <w:instrText xml:space="preserve"> PAGEREF _Toc234331131 \h </w:instrText>
+          <w:instrText xml:space="preserve"> PAGEREF _Toc234332886 \h </w:instrText>
         </w:r>
         <w:r>
           <w:rPr>
@@ -2486,7 +2486,7 @@
           <w14:ligatures w14:val="standardContextual"/>
         </w:rPr>
       </w:pPr>
-      <w:hyperlink w:anchor="_Toc234331132" w:history="1">
+      <w:hyperlink w:anchor="_Toc234332887" w:history="1">
         <w:r>
           <w:rPr>
             <w:rStyle w:val="Hypertextovodkaz"/>
@@ -2513,7 +2513,7 @@
             <w:noProof/>
             <w:webHidden/>
           </w:rPr>
-          <w:instrText xml:space="preserve"> PAGEREF _Toc234331132 \h </w:instrText>
+          <w:instrText xml:space="preserve"> PAGEREF _Toc234332887 \h </w:instrText>
         </w:r>
         <w:r>
           <w:rPr>
@@ -2559,7 +2559,7 @@
           <w14:ligatures w14:val="standardContextual"/>
         </w:rPr>
       </w:pPr>
-      <w:hyperlink w:anchor="_Toc234331133" w:history="1">
+      <w:hyperlink w:anchor="_Toc234332888" w:history="1">
         <w:r>
           <w:rPr>
             <w:rStyle w:val="Hypertextovodkaz"/>
@@ -2586,7 +2586,7 @@
             <w:noProof/>
             <w:webHidden/>
           </w:rPr>
-          <w:instrText xml:space="preserve"> PAGEREF _Toc234331133 \h </w:instrText>
+          <w:instrText xml:space="preserve"> PAGEREF _Toc234332888 \h </w:instrText>
         </w:r>
         <w:r>
           <w:rPr>
@@ -2626,7 +2626,7 @@
       <w:pPr>
         <w:pStyle w:val="Nadpis1"/>
       </w:pPr>
-      <w:bookmarkStart w:id="0" w:name="_Toc234331100"/>
+      <w:bookmarkStart w:id="0" w:name="_Toc234332855"/>
       <w:r>
         <w:t>1. Introduction</w:t>
       </w:r>
@@ -2697,7 +2697,7 @@
       <w:pPr>
         <w:pStyle w:val="Nadpis2"/>
       </w:pPr>
-      <w:bookmarkStart w:id="1" w:name="_Toc234331101"/>
+      <w:bookmarkStart w:id="1" w:name="_Toc234332856"/>
       <w:r>
         <w:t>1.1 Requirements and installation</w:t>
       </w:r>
@@ -2828,7 +2828,7 @@
       <w:pPr>
         <w:pStyle w:val="Nadpis2"/>
       </w:pPr>
-      <w:bookmarkStart w:id="2" w:name="_Toc234331102"/>
+      <w:bookmarkStart w:id="2" w:name="_Toc234332857"/>
       <w:r>
         <w:t>1.2 Commands, aliases and permissions</w:t>
       </w:r>
@@ -2986,7 +2986,7 @@
       <w:pPr>
         <w:pStyle w:val="Nadpis1"/>
       </w:pPr>
-      <w:bookmarkStart w:id="3" w:name="_Toc234331103"/>
+      <w:bookmarkStart w:id="3" w:name="_Toc234332858"/>
       <w:r>
         <w:t>2. Getting Tools and Items</w:t>
       </w:r>
@@ -3010,7 +3010,7 @@
       <w:pPr>
         <w:pStyle w:val="Nadpis2"/>
       </w:pPr>
-      <w:bookmarkStart w:id="4" w:name="_Toc234331104"/>
+      <w:bookmarkStart w:id="4" w:name="_Toc234332859"/>
       <w:r>
         <w:t>2.1 Tool sets</w:t>
       </w:r>
@@ -3110,14 +3110,14 @@
         <w:t>Every tool-set command first clears your entire inventory</w:t>
       </w:r>
       <w:r>
-        <w:t xml:space="preserve"> and then adds the set. The BB84 set additionally puts 64 blue + 64 red stained glass and a stack of each spare filter into the main inventory.</w:t>
+        <w:t xml:space="preserve"> and then adds the set. The BB84 set additionally puts 64 blue + 64 red stained glass panes and a stack of each spare filter into the main inventory.</w:t>
       </w:r>
     </w:p>
     <w:p>
       <w:pPr>
         <w:pStyle w:val="Nadpis2"/>
       </w:pPr>
-      <w:bookmarkStart w:id="5" w:name="_Toc234331105"/>
+      <w:bookmarkStart w:id="5" w:name="_Toc234332860"/>
       <w:r>
         <w:t>2.2 Single items — keep your inventory</w:t>
       </w:r>
@@ -3166,7 +3166,7 @@
       <w:pPr>
         <w:pStyle w:val="Nadpis2"/>
       </w:pPr>
-      <w:bookmarkStart w:id="6" w:name="_Toc234331106"/>
+      <w:bookmarkStart w:id="6" w:name="_Toc234332861"/>
       <w:r>
         <w:t>2.3 The Quantum Eraser</w:t>
       </w:r>
@@ -3273,7 +3273,7 @@
                 <w:noProof/>
               </w:rPr>
               <w:drawing>
-                <wp:inline distT="0" distB="0" distL="0" distR="0" wp14:anchorId="0CB34C90" wp14:editId="558CE31D">
+                <wp:inline distT="0" distB="0" distL="0" distR="0" wp14:anchorId="7623C307" wp14:editId="54FDE29F">
                   <wp:extent cx="457200" cy="457200"/>
                   <wp:effectExtent l="0" t="0" r="0" b="0"/>
                   <wp:docPr id="1001" name="brush.png"/>
@@ -3355,7 +3355,7 @@
       <w:pPr>
         <w:pStyle w:val="Nadpis1"/>
       </w:pPr>
-      <w:bookmarkStart w:id="7" w:name="_Toc234331107"/>
+      <w:bookmarkStart w:id="7" w:name="_Toc234332862"/>
       <w:r>
         <w:t>3. BB84 — Quantum Key Distribution</w:t>
       </w:r>
@@ -3411,7 +3411,7 @@
       <w:pPr>
         <w:pStyle w:val="Nadpis2"/>
       </w:pPr>
-      <w:bookmarkStart w:id="8" w:name="_Toc234331108"/>
+      <w:bookmarkStart w:id="8" w:name="_Toc234332863"/>
       <w:r>
         <w:t>3.1 Tools and items</w:t>
       </w:r>
@@ -3518,7 +3518,7 @@
                 <w:noProof/>
               </w:rPr>
               <w:drawing>
-                <wp:inline distT="0" distB="0" distL="0" distR="0" wp14:anchorId="18F1AF39" wp14:editId="0ADBCF77">
+                <wp:inline distT="0" distB="0" distL="0" distR="0" wp14:anchorId="2AEBCA00" wp14:editId="32B12C7B">
                   <wp:extent cx="457200" cy="457200"/>
                   <wp:effectExtent l="0" t="0" r="0" b="0"/>
                   <wp:docPr id="1002" name="compass.png"/>
@@ -3606,7 +3606,7 @@
                 <w:noProof/>
               </w:rPr>
               <w:drawing>
-                <wp:inline distT="0" distB="0" distL="0" distR="0" wp14:anchorId="2DB2ACB9" wp14:editId="3A98FA4B">
+                <wp:inline distT="0" distB="0" distL="0" distR="0" wp14:anchorId="5204334A" wp14:editId="0630781A">
                   <wp:extent cx="457200" cy="457200"/>
                   <wp:effectExtent l="0" t="0" r="0" b="0"/>
                   <wp:docPr id="1003" name="recovery_compass.png"/>
@@ -3694,7 +3694,7 @@
                 <w:noProof/>
               </w:rPr>
               <w:drawing>
-                <wp:inline distT="0" distB="0" distL="0" distR="0" wp14:anchorId="19C6D4DB" wp14:editId="7BE0A594">
+                <wp:inline distT="0" distB="0" distL="0" distR="0" wp14:anchorId="0C7C253C" wp14:editId="11AD3396">
                   <wp:extent cx="457200" cy="457200"/>
                   <wp:effectExtent l="0" t="0" r="0" b="0"/>
                   <wp:docPr id="1004" name="snowball.png"/>
@@ -3782,7 +3782,7 @@
                 <w:noProof/>
               </w:rPr>
               <w:drawing>
-                <wp:inline distT="0" distB="0" distL="0" distR="0" wp14:anchorId="743D1EAA" wp14:editId="67CE625B">
+                <wp:inline distT="0" distB="0" distL="0" distR="0" wp14:anchorId="3CA0AB3A" wp14:editId="7AD5B093">
                   <wp:extent cx="457200" cy="457200"/>
                   <wp:effectExtent l="0" t="0" r="0" b="0"/>
                   <wp:docPr id="1005" name="carrot_on_a_stick.png"/>
@@ -3870,7 +3870,7 @@
                 <w:noProof/>
               </w:rPr>
               <w:drawing>
-                <wp:inline distT="0" distB="0" distL="0" distR="0" wp14:anchorId="73A02DF9" wp14:editId="63109F64">
+                <wp:inline distT="0" distB="0" distL="0" distR="0" wp14:anchorId="72E3F5CE" wp14:editId="2E59CA29">
                   <wp:extent cx="457200" cy="457200"/>
                   <wp:effectExtent l="0" t="0" r="0" b="0"/>
                   <wp:docPr id="1006" name="warped_fungus_on_a_stick.png"/>
@@ -3958,7 +3958,7 @@
                 <w:noProof/>
               </w:rPr>
               <w:drawing>
-                <wp:inline distT="0" distB="0" distL="0" distR="0" wp14:anchorId="0FBFBBF0" wp14:editId="49999C49">
+                <wp:inline distT="0" distB="0" distL="0" distR="0" wp14:anchorId="45AD5725" wp14:editId="25F4EE86">
                   <wp:extent cx="457200" cy="457200"/>
                   <wp:effectExtent l="0" t="0" r="0" b="0"/>
                   <wp:docPr id="1007" name="nether_star.png"/>
@@ -4046,7 +4046,7 @@
                 <w:noProof/>
               </w:rPr>
               <w:drawing>
-                <wp:inline distT="0" distB="0" distL="0" distR="0" wp14:anchorId="250D7BE8" wp14:editId="11572F87">
+                <wp:inline distT="0" distB="0" distL="0" distR="0" wp14:anchorId="406F5A7B" wp14:editId="0AEEE552">
                   <wp:extent cx="457200" cy="457200"/>
                   <wp:effectExtent l="0" t="0" r="0" b="0"/>
                   <wp:docPr id="1008" name="ender_eye.png"/>
@@ -4134,7 +4134,7 @@
                 <w:noProof/>
               </w:rPr>
               <w:drawing>
-                <wp:inline distT="0" distB="0" distL="0" distR="0" wp14:anchorId="58C70304" wp14:editId="65CB9A66">
+                <wp:inline distT="0" distB="0" distL="0" distR="0" wp14:anchorId="09E03CF4" wp14:editId="7A8F1F06">
                   <wp:extent cx="457200" cy="457200"/>
                   <wp:effectExtent l="0" t="0" r="0" b="0"/>
                   <wp:docPr id="1009" name="chest.png"/>
@@ -4216,7 +4216,7 @@
                 <w:noProof/>
               </w:rPr>
               <w:drawing>
-                <wp:inline distT="0" distB="0" distL="0" distR="0" wp14:anchorId="4EEF351D" wp14:editId="49D56F41">
+                <wp:inline distT="0" distB="0" distL="0" distR="0" wp14:anchorId="5FA626D5" wp14:editId="042CAAC0">
                   <wp:extent cx="457200" cy="457200"/>
                   <wp:effectExtent l="0" t="0" r="0" b="0"/>
                   <wp:docPr id="1010" name="blue_glass.png"/>
@@ -4263,7 +4263,7 @@
               <w:spacing w:after="0"/>
             </w:pPr>
             <w:r>
-              <w:t>Blue Stained Glass (64×)</w:t>
+              <w:t>Blue Stained Glass Pane (64×)</w:t>
             </w:r>
           </w:p>
         </w:tc>
@@ -4307,7 +4307,7 @@
                 <w:noProof/>
               </w:rPr>
               <w:drawing>
-                <wp:inline distT="0" distB="0" distL="0" distR="0" wp14:anchorId="1C19E2AA" wp14:editId="28194344">
+                <wp:inline distT="0" distB="0" distL="0" distR="0" wp14:anchorId="409F3468" wp14:editId="36AA5D83">
                   <wp:extent cx="457200" cy="457200"/>
                   <wp:effectExtent l="0" t="0" r="0" b="0"/>
                   <wp:docPr id="1011" name="red_glass.png"/>
@@ -4354,7 +4354,7 @@
               <w:spacing w:after="0"/>
             </w:pPr>
             <w:r>
-              <w:t>Red Stained Glass (64×)</w:t>
+              <w:t>Red Stained Glass Pane (64×)</w:t>
             </w:r>
           </w:p>
         </w:tc>
@@ -4398,7 +4398,7 @@
                 <w:noProof/>
               </w:rPr>
               <w:drawing>
-                <wp:inline distT="0" distB="0" distL="0" distR="0" wp14:anchorId="6C364152" wp14:editId="7874DAC6">
+                <wp:inline distT="0" distB="0" distL="0" distR="0" wp14:anchorId="40D23B5D" wp14:editId="5C3C3148">
                   <wp:extent cx="457200" cy="457200"/>
                   <wp:effectExtent l="0" t="0" r="0" b="0"/>
                   <wp:docPr id="1012" name="brush.png"/>
@@ -4480,7 +4480,7 @@
       <w:pPr>
         <w:pStyle w:val="Nadpis2"/>
       </w:pPr>
-      <w:bookmarkStart w:id="9" w:name="_Toc234331109"/>
+      <w:bookmarkStart w:id="9" w:name="_Toc234332864"/>
       <w:r>
         <w:t>3.2 How the double chests work</w:t>
       </w:r>
@@ -4512,7 +4512,7 @@
         <w:t>bits</w:t>
       </w:r>
       <w:r>
-        <w:t>: put Blue (0) or Red (1) Stained Glass under a filter to choose the bit yourself, or leave the slot empty for a random bit. A floating red text above the chest shows what is still missing ("Missing: filters, photons").</w:t>
+        <w:t>: put a Blue (0) or Red (1) Stained Glass Pane under a filter to choose the bit yourself, or leave the slot empty for a random bit. A floating red text above the chest shows what is still missing ("Missing: filters, photons").</w:t>
       </w:r>
     </w:p>
     <w:p>
@@ -4525,7 +4525,7 @@
           <w:noProof/>
         </w:rPr>
         <w:drawing>
-          <wp:inline distT="0" distB="0" distL="0" distR="0" wp14:anchorId="35F9E507" wp14:editId="4ED40433">
+          <wp:inline distT="0" distB="0" distL="0" distR="0" wp14:anchorId="0C3B7079" wp14:editId="5F569936">
             <wp:extent cx="3352800" cy="2590800"/>
             <wp:effectExtent l="0" t="0" r="0" b="0"/>
             <wp:docPr id="1013" name="sender_chest.png"/>
@@ -4573,7 +4573,7 @@
           <w:sz w:val="18"/>
           <w:szCs w:val="18"/>
         </w:rPr>
-        <w:t>Sender chest — Alice's filters in rows 1, 3, 5; her bit glass in rows 2, 4, 6</w:t>
+        <w:t>Sender chest — Alice's filters in rows 1, 3, 5; her bit glass panes in rows 2, 4, 6</w:t>
       </w:r>
     </w:p>
     <w:p>
@@ -4593,7 +4593,7 @@
         <w:t>measured results</w:t>
       </w:r>
       <w:r>
-        <w:t xml:space="preserve"> into rows 2, 4 and 6 as blue/red glass, into the slot matching the photon's number.</w:t>
+        <w:t xml:space="preserve"> into rows 2, 4 and 6 as blue/red glass panes, into the slot matching the photon's number.</w:t>
       </w:r>
     </w:p>
     <w:p>
@@ -4606,7 +4606,7 @@
           <w:noProof/>
         </w:rPr>
         <w:drawing>
-          <wp:inline distT="0" distB="0" distL="0" distR="0" wp14:anchorId="36B1FD62" wp14:editId="65525ECF">
+          <wp:inline distT="0" distB="0" distL="0" distR="0" wp14:anchorId="1840A2DB" wp14:editId="02B4772A">
             <wp:extent cx="3352800" cy="2590800"/>
             <wp:effectExtent l="0" t="0" r="0" b="0"/>
             <wp:docPr id="1014" name="gate_chest.png"/>
@@ -4661,7 +4661,7 @@
       <w:pPr>
         <w:pStyle w:val="Nadpis2"/>
       </w:pPr>
-      <w:bookmarkStart w:id="10" w:name="_Toc234331110"/>
+      <w:bookmarkStart w:id="10" w:name="_Toc234332865"/>
       <w:r>
         <w:t>3.3 Step by step</w:t>
       </w:r>
@@ -4759,7 +4759,7 @@
         <w:t>/qacraft sender fill</w:t>
       </w:r>
       <w:r>
-        <w:t xml:space="preserve"> — rows 1/3/5 receive 27 random filters, rows 2/4/6 are cleared. Optionally lay blue/red glass into rows 2/4/6 to choose Alice's bits yourself.</w:t>
+        <w:t xml:space="preserve"> — rows 1/3/5 receive 27 random filters, rows 2/4/6 are cleared. Optionally lay blue/red glass panes into rows 2/4/6 to choose Alice's bits yourself.</w:t>
       </w:r>
     </w:p>
     <w:p>
@@ -4907,7 +4907,7 @@
         </w:numPr>
       </w:pPr>
       <w:r>
-        <w:t xml:space="preserve">Watch the measurements: when photon F#n passes within 1.5 blocks of a gate, it flashes blue or red and the gate writes the result glass into </w:t>
+        <w:t xml:space="preserve">Watch the measurements: when photon F#n passes within 1.5 blocks of a gate, it flashes blue or red and the gate writes the result glass pane into </w:t>
       </w:r>
       <w:r>
         <w:rPr>
@@ -4927,14 +4927,14 @@
         </w:numPr>
       </w:pPr>
       <w:r>
-        <w:t>Sift the key: compare the two chests and keep only the positions where both filters match — those glass bits are the shared secret key.</w:t>
+        <w:t>Sift the key: compare the two chests and keep only the positions where both filters match — those glass-pane bits are the shared secret key.</w:t>
       </w:r>
     </w:p>
     <w:p>
       <w:pPr>
         <w:pStyle w:val="Nadpis2"/>
       </w:pPr>
-      <w:bookmarkStart w:id="11" w:name="_Toc234331111"/>
+      <w:bookmarkStart w:id="11" w:name="_Toc234332866"/>
       <w:r>
         <w:t>3.4 Manual experiments</w:t>
       </w:r>
@@ -5112,7 +5112,7 @@
       <w:pPr>
         <w:pStyle w:val="Nadpis1"/>
       </w:pPr>
-      <w:bookmarkStart w:id="12" w:name="_Toc234331112"/>
+      <w:bookmarkStart w:id="12" w:name="_Toc234332867"/>
       <w:r>
         <w:t>4. Grover's Search Algorithm</w:t>
       </w:r>
@@ -5349,7 +5349,7 @@
       <w:pPr>
         <w:pStyle w:val="Nadpis2"/>
       </w:pPr>
-      <w:bookmarkStart w:id="13" w:name="_Toc234331113"/>
+      <w:bookmarkStart w:id="13" w:name="_Toc234332868"/>
       <w:r>
         <w:t>4.1 Tools and items</w:t>
       </w:r>
@@ -5456,7 +5456,7 @@
                 <w:noProof/>
               </w:rPr>
               <w:drawing>
-                <wp:inline distT="0" distB="0" distL="0" distR="0" wp14:anchorId="240C0C9C" wp14:editId="7D4C753D">
+                <wp:inline distT="0" distB="0" distL="0" distR="0" wp14:anchorId="604C444C" wp14:editId="68E500BC">
                   <wp:extent cx="457200" cy="457200"/>
                   <wp:effectExtent l="0" t="0" r="0" b="0"/>
                   <wp:docPr id="1015" name="fire_charge.png"/>
@@ -5544,7 +5544,7 @@
                 <w:noProof/>
               </w:rPr>
               <w:drawing>
-                <wp:inline distT="0" distB="0" distL="0" distR="0" wp14:anchorId="793AAAAE" wp14:editId="5AB2C96C">
+                <wp:inline distT="0" distB="0" distL="0" distR="0" wp14:anchorId="345A1712" wp14:editId="7F33E128">
                   <wp:extent cx="457200" cy="457200"/>
                   <wp:effectExtent l="0" t="0" r="0" b="0"/>
                   <wp:docPr id="1016" name="conduit.png"/>
@@ -5632,7 +5632,7 @@
                 <w:noProof/>
               </w:rPr>
               <w:drawing>
-                <wp:inline distT="0" distB="0" distL="0" distR="0" wp14:anchorId="17E629F3" wp14:editId="73E41076">
+                <wp:inline distT="0" distB="0" distL="0" distR="0" wp14:anchorId="0451B0A6" wp14:editId="4CF2802F">
                   <wp:extent cx="457200" cy="457200"/>
                   <wp:effectExtent l="0" t="0" r="0" b="0"/>
                   <wp:docPr id="1017" name="wind_charge.png"/>
@@ -5720,7 +5720,7 @@
                 <w:noProof/>
               </w:rPr>
               <w:drawing>
-                <wp:inline distT="0" distB="0" distL="0" distR="0" wp14:anchorId="0F58801F" wp14:editId="5137E579">
+                <wp:inline distT="0" distB="0" distL="0" distR="0" wp14:anchorId="0E2C678A" wp14:editId="588CD227">
                   <wp:extent cx="457200" cy="457200"/>
                   <wp:effectExtent l="0" t="0" r="0" b="0"/>
                   <wp:docPr id="1018" name="spyglass.png"/>
@@ -5808,7 +5808,7 @@
                 <w:noProof/>
               </w:rPr>
               <w:drawing>
-                <wp:inline distT="0" distB="0" distL="0" distR="0" wp14:anchorId="686B4658" wp14:editId="767693AE">
+                <wp:inline distT="0" distB="0" distL="0" distR="0" wp14:anchorId="2D6704C6" wp14:editId="642EFB44">
                   <wp:extent cx="457200" cy="457200"/>
                   <wp:effectExtent l="0" t="0" r="0" b="0"/>
                   <wp:docPr id="1019" name="tnt.png"/>
@@ -5896,7 +5896,7 @@
                 <w:noProof/>
               </w:rPr>
               <w:drawing>
-                <wp:inline distT="0" distB="0" distL="0" distR="0" wp14:anchorId="3E0C61C3" wp14:editId="7C0F50E0">
+                <wp:inline distT="0" distB="0" distL="0" distR="0" wp14:anchorId="796A49A6" wp14:editId="7D985F5C">
                   <wp:extent cx="457200" cy="457200"/>
                   <wp:effectExtent l="0" t="0" r="0" b="0"/>
                   <wp:docPr id="1020" name="brush.png"/>
@@ -5978,7 +5978,7 @@
       <w:pPr>
         <w:pStyle w:val="Nadpis2"/>
       </w:pPr>
-      <w:bookmarkStart w:id="14" w:name="_Toc234331114"/>
+      <w:bookmarkStart w:id="14" w:name="_Toc234332869"/>
       <w:r>
         <w:t>4.2 Multiple grids at once</w:t>
       </w:r>
@@ -6035,7 +6035,7 @@
       <w:pPr>
         <w:pStyle w:val="Nadpis2"/>
       </w:pPr>
-      <w:bookmarkStart w:id="15" w:name="_Toc234331115"/>
+      <w:bookmarkStart w:id="15" w:name="_Toc234332870"/>
       <w:r>
         <w:t>4.3 Step by step</w:t>
       </w:r>
@@ -6288,7 +6288,7 @@
       <w:pPr>
         <w:pStyle w:val="Nadpis2"/>
       </w:pPr>
-      <w:bookmarkStart w:id="16" w:name="_Toc234331116"/>
+      <w:bookmarkStart w:id="16" w:name="_Toc234332871"/>
       <w:r>
         <w:t>4.4 Visualisation rules</w:t>
       </w:r>
@@ -6365,7 +6365,7 @@
       <w:pPr>
         <w:pStyle w:val="Nadpis1"/>
       </w:pPr>
-      <w:bookmarkStart w:id="17" w:name="_Toc234331117"/>
+      <w:bookmarkStart w:id="17" w:name="_Toc234332872"/>
       <w:r>
         <w:t>5. E91 — Entanglement Protocol</w:t>
       </w:r>
@@ -6457,7 +6457,7 @@
       <w:pPr>
         <w:pStyle w:val="Nadpis2"/>
       </w:pPr>
-      <w:bookmarkStart w:id="18" w:name="_Toc234331118"/>
+      <w:bookmarkStart w:id="18" w:name="_Toc234332873"/>
       <w:r>
         <w:t>5.1 Tools and items</w:t>
       </w:r>
@@ -6564,7 +6564,7 @@
                 <w:noProof/>
               </w:rPr>
               <w:drawing>
-                <wp:inline distT="0" distB="0" distL="0" distR="0" wp14:anchorId="729E95D0" wp14:editId="48E630E4">
+                <wp:inline distT="0" distB="0" distL="0" distR="0" wp14:anchorId="598F4894" wp14:editId="68E02EDA">
                   <wp:extent cx="457200" cy="457200"/>
                   <wp:effectExtent l="0" t="0" r="0" b="0"/>
                   <wp:docPr id="1021" name="amethyst_shard.png"/>
@@ -6652,7 +6652,7 @@
                 <w:noProof/>
               </w:rPr>
               <w:drawing>
-                <wp:inline distT="0" distB="0" distL="0" distR="0" wp14:anchorId="41EE7D0F" wp14:editId="7540874E">
+                <wp:inline distT="0" distB="0" distL="0" distR="0" wp14:anchorId="7B726045" wp14:editId="6DE439AA">
                   <wp:extent cx="457200" cy="457200"/>
                   <wp:effectExtent l="0" t="0" r="0" b="0"/>
                   <wp:docPr id="1022" name="compass.png"/>
@@ -6740,7 +6740,7 @@
                 <w:noProof/>
               </w:rPr>
               <w:drawing>
-                <wp:inline distT="0" distB="0" distL="0" distR="0" wp14:anchorId="4793B9E4" wp14:editId="094F31BA">
+                <wp:inline distT="0" distB="0" distL="0" distR="0" wp14:anchorId="67851FAC" wp14:editId="791CFF7E">
                   <wp:extent cx="457200" cy="457200"/>
                   <wp:effectExtent l="0" t="0" r="0" b="0"/>
                   <wp:docPr id="1023" name="recovery_compass.png"/>
@@ -6828,7 +6828,7 @@
                 <w:noProof/>
               </w:rPr>
               <w:drawing>
-                <wp:inline distT="0" distB="0" distL="0" distR="0" wp14:anchorId="3E337480" wp14:editId="57093AB9">
+                <wp:inline distT="0" distB="0" distL="0" distR="0" wp14:anchorId="68828832" wp14:editId="72AFD714">
                   <wp:extent cx="457200" cy="457200"/>
                   <wp:effectExtent l="0" t="0" r="0" b="0"/>
                   <wp:docPr id="1024" name="clock.png"/>
@@ -6916,7 +6916,7 @@
                 <w:noProof/>
               </w:rPr>
               <w:drawing>
-                <wp:inline distT="0" distB="0" distL="0" distR="0" wp14:anchorId="181EBE73" wp14:editId="6E7D0330">
+                <wp:inline distT="0" distB="0" distL="0" distR="0" wp14:anchorId="5EDB1034" wp14:editId="15097123">
                   <wp:extent cx="457200" cy="457200"/>
                   <wp:effectExtent l="0" t="0" r="0" b="0"/>
                   <wp:docPr id="1025" name="diamond_axe.png"/>
@@ -7004,7 +7004,7 @@
                 <w:noProof/>
               </w:rPr>
               <w:drawing>
-                <wp:inline distT="0" distB="0" distL="0" distR="0" wp14:anchorId="4CF0383B" wp14:editId="36AA0993">
+                <wp:inline distT="0" distB="0" distL="0" distR="0" wp14:anchorId="264601D1" wp14:editId="66C067F2">
                   <wp:extent cx="457200" cy="457200"/>
                   <wp:effectExtent l="0" t="0" r="0" b="0"/>
                   <wp:docPr id="1026" name="golden_axe.png"/>
@@ -7092,7 +7092,7 @@
                 <w:noProof/>
               </w:rPr>
               <w:drawing>
-                <wp:inline distT="0" distB="0" distL="0" distR="0" wp14:anchorId="343E1396" wp14:editId="4C822A66">
+                <wp:inline distT="0" distB="0" distL="0" distR="0" wp14:anchorId="7E609184" wp14:editId="59BB76A7">
                   <wp:extent cx="457200" cy="457200"/>
                   <wp:effectExtent l="0" t="0" r="0" b="0"/>
                   <wp:docPr id="1027" name="brush.png"/>
@@ -7174,7 +7174,7 @@
       <w:pPr>
         <w:pStyle w:val="Nadpis2"/>
       </w:pPr>
-      <w:bookmarkStart w:id="19" w:name="_Toc234331119"/>
+      <w:bookmarkStart w:id="19" w:name="_Toc234332874"/>
       <w:r>
         <w:t>5.2 Step by step</w:t>
       </w:r>
@@ -7504,7 +7504,7 @@
       <w:pPr>
         <w:pStyle w:val="Nadpis2"/>
       </w:pPr>
-      <w:bookmarkStart w:id="20" w:name="_Toc234331120"/>
+      <w:bookmarkStart w:id="20" w:name="_Toc234332875"/>
       <w:r>
         <w:t>5.3 The physics behind it</w:t>
       </w:r>
@@ -7558,7 +7558,7 @@
       <w:pPr>
         <w:pStyle w:val="Nadpis1"/>
       </w:pPr>
-      <w:bookmarkStart w:id="21" w:name="_Toc234331121"/>
+      <w:bookmarkStart w:id="21" w:name="_Toc234332876"/>
       <w:r>
         <w:t>6. Plasma — the Lobby Effect</w:t>
       </w:r>
@@ -7573,7 +7573,7 @@
       <w:pPr>
         <w:pStyle w:val="Nadpis2"/>
       </w:pPr>
-      <w:bookmarkStart w:id="22" w:name="_Toc234331122"/>
+      <w:bookmarkStart w:id="22" w:name="_Toc234332877"/>
       <w:r>
         <w:t>6.1 Tools and commands</w:t>
       </w:r>
@@ -7680,7 +7680,7 @@
                 <w:noProof/>
               </w:rPr>
               <w:drawing>
-                <wp:inline distT="0" distB="0" distL="0" distR="0" wp14:anchorId="38A15AC7" wp14:editId="21246853">
+                <wp:inline distT="0" distB="0" distL="0" distR="0" wp14:anchorId="07C3CEB2" wp14:editId="7DDD36F6">
                   <wp:extent cx="457200" cy="457200"/>
                   <wp:effectExtent l="0" t="0" r="0" b="0"/>
                   <wp:docPr id="1028" name="heart_of_the_sea.png"/>
@@ -7768,7 +7768,7 @@
                 <w:noProof/>
               </w:rPr>
               <w:drawing>
-                <wp:inline distT="0" distB="0" distL="0" distR="0" wp14:anchorId="0CC2FE70" wp14:editId="2FA7D0B3">
+                <wp:inline distT="0" distB="0" distL="0" distR="0" wp14:anchorId="2A927354" wp14:editId="4F5F3003">
                   <wp:extent cx="457200" cy="457200"/>
                   <wp:effectExtent l="0" t="0" r="0" b="0"/>
                   <wp:docPr id="1029" name="echo_shard.png"/>
@@ -7882,7 +7882,7 @@
       <w:pPr>
         <w:pStyle w:val="Nadpis1"/>
       </w:pPr>
-      <w:bookmarkStart w:id="23" w:name="_Toc234331123"/>
+      <w:bookmarkStart w:id="23" w:name="_Toc234332878"/>
       <w:r>
         <w:t>7. Tutorial Hall and Guided Walkthrough</w:t>
       </w:r>
@@ -7915,7 +7915,7 @@
       <w:pPr>
         <w:pStyle w:val="Nadpis2"/>
       </w:pPr>
-      <w:bookmarkStart w:id="24" w:name="_Toc234331124"/>
+      <w:bookmarkStart w:id="24" w:name="_Toc234332879"/>
       <w:r>
         <w:t>7.1 Building the hall</w:t>
       </w:r>
@@ -8007,7 +8007,7 @@
       <w:pPr>
         <w:pStyle w:val="Nadpis2"/>
       </w:pPr>
-      <w:bookmarkStart w:id="25" w:name="_Toc234331125"/>
+      <w:bookmarkStart w:id="25" w:name="_Toc234332880"/>
       <w:r>
         <w:t>7.2 Running the tutorial</w:t>
       </w:r>
@@ -8147,7 +8147,7 @@
       <w:pPr>
         <w:pStyle w:val="Nadpis2"/>
       </w:pPr>
-      <w:bookmarkStart w:id="26" w:name="_Toc234331126"/>
+      <w:bookmarkStart w:id="26" w:name="_Toc234332881"/>
       <w:r>
         <w:t>7.3 What you will do in each room</w:t>
       </w:r>
@@ -8179,7 +8179,7 @@
         <w:t>/q sender fill</w:t>
       </w:r>
       <w:r>
-        <w:t xml:space="preserve"> + lay result glass → place the Gate → build its chest → fill it with Compasses → place the Quantum Cable → </w:t>
+        <w:t xml:space="preserve"> + lay bit glass panes → place the Gate → build its chest → fill it with Compasses → place the Quantum Cable → </w:t>
       </w:r>
       <w:r>
         <w:rPr>
@@ -8280,7 +8280,7 @@
       <w:pPr>
         <w:pStyle w:val="Nadpis1"/>
       </w:pPr>
-      <w:bookmarkStart w:id="27" w:name="_Toc234331127"/>
+      <w:bookmarkStart w:id="27" w:name="_Toc234332882"/>
       <w:r>
         <w:t>8. Command Reference</w:t>
       </w:r>
@@ -8343,7 +8343,7 @@
       <w:pPr>
         <w:pStyle w:val="Nadpis2"/>
       </w:pPr>
-      <w:bookmarkStart w:id="28" w:name="_Toc234331128"/>
+      <w:bookmarkStart w:id="28" w:name="_Toc234332883"/>
       <w:r>
         <w:t>8.1 General</w:t>
       </w:r>
@@ -8561,7 +8561,7 @@
       <w:pPr>
         <w:pStyle w:val="Nadpis2"/>
       </w:pPr>
-      <w:bookmarkStart w:id="29" w:name="_Toc234331129"/>
+      <w:bookmarkStart w:id="29" w:name="_Toc234332884"/>
       <w:r>
         <w:t>8.2 BB84</w:t>
       </w:r>
@@ -9063,7 +9063,7 @@
       <w:pPr>
         <w:pStyle w:val="Nadpis2"/>
       </w:pPr>
-      <w:bookmarkStart w:id="30" w:name="_Toc234331130"/>
+      <w:bookmarkStart w:id="30" w:name="_Toc234332885"/>
       <w:r>
         <w:t>8.3 Grover ([id] optional with a single grid)</w:t>
       </w:r>
@@ -9419,7 +9419,7 @@
       <w:pPr>
         <w:pStyle w:val="Nadpis2"/>
       </w:pPr>
-      <w:bookmarkStart w:id="31" w:name="_Toc234331131"/>
+      <w:bookmarkStart w:id="31" w:name="_Toc234332886"/>
       <w:r>
         <w:t>8.4 E91</w:t>
       </w:r>
@@ -9785,7 +9785,7 @@
       <w:pPr>
         <w:pStyle w:val="Nadpis2"/>
       </w:pPr>
-      <w:bookmarkStart w:id="32" w:name="_Toc234331132"/>
+      <w:bookmarkStart w:id="32" w:name="_Toc234332887"/>
       <w:r>
         <w:t>8.5 Plasma, hall and tutorial</w:t>
       </w:r>
@@ -10071,7 +10071,7 @@
       <w:pPr>
         <w:pStyle w:val="Nadpis1"/>
       </w:pPr>
-      <w:bookmarkStart w:id="33" w:name="_Toc234331133"/>
+      <w:bookmarkStart w:id="33" w:name="_Toc234332888"/>
       <w:r>
         <w:t>9. Technical Notes</w:t>
       </w:r>
@@ -10389,9 +10389,9 @@
 <file path=word/numbering.xml><?xml version="1.0" encoding="utf-8"?>
 <w:numbering xmlns:wpc="http://schemas.microsoft.com/office/word/2010/wordprocessingCanvas" xmlns:cx="http://schemas.microsoft.com/office/drawing/2014/chartex" xmlns:cx1="http://schemas.microsoft.com/office/drawing/2015/9/8/chartex" xmlns:cx2="http://schemas.microsoft.com/office/drawing/2015/10/21/chartex" xmlns:cx3="http://schemas.microsoft.com/office/drawing/2016/5/9/chartex" xmlns:cx4="http://schemas.microsoft.com/office/drawing/2016/5/10/chartex" xmlns:cx5="http://schemas.microsoft.com/office/drawing/2016/5/11/chartex" xmlns:cx6="http://schemas.microsoft.com/office/drawing/2016/5/12/chartex" xmlns:cx7="http://schemas.microsoft.com/office/drawing/2016/5/13/chartex" xmlns:cx8="http://schemas.microsoft.com/office/drawing/2016/5/14/chartex" xmlns:mc="http://schemas.openxmlformats.org/markup-compatibility/2006" xmlns:aink="http://schemas.microsoft.com/office/drawing/2016/ink" xmlns:am3d="http://schemas.microsoft.com/office/drawing/2017/model3d" xmlns:o="urn:schemas-microsoft-com:office:office" xmlns:oel="http://schemas.microsoft.com/office/2019/extlst" xmlns:r="http://schemas.openxmlformats.org/officeDocument/2006/relationships" xmlns:m="http://schemas.openxmlformats.org/officeDocument/2006/math" xmlns:v="urn:schemas-microsoft-com:vml" xmlns:wp14="http://schemas.microsoft.com/office/word/2010/wordprocessingDrawing" xmlns:wp="http://schemas.openxmlformats.org/drawingml/2006/wordprocessingDrawing" xmlns:w10="urn:schemas-microsoft-com:office:word" xmlns:w="http://schemas.openxmlformats.org/wordprocessingml/2006/main" xmlns:w14="http://schemas.microsoft.com/office/word/2010/wordml" xmlns:w15="http://schemas.microsoft.com/office/word/2012/wordml" xmlns:w16cex="http://schemas.microsoft.com/office/word/2018/wordml/cex" xmlns:w16cid="http://schemas.microsoft.com/office/word/2016/wordml/cid" xmlns:w16="http://schemas.microsoft.com/office/word/2018/wordml" xmlns:w16du="http://schemas.microsoft.com/office/word/2023/wordml/word16du" xmlns:w16sdtdh="http://schemas.microsoft.com/office/word/2020/wordml/sdtdatahash" xmlns:w16sdtfl="http://schemas.microsoft.com/office/word/2024/wordml/sdtformatlock" xmlns:w16se="http://schemas.microsoft.com/office/word/2015/wordml/symex" xmlns:wpg="http://schemas.microsoft.com/office/word/2010/wordprocessingGroup" xmlns:wpi="http://schemas.microsoft.com/office/word/2010/wordprocessingInk" xmlns:wne="http://schemas.microsoft.com/office/word/2006/wordml" xmlns:wps="http://schemas.microsoft.com/office/word/2010/wordprocessingShape" mc:Ignorable="w14 w15 w16se w16cid w16 w16cex w16sdtdh w16sdtfl w16du wp14">
   <w:abstractNum w:abstractNumId="0" w15:restartNumberingAfterBreak="0">
-    <w:nsid w:val="06BB61C0"/>
+    <w:nsid w:val="0C7F0C20"/>
     <w:multiLevelType w:val="singleLevel"/>
-    <w:tmpl w:val="C2826684"/>
+    <w:tmpl w:val="D1EE121E"/>
     <w:lvl w:ilvl="0">
       <w:start w:val="1"/>
       <w:numFmt w:val="decimal"/>
@@ -10403,9 +10403,9 @@
     </w:lvl>
   </w:abstractNum>
   <w:abstractNum w:abstractNumId="1" w15:restartNumberingAfterBreak="0">
-    <w:nsid w:val="44E37890"/>
+    <w:nsid w:val="35C15A76"/>
     <w:multiLevelType w:val="singleLevel"/>
-    <w:tmpl w:val="BF3E1FFE"/>
+    <w:tmpl w:val="F37EE5FE"/>
     <w:lvl w:ilvl="0">
       <w:start w:val="1"/>
       <w:numFmt w:val="bullet"/>
@@ -10419,22 +10419,22 @@
       </w:rPr>
     </w:lvl>
   </w:abstractNum>
-  <w:num w:numId="1" w16cid:durableId="1825507542">
+  <w:num w:numId="1" w16cid:durableId="488979101">
     <w:abstractNumId w:val="1"/>
   </w:num>
-  <w:num w:numId="2" w16cid:durableId="614217008">
+  <w:num w:numId="2" w16cid:durableId="1105923522">
     <w:abstractNumId w:val="0"/>
     <w:lvlOverride w:ilvl="0">
       <w:startOverride w:val="1"/>
     </w:lvlOverride>
   </w:num>
-  <w:num w:numId="3" w16cid:durableId="1730378769">
+  <w:num w:numId="3" w16cid:durableId="1155024343">
     <w:abstractNumId w:val="0"/>
     <w:lvlOverride w:ilvl="0">
       <w:startOverride w:val="1"/>
     </w:lvlOverride>
   </w:num>
-  <w:num w:numId="4" w16cid:durableId="926966304">
+  <w:num w:numId="4" w16cid:durableId="461192657">
     <w:abstractNumId w:val="0"/>
     <w:lvlOverride w:ilvl="0">
       <w:startOverride w:val="1"/>

--- a/docs/QAcraft-Guide.docx
+++ b/docs/QAcraft-Guide.docx
@@ -150,7 +150,7 @@
       <w:r>
         <w:fldChar w:fldCharType="separate"/>
       </w:r>
-      <w:hyperlink w:anchor="_Toc234332855" w:history="1">
+      <w:hyperlink w:anchor="_Toc234365179" w:history="1">
         <w:r>
           <w:rPr>
             <w:rStyle w:val="Hypertextovodkaz"/>
@@ -177,7 +177,7 @@
             <w:noProof/>
             <w:webHidden/>
           </w:rPr>
-          <w:instrText xml:space="preserve"> PAGEREF _Toc234332855 \h </w:instrText>
+          <w:instrText xml:space="preserve"> PAGEREF _Toc234365179 \h </w:instrText>
         </w:r>
         <w:r>
           <w:rPr>
@@ -223,7 +223,7 @@
           <w14:ligatures w14:val="standardContextual"/>
         </w:rPr>
       </w:pPr>
-      <w:hyperlink w:anchor="_Toc234332856" w:history="1">
+      <w:hyperlink w:anchor="_Toc234365180" w:history="1">
         <w:r>
           <w:rPr>
             <w:rStyle w:val="Hypertextovodkaz"/>
@@ -250,7 +250,7 @@
             <w:noProof/>
             <w:webHidden/>
           </w:rPr>
-          <w:instrText xml:space="preserve"> PAGEREF _Toc234332856 \h </w:instrText>
+          <w:instrText xml:space="preserve"> PAGEREF _Toc234365180 \h </w:instrText>
         </w:r>
         <w:r>
           <w:rPr>
@@ -296,7 +296,7 @@
           <w14:ligatures w14:val="standardContextual"/>
         </w:rPr>
       </w:pPr>
-      <w:hyperlink w:anchor="_Toc234332857" w:history="1">
+      <w:hyperlink w:anchor="_Toc234365181" w:history="1">
         <w:r>
           <w:rPr>
             <w:rStyle w:val="Hypertextovodkaz"/>
@@ -323,7 +323,7 @@
             <w:noProof/>
             <w:webHidden/>
           </w:rPr>
-          <w:instrText xml:space="preserve"> PAGEREF _Toc234332857 \h </w:instrText>
+          <w:instrText xml:space="preserve"> PAGEREF _Toc234365181 \h </w:instrText>
         </w:r>
         <w:r>
           <w:rPr>
@@ -369,13 +369,13 @@
           <w14:ligatures w14:val="standardContextual"/>
         </w:rPr>
       </w:pPr>
-      <w:hyperlink w:anchor="_Toc234332858" w:history="1">
+      <w:hyperlink w:anchor="_Toc234365182" w:history="1">
         <w:r>
           <w:rPr>
             <w:rStyle w:val="Hypertextovodkaz"/>
             <w:noProof/>
           </w:rPr>
-          <w:t>2. Getting Tools and Items</w:t>
+          <w:t>2. Try the Plugin on Your Own — the Tutorial Hall</w:t>
         </w:r>
         <w:r>
           <w:rPr>
@@ -396,7 +396,7 @@
             <w:noProof/>
             <w:webHidden/>
           </w:rPr>
-          <w:instrText xml:space="preserve"> PAGEREF _Toc234332858 \h </w:instrText>
+          <w:instrText xml:space="preserve"> PAGEREF _Toc234365182 \h </w:instrText>
         </w:r>
         <w:r>
           <w:rPr>
@@ -442,13 +442,13 @@
           <w14:ligatures w14:val="standardContextual"/>
         </w:rPr>
       </w:pPr>
-      <w:hyperlink w:anchor="_Toc234332859" w:history="1">
+      <w:hyperlink w:anchor="_Toc234365183" w:history="1">
         <w:r>
           <w:rPr>
             <w:rStyle w:val="Hypertextovodkaz"/>
             <w:noProof/>
           </w:rPr>
-          <w:t>2.1 Tool sets</w:t>
+          <w:t>2.1 Building the hall</w:t>
         </w:r>
         <w:r>
           <w:rPr>
@@ -469,7 +469,7 @@
             <w:noProof/>
             <w:webHidden/>
           </w:rPr>
-          <w:instrText xml:space="preserve"> PAGEREF _Toc234332859 \h </w:instrText>
+          <w:instrText xml:space="preserve"> PAGEREF _Toc234365183 \h </w:instrText>
         </w:r>
         <w:r>
           <w:rPr>
@@ -515,13 +515,13 @@
           <w14:ligatures w14:val="standardContextual"/>
         </w:rPr>
       </w:pPr>
-      <w:hyperlink w:anchor="_Toc234332860" w:history="1">
+      <w:hyperlink w:anchor="_Toc234365184" w:history="1">
         <w:r>
           <w:rPr>
             <w:rStyle w:val="Hypertextovodkaz"/>
             <w:noProof/>
           </w:rPr>
-          <w:t>2.2 Single items — keep your inventory</w:t>
+          <w:t>2.2 Running the tutorial</w:t>
         </w:r>
         <w:r>
           <w:rPr>
@@ -542,7 +542,7 @@
             <w:noProof/>
             <w:webHidden/>
           </w:rPr>
-          <w:instrText xml:space="preserve"> PAGEREF _Toc234332860 \h </w:instrText>
+          <w:instrText xml:space="preserve"> PAGEREF _Toc234365184 \h </w:instrText>
         </w:r>
         <w:r>
           <w:rPr>
@@ -588,13 +588,13 @@
           <w14:ligatures w14:val="standardContextual"/>
         </w:rPr>
       </w:pPr>
-      <w:hyperlink w:anchor="_Toc234332861" w:history="1">
+      <w:hyperlink w:anchor="_Toc234365185" w:history="1">
         <w:r>
           <w:rPr>
             <w:rStyle w:val="Hypertextovodkaz"/>
             <w:noProof/>
           </w:rPr>
-          <w:t>2.3 The Quantum Eraser</w:t>
+          <w:t>2.3 What you will do in each room</w:t>
         </w:r>
         <w:r>
           <w:rPr>
@@ -615,7 +615,7 @@
             <w:noProof/>
             <w:webHidden/>
           </w:rPr>
-          <w:instrText xml:space="preserve"> PAGEREF _Toc234332861 \h </w:instrText>
+          <w:instrText xml:space="preserve"> PAGEREF _Toc234365185 \h </w:instrText>
         </w:r>
         <w:r>
           <w:rPr>
@@ -661,13 +661,13 @@
           <w14:ligatures w14:val="standardContextual"/>
         </w:rPr>
       </w:pPr>
-      <w:hyperlink w:anchor="_Toc234332862" w:history="1">
+      <w:hyperlink w:anchor="_Toc234365186" w:history="1">
         <w:r>
           <w:rPr>
             <w:rStyle w:val="Hypertextovodkaz"/>
             <w:noProof/>
           </w:rPr>
-          <w:t>3. BB84 — Quantum Key Distribution</w:t>
+          <w:t>3. Getting Tools and Items</w:t>
         </w:r>
         <w:r>
           <w:rPr>
@@ -688,7 +688,7 @@
             <w:noProof/>
             <w:webHidden/>
           </w:rPr>
-          <w:instrText xml:space="preserve"> PAGEREF _Toc234332862 \h </w:instrText>
+          <w:instrText xml:space="preserve"> PAGEREF _Toc234365186 \h </w:instrText>
         </w:r>
         <w:r>
           <w:rPr>
@@ -734,13 +734,13 @@
           <w14:ligatures w14:val="standardContextual"/>
         </w:rPr>
       </w:pPr>
-      <w:hyperlink w:anchor="_Toc234332863" w:history="1">
+      <w:hyperlink w:anchor="_Toc234365187" w:history="1">
         <w:r>
           <w:rPr>
             <w:rStyle w:val="Hypertextovodkaz"/>
             <w:noProof/>
           </w:rPr>
-          <w:t>3.1 Tools and items</w:t>
+          <w:t>3.1 Tool sets</w:t>
         </w:r>
         <w:r>
           <w:rPr>
@@ -761,7 +761,7 @@
             <w:noProof/>
             <w:webHidden/>
           </w:rPr>
-          <w:instrText xml:space="preserve"> PAGEREF _Toc234332863 \h </w:instrText>
+          <w:instrText xml:space="preserve"> PAGEREF _Toc234365187 \h </w:instrText>
         </w:r>
         <w:r>
           <w:rPr>
@@ -807,13 +807,13 @@
           <w14:ligatures w14:val="standardContextual"/>
         </w:rPr>
       </w:pPr>
-      <w:hyperlink w:anchor="_Toc234332864" w:history="1">
+      <w:hyperlink w:anchor="_Toc234365188" w:history="1">
         <w:r>
           <w:rPr>
             <w:rStyle w:val="Hypertextovodkaz"/>
             <w:noProof/>
           </w:rPr>
-          <w:t>3.2 How the double chests work</w:t>
+          <w:t>3.2 Single items — keep your inventory</w:t>
         </w:r>
         <w:r>
           <w:rPr>
@@ -834,7 +834,7 @@
             <w:noProof/>
             <w:webHidden/>
           </w:rPr>
-          <w:instrText xml:space="preserve"> PAGEREF _Toc234332864 \h </w:instrText>
+          <w:instrText xml:space="preserve"> PAGEREF _Toc234365188 \h </w:instrText>
         </w:r>
         <w:r>
           <w:rPr>
@@ -854,7 +854,7 @@
             <w:noProof/>
             <w:webHidden/>
           </w:rPr>
-          <w:t>6</w:t>
+          <w:t>5</w:t>
         </w:r>
         <w:r>
           <w:rPr>
@@ -880,13 +880,13 @@
           <w14:ligatures w14:val="standardContextual"/>
         </w:rPr>
       </w:pPr>
-      <w:hyperlink w:anchor="_Toc234332865" w:history="1">
+      <w:hyperlink w:anchor="_Toc234365189" w:history="1">
         <w:r>
           <w:rPr>
             <w:rStyle w:val="Hypertextovodkaz"/>
             <w:noProof/>
           </w:rPr>
-          <w:t>3.3 Step by step</w:t>
+          <w:t>3.3 The Quantum Eraser</w:t>
         </w:r>
         <w:r>
           <w:rPr>
@@ -907,7 +907,7 @@
             <w:noProof/>
             <w:webHidden/>
           </w:rPr>
-          <w:instrText xml:space="preserve"> PAGEREF _Toc234332865 \h </w:instrText>
+          <w:instrText xml:space="preserve"> PAGEREF _Toc234365189 \h </w:instrText>
         </w:r>
         <w:r>
           <w:rPr>
@@ -927,7 +927,7 @@
             <w:noProof/>
             <w:webHidden/>
           </w:rPr>
-          <w:t>6</w:t>
+          <w:t>5</w:t>
         </w:r>
         <w:r>
           <w:rPr>
@@ -940,7 +940,7 @@
     </w:p>
     <w:p>
       <w:pPr>
-        <w:pStyle w:val="Obsah2"/>
+        <w:pStyle w:val="Obsah1"/>
         <w:tabs>
           <w:tab w:val="right" w:leader="dot" w:pos="9628"/>
         </w:tabs>
@@ -953,13 +953,13 @@
           <w14:ligatures w14:val="standardContextual"/>
         </w:rPr>
       </w:pPr>
-      <w:hyperlink w:anchor="_Toc234332866" w:history="1">
+      <w:hyperlink w:anchor="_Toc234365190" w:history="1">
         <w:r>
           <w:rPr>
             <w:rStyle w:val="Hypertextovodkaz"/>
             <w:noProof/>
           </w:rPr>
-          <w:t>3.4 Manual experiments</w:t>
+          <w:t>4. BB84 — Quantum Key Distribution</w:t>
         </w:r>
         <w:r>
           <w:rPr>
@@ -980,7 +980,7 @@
             <w:noProof/>
             <w:webHidden/>
           </w:rPr>
-          <w:instrText xml:space="preserve"> PAGEREF _Toc234332866 \h </w:instrText>
+          <w:instrText xml:space="preserve"> PAGEREF _Toc234365190 \h </w:instrText>
         </w:r>
         <w:r>
           <w:rPr>
@@ -1000,7 +1000,7 @@
             <w:noProof/>
             <w:webHidden/>
           </w:rPr>
-          <w:t>7</w:t>
+          <w:t>6</w:t>
         </w:r>
         <w:r>
           <w:rPr>
@@ -1013,7 +1013,7 @@
     </w:p>
     <w:p>
       <w:pPr>
-        <w:pStyle w:val="Obsah1"/>
+        <w:pStyle w:val="Obsah2"/>
         <w:tabs>
           <w:tab w:val="right" w:leader="dot" w:pos="9628"/>
         </w:tabs>
@@ -1026,13 +1026,13 @@
           <w14:ligatures w14:val="standardContextual"/>
         </w:rPr>
       </w:pPr>
-      <w:hyperlink w:anchor="_Toc234332867" w:history="1">
+      <w:hyperlink w:anchor="_Toc234365191" w:history="1">
         <w:r>
           <w:rPr>
             <w:rStyle w:val="Hypertextovodkaz"/>
             <w:noProof/>
           </w:rPr>
-          <w:t>4. Grover's Search Algorithm</w:t>
+          <w:t>4.1 Tools and items</w:t>
         </w:r>
         <w:r>
           <w:rPr>
@@ -1053,7 +1053,7 @@
             <w:noProof/>
             <w:webHidden/>
           </w:rPr>
-          <w:instrText xml:space="preserve"> PAGEREF _Toc234332867 \h </w:instrText>
+          <w:instrText xml:space="preserve"> PAGEREF _Toc234365191 \h </w:instrText>
         </w:r>
         <w:r>
           <w:rPr>
@@ -1073,7 +1073,7 @@
             <w:noProof/>
             <w:webHidden/>
           </w:rPr>
-          <w:t>8</w:t>
+          <w:t>6</w:t>
         </w:r>
         <w:r>
           <w:rPr>
@@ -1099,13 +1099,13 @@
           <w14:ligatures w14:val="standardContextual"/>
         </w:rPr>
       </w:pPr>
-      <w:hyperlink w:anchor="_Toc234332868" w:history="1">
+      <w:hyperlink w:anchor="_Toc234365192" w:history="1">
         <w:r>
           <w:rPr>
             <w:rStyle w:val="Hypertextovodkaz"/>
             <w:noProof/>
           </w:rPr>
-          <w:t>4.1 Tools and items</w:t>
+          <w:t>4.2 How the double chests work</w:t>
         </w:r>
         <w:r>
           <w:rPr>
@@ -1126,7 +1126,7 @@
             <w:noProof/>
             <w:webHidden/>
           </w:rPr>
-          <w:instrText xml:space="preserve"> PAGEREF _Toc234332868 \h </w:instrText>
+          <w:instrText xml:space="preserve"> PAGEREF _Toc234365192 \h </w:instrText>
         </w:r>
         <w:r>
           <w:rPr>
@@ -1146,7 +1146,7 @@
             <w:noProof/>
             <w:webHidden/>
           </w:rPr>
-          <w:t>8</w:t>
+          <w:t>7</w:t>
         </w:r>
         <w:r>
           <w:rPr>
@@ -1172,13 +1172,13 @@
           <w14:ligatures w14:val="standardContextual"/>
         </w:rPr>
       </w:pPr>
-      <w:hyperlink w:anchor="_Toc234332869" w:history="1">
+      <w:hyperlink w:anchor="_Toc234365193" w:history="1">
         <w:r>
           <w:rPr>
             <w:rStyle w:val="Hypertextovodkaz"/>
             <w:noProof/>
           </w:rPr>
-          <w:t>4.2 Multiple grids at once</w:t>
+          <w:t>4.3 Step by step</w:t>
         </w:r>
         <w:r>
           <w:rPr>
@@ -1199,7 +1199,7 @@
             <w:noProof/>
             <w:webHidden/>
           </w:rPr>
-          <w:instrText xml:space="preserve"> PAGEREF _Toc234332869 \h </w:instrText>
+          <w:instrText xml:space="preserve"> PAGEREF _Toc234365193 \h </w:instrText>
         </w:r>
         <w:r>
           <w:rPr>
@@ -1219,7 +1219,7 @@
             <w:noProof/>
             <w:webHidden/>
           </w:rPr>
-          <w:t>8</w:t>
+          <w:t>7</w:t>
         </w:r>
         <w:r>
           <w:rPr>
@@ -1245,13 +1245,13 @@
           <w14:ligatures w14:val="standardContextual"/>
         </w:rPr>
       </w:pPr>
-      <w:hyperlink w:anchor="_Toc234332870" w:history="1">
+      <w:hyperlink w:anchor="_Toc234365194" w:history="1">
         <w:r>
           <w:rPr>
             <w:rStyle w:val="Hypertextovodkaz"/>
             <w:noProof/>
           </w:rPr>
-          <w:t>4.3 Step by step</w:t>
+          <w:t>4.4 Manual experiments</w:t>
         </w:r>
         <w:r>
           <w:rPr>
@@ -1272,7 +1272,7 @@
             <w:noProof/>
             <w:webHidden/>
           </w:rPr>
-          <w:instrText xml:space="preserve"> PAGEREF _Toc234332870 \h </w:instrText>
+          <w:instrText xml:space="preserve"> PAGEREF _Toc234365194 \h </w:instrText>
         </w:r>
         <w:r>
           <w:rPr>
@@ -1305,7 +1305,7 @@
     </w:p>
     <w:p>
       <w:pPr>
-        <w:pStyle w:val="Obsah2"/>
+        <w:pStyle w:val="Obsah1"/>
         <w:tabs>
           <w:tab w:val="right" w:leader="dot" w:pos="9628"/>
         </w:tabs>
@@ -1318,13 +1318,13 @@
           <w14:ligatures w14:val="standardContextual"/>
         </w:rPr>
       </w:pPr>
-      <w:hyperlink w:anchor="_Toc234332871" w:history="1">
+      <w:hyperlink w:anchor="_Toc234365195" w:history="1">
         <w:r>
           <w:rPr>
             <w:rStyle w:val="Hypertextovodkaz"/>
             <w:noProof/>
           </w:rPr>
-          <w:t>4.4 Visualisation rules</w:t>
+          <w:t>5. Grover's Search Algorithm</w:t>
         </w:r>
         <w:r>
           <w:rPr>
@@ -1345,7 +1345,7 @@
             <w:noProof/>
             <w:webHidden/>
           </w:rPr>
-          <w:instrText xml:space="preserve"> PAGEREF _Toc234332871 \h </w:instrText>
+          <w:instrText xml:space="preserve"> PAGEREF _Toc234365195 \h </w:instrText>
         </w:r>
         <w:r>
           <w:rPr>
@@ -1378,7 +1378,7 @@
     </w:p>
     <w:p>
       <w:pPr>
-        <w:pStyle w:val="Obsah1"/>
+        <w:pStyle w:val="Obsah2"/>
         <w:tabs>
           <w:tab w:val="right" w:leader="dot" w:pos="9628"/>
         </w:tabs>
@@ -1391,13 +1391,13 @@
           <w14:ligatures w14:val="standardContextual"/>
         </w:rPr>
       </w:pPr>
-      <w:hyperlink w:anchor="_Toc234332872" w:history="1">
+      <w:hyperlink w:anchor="_Toc234365196" w:history="1">
         <w:r>
           <w:rPr>
             <w:rStyle w:val="Hypertextovodkaz"/>
             <w:noProof/>
           </w:rPr>
-          <w:t>5. E91 — Entanglement Protocol</w:t>
+          <w:t>5.1 Tools and items</w:t>
         </w:r>
         <w:r>
           <w:rPr>
@@ -1418,7 +1418,7 @@
             <w:noProof/>
             <w:webHidden/>
           </w:rPr>
-          <w:instrText xml:space="preserve"> PAGEREF _Toc234332872 \h </w:instrText>
+          <w:instrText xml:space="preserve"> PAGEREF _Toc234365196 \h </w:instrText>
         </w:r>
         <w:r>
           <w:rPr>
@@ -1438,7 +1438,7 @@
             <w:noProof/>
             <w:webHidden/>
           </w:rPr>
-          <w:t>10</w:t>
+          <w:t>9</w:t>
         </w:r>
         <w:r>
           <w:rPr>
@@ -1464,13 +1464,13 @@
           <w14:ligatures w14:val="standardContextual"/>
         </w:rPr>
       </w:pPr>
-      <w:hyperlink w:anchor="_Toc234332873" w:history="1">
+      <w:hyperlink w:anchor="_Toc234365197" w:history="1">
         <w:r>
           <w:rPr>
             <w:rStyle w:val="Hypertextovodkaz"/>
             <w:noProof/>
           </w:rPr>
-          <w:t>5.1 Tools and items</w:t>
+          <w:t>5.2 Multiple grids at once</w:t>
         </w:r>
         <w:r>
           <w:rPr>
@@ -1491,7 +1491,7 @@
             <w:noProof/>
             <w:webHidden/>
           </w:rPr>
-          <w:instrText xml:space="preserve"> PAGEREF _Toc234332873 \h </w:instrText>
+          <w:instrText xml:space="preserve"> PAGEREF _Toc234365197 \h </w:instrText>
         </w:r>
         <w:r>
           <w:rPr>
@@ -1511,7 +1511,7 @@
             <w:noProof/>
             <w:webHidden/>
           </w:rPr>
-          <w:t>10</w:t>
+          <w:t>9</w:t>
         </w:r>
         <w:r>
           <w:rPr>
@@ -1537,13 +1537,13 @@
           <w14:ligatures w14:val="standardContextual"/>
         </w:rPr>
       </w:pPr>
-      <w:hyperlink w:anchor="_Toc234332874" w:history="1">
+      <w:hyperlink w:anchor="_Toc234365198" w:history="1">
         <w:r>
           <w:rPr>
             <w:rStyle w:val="Hypertextovodkaz"/>
             <w:noProof/>
           </w:rPr>
-          <w:t>5.2 Step by step</w:t>
+          <w:t>5.3 Step by step</w:t>
         </w:r>
         <w:r>
           <w:rPr>
@@ -1564,7 +1564,7 @@
             <w:noProof/>
             <w:webHidden/>
           </w:rPr>
-          <w:instrText xml:space="preserve"> PAGEREF _Toc234332874 \h </w:instrText>
+          <w:instrText xml:space="preserve"> PAGEREF _Toc234365198 \h </w:instrText>
         </w:r>
         <w:r>
           <w:rPr>
@@ -1584,7 +1584,7 @@
             <w:noProof/>
             <w:webHidden/>
           </w:rPr>
-          <w:t>10</w:t>
+          <w:t>9</w:t>
         </w:r>
         <w:r>
           <w:rPr>
@@ -1610,13 +1610,13 @@
           <w14:ligatures w14:val="standardContextual"/>
         </w:rPr>
       </w:pPr>
-      <w:hyperlink w:anchor="_Toc234332875" w:history="1">
+      <w:hyperlink w:anchor="_Toc234365199" w:history="1">
         <w:r>
           <w:rPr>
             <w:rStyle w:val="Hypertextovodkaz"/>
             <w:noProof/>
           </w:rPr>
-          <w:t>5.3 The physics behind it</w:t>
+          <w:t>5.4 Visualisation rules</w:t>
         </w:r>
         <w:r>
           <w:rPr>
@@ -1637,7 +1637,7 @@
             <w:noProof/>
             <w:webHidden/>
           </w:rPr>
-          <w:instrText xml:space="preserve"> PAGEREF _Toc234332875 \h </w:instrText>
+          <w:instrText xml:space="preserve"> PAGEREF _Toc234365199 \h </w:instrText>
         </w:r>
         <w:r>
           <w:rPr>
@@ -1657,7 +1657,7 @@
             <w:noProof/>
             <w:webHidden/>
           </w:rPr>
-          <w:t>11</w:t>
+          <w:t>10</w:t>
         </w:r>
         <w:r>
           <w:rPr>
@@ -1683,13 +1683,13 @@
           <w14:ligatures w14:val="standardContextual"/>
         </w:rPr>
       </w:pPr>
-      <w:hyperlink w:anchor="_Toc234332876" w:history="1">
+      <w:hyperlink w:anchor="_Toc234365200" w:history="1">
         <w:r>
           <w:rPr>
             <w:rStyle w:val="Hypertextovodkaz"/>
             <w:noProof/>
           </w:rPr>
-          <w:t>6. Plasma — the Lobby Effect</w:t>
+          <w:t>6. E91 — Entanglement Protocol</w:t>
         </w:r>
         <w:r>
           <w:rPr>
@@ -1710,7 +1710,7 @@
             <w:noProof/>
             <w:webHidden/>
           </w:rPr>
-          <w:instrText xml:space="preserve"> PAGEREF _Toc234332876 \h </w:instrText>
+          <w:instrText xml:space="preserve"> PAGEREF _Toc234365200 \h </w:instrText>
         </w:r>
         <w:r>
           <w:rPr>
@@ -1730,7 +1730,7 @@
             <w:noProof/>
             <w:webHidden/>
           </w:rPr>
-          <w:t>12</w:t>
+          <w:t>11</w:t>
         </w:r>
         <w:r>
           <w:rPr>
@@ -1756,13 +1756,13 @@
           <w14:ligatures w14:val="standardContextual"/>
         </w:rPr>
       </w:pPr>
-      <w:hyperlink w:anchor="_Toc234332877" w:history="1">
+      <w:hyperlink w:anchor="_Toc234365201" w:history="1">
         <w:r>
           <w:rPr>
             <w:rStyle w:val="Hypertextovodkaz"/>
             <w:noProof/>
           </w:rPr>
-          <w:t>6.1 Tools and commands</w:t>
+          <w:t>6.1 Tools and items</w:t>
         </w:r>
         <w:r>
           <w:rPr>
@@ -1783,7 +1783,7 @@
             <w:noProof/>
             <w:webHidden/>
           </w:rPr>
-          <w:instrText xml:space="preserve"> PAGEREF _Toc234332877 \h </w:instrText>
+          <w:instrText xml:space="preserve"> PAGEREF _Toc234365201 \h </w:instrText>
         </w:r>
         <w:r>
           <w:rPr>
@@ -1803,7 +1803,7 @@
             <w:noProof/>
             <w:webHidden/>
           </w:rPr>
-          <w:t>12</w:t>
+          <w:t>11</w:t>
         </w:r>
         <w:r>
           <w:rPr>
@@ -1816,7 +1816,7 @@
     </w:p>
     <w:p>
       <w:pPr>
-        <w:pStyle w:val="Obsah1"/>
+        <w:pStyle w:val="Obsah2"/>
         <w:tabs>
           <w:tab w:val="right" w:leader="dot" w:pos="9628"/>
         </w:tabs>
@@ -1829,13 +1829,13 @@
           <w14:ligatures w14:val="standardContextual"/>
         </w:rPr>
       </w:pPr>
-      <w:hyperlink w:anchor="_Toc234332878" w:history="1">
+      <w:hyperlink w:anchor="_Toc234365202" w:history="1">
         <w:r>
           <w:rPr>
             <w:rStyle w:val="Hypertextovodkaz"/>
             <w:noProof/>
           </w:rPr>
-          <w:t>7. Tutorial Hall and Guided Walkthrough</w:t>
+          <w:t>6.2 Step by step</w:t>
         </w:r>
         <w:r>
           <w:rPr>
@@ -1856,7 +1856,7 @@
             <w:noProof/>
             <w:webHidden/>
           </w:rPr>
-          <w:instrText xml:space="preserve"> PAGEREF _Toc234332878 \h </w:instrText>
+          <w:instrText xml:space="preserve"> PAGEREF _Toc234365202 \h </w:instrText>
         </w:r>
         <w:r>
           <w:rPr>
@@ -1876,7 +1876,7 @@
             <w:noProof/>
             <w:webHidden/>
           </w:rPr>
-          <w:t>13</w:t>
+          <w:t>11</w:t>
         </w:r>
         <w:r>
           <w:rPr>
@@ -1902,13 +1902,13 @@
           <w14:ligatures w14:val="standardContextual"/>
         </w:rPr>
       </w:pPr>
-      <w:hyperlink w:anchor="_Toc234332879" w:history="1">
+      <w:hyperlink w:anchor="_Toc234365203" w:history="1">
         <w:r>
           <w:rPr>
             <w:rStyle w:val="Hypertextovodkaz"/>
             <w:noProof/>
           </w:rPr>
-          <w:t>7.1 Building the hall</w:t>
+          <w:t>6.3 The physics behind it</w:t>
         </w:r>
         <w:r>
           <w:rPr>
@@ -1929,7 +1929,7 @@
             <w:noProof/>
             <w:webHidden/>
           </w:rPr>
-          <w:instrText xml:space="preserve"> PAGEREF _Toc234332879 \h </w:instrText>
+          <w:instrText xml:space="preserve"> PAGEREF _Toc234365203 \h </w:instrText>
         </w:r>
         <w:r>
           <w:rPr>
@@ -1949,7 +1949,7 @@
             <w:noProof/>
             <w:webHidden/>
           </w:rPr>
-          <w:t>13</w:t>
+          <w:t>12</w:t>
         </w:r>
         <w:r>
           <w:rPr>
@@ -1962,7 +1962,7 @@
     </w:p>
     <w:p>
       <w:pPr>
-        <w:pStyle w:val="Obsah2"/>
+        <w:pStyle w:val="Obsah1"/>
         <w:tabs>
           <w:tab w:val="right" w:leader="dot" w:pos="9628"/>
         </w:tabs>
@@ -1975,13 +1975,13 @@
           <w14:ligatures w14:val="standardContextual"/>
         </w:rPr>
       </w:pPr>
-      <w:hyperlink w:anchor="_Toc234332880" w:history="1">
+      <w:hyperlink w:anchor="_Toc234365204" w:history="1">
         <w:r>
           <w:rPr>
             <w:rStyle w:val="Hypertextovodkaz"/>
             <w:noProof/>
           </w:rPr>
-          <w:t>7.2 Running the tutorial</w:t>
+          <w:t>7. Plasma — the Lobby Effect</w:t>
         </w:r>
         <w:r>
           <w:rPr>
@@ -2002,7 +2002,7 @@
             <w:noProof/>
             <w:webHidden/>
           </w:rPr>
-          <w:instrText xml:space="preserve"> PAGEREF _Toc234332880 \h </w:instrText>
+          <w:instrText xml:space="preserve"> PAGEREF _Toc234365204 \h </w:instrText>
         </w:r>
         <w:r>
           <w:rPr>
@@ -2048,13 +2048,13 @@
           <w14:ligatures w14:val="standardContextual"/>
         </w:rPr>
       </w:pPr>
-      <w:hyperlink w:anchor="_Toc234332881" w:history="1">
+      <w:hyperlink w:anchor="_Toc234365205" w:history="1">
         <w:r>
           <w:rPr>
             <w:rStyle w:val="Hypertextovodkaz"/>
             <w:noProof/>
           </w:rPr>
-          <w:t>7.3 What you will do in each room</w:t>
+          <w:t>7.1 Tools and commands</w:t>
         </w:r>
         <w:r>
           <w:rPr>
@@ -2075,7 +2075,7 @@
             <w:noProof/>
             <w:webHidden/>
           </w:rPr>
-          <w:instrText xml:space="preserve"> PAGEREF _Toc234332881 \h </w:instrText>
+          <w:instrText xml:space="preserve"> PAGEREF _Toc234365205 \h </w:instrText>
         </w:r>
         <w:r>
           <w:rPr>
@@ -2121,7 +2121,7 @@
           <w14:ligatures w14:val="standardContextual"/>
         </w:rPr>
       </w:pPr>
-      <w:hyperlink w:anchor="_Toc234332882" w:history="1">
+      <w:hyperlink w:anchor="_Toc234365206" w:history="1">
         <w:r>
           <w:rPr>
             <w:rStyle w:val="Hypertextovodkaz"/>
@@ -2148,7 +2148,7 @@
             <w:noProof/>
             <w:webHidden/>
           </w:rPr>
-          <w:instrText xml:space="preserve"> PAGEREF _Toc234332882 \h </w:instrText>
+          <w:instrText xml:space="preserve"> PAGEREF _Toc234365206 \h </w:instrText>
         </w:r>
         <w:r>
           <w:rPr>
@@ -2194,7 +2194,7 @@
           <w14:ligatures w14:val="standardContextual"/>
         </w:rPr>
       </w:pPr>
-      <w:hyperlink w:anchor="_Toc234332883" w:history="1">
+      <w:hyperlink w:anchor="_Toc234365207" w:history="1">
         <w:r>
           <w:rPr>
             <w:rStyle w:val="Hypertextovodkaz"/>
@@ -2221,7 +2221,7 @@
             <w:noProof/>
             <w:webHidden/>
           </w:rPr>
-          <w:instrText xml:space="preserve"> PAGEREF _Toc234332883 \h </w:instrText>
+          <w:instrText xml:space="preserve"> PAGEREF _Toc234365207 \h </w:instrText>
         </w:r>
         <w:r>
           <w:rPr>
@@ -2267,7 +2267,7 @@
           <w14:ligatures w14:val="standardContextual"/>
         </w:rPr>
       </w:pPr>
-      <w:hyperlink w:anchor="_Toc234332884" w:history="1">
+      <w:hyperlink w:anchor="_Toc234365208" w:history="1">
         <w:r>
           <w:rPr>
             <w:rStyle w:val="Hypertextovodkaz"/>
@@ -2294,7 +2294,7 @@
             <w:noProof/>
             <w:webHidden/>
           </w:rPr>
-          <w:instrText xml:space="preserve"> PAGEREF _Toc234332884 \h </w:instrText>
+          <w:instrText xml:space="preserve"> PAGEREF _Toc234365208 \h </w:instrText>
         </w:r>
         <w:r>
           <w:rPr>
@@ -2340,7 +2340,7 @@
           <w14:ligatures w14:val="standardContextual"/>
         </w:rPr>
       </w:pPr>
-      <w:hyperlink w:anchor="_Toc234332885" w:history="1">
+      <w:hyperlink w:anchor="_Toc234365209" w:history="1">
         <w:r>
           <w:rPr>
             <w:rStyle w:val="Hypertextovodkaz"/>
@@ -2367,7 +2367,7 @@
             <w:noProof/>
             <w:webHidden/>
           </w:rPr>
-          <w:instrText xml:space="preserve"> PAGEREF _Toc234332885 \h </w:instrText>
+          <w:instrText xml:space="preserve"> PAGEREF _Toc234365209 \h </w:instrText>
         </w:r>
         <w:r>
           <w:rPr>
@@ -2413,7 +2413,7 @@
           <w14:ligatures w14:val="standardContextual"/>
         </w:rPr>
       </w:pPr>
-      <w:hyperlink w:anchor="_Toc234332886" w:history="1">
+      <w:hyperlink w:anchor="_Toc234365210" w:history="1">
         <w:r>
           <w:rPr>
             <w:rStyle w:val="Hypertextovodkaz"/>
@@ -2440,7 +2440,7 @@
             <w:noProof/>
             <w:webHidden/>
           </w:rPr>
-          <w:instrText xml:space="preserve"> PAGEREF _Toc234332886 \h </w:instrText>
+          <w:instrText xml:space="preserve"> PAGEREF _Toc234365210 \h </w:instrText>
         </w:r>
         <w:r>
           <w:rPr>
@@ -2486,7 +2486,7 @@
           <w14:ligatures w14:val="standardContextual"/>
         </w:rPr>
       </w:pPr>
-      <w:hyperlink w:anchor="_Toc234332887" w:history="1">
+      <w:hyperlink w:anchor="_Toc234365211" w:history="1">
         <w:r>
           <w:rPr>
             <w:rStyle w:val="Hypertextovodkaz"/>
@@ -2513,7 +2513,7 @@
             <w:noProof/>
             <w:webHidden/>
           </w:rPr>
-          <w:instrText xml:space="preserve"> PAGEREF _Toc234332887 \h </w:instrText>
+          <w:instrText xml:space="preserve"> PAGEREF _Toc234365211 \h </w:instrText>
         </w:r>
         <w:r>
           <w:rPr>
@@ -2559,7 +2559,7 @@
           <w14:ligatures w14:val="standardContextual"/>
         </w:rPr>
       </w:pPr>
-      <w:hyperlink w:anchor="_Toc234332888" w:history="1">
+      <w:hyperlink w:anchor="_Toc234365212" w:history="1">
         <w:r>
           <w:rPr>
             <w:rStyle w:val="Hypertextovodkaz"/>
@@ -2586,7 +2586,7 @@
             <w:noProof/>
             <w:webHidden/>
           </w:rPr>
-          <w:instrText xml:space="preserve"> PAGEREF _Toc234332888 \h </w:instrText>
+          <w:instrText xml:space="preserve"> PAGEREF _Toc234365212 \h </w:instrText>
         </w:r>
         <w:r>
           <w:rPr>
@@ -2626,7 +2626,7 @@
       <w:pPr>
         <w:pStyle w:val="Nadpis1"/>
       </w:pPr>
-      <w:bookmarkStart w:id="0" w:name="_Toc234332855"/>
+      <w:bookmarkStart w:id="0" w:name="_Toc234365179"/>
       <w:r>
         <w:t>1. Introduction</w:t>
       </w:r>
@@ -2697,7 +2697,7 @@
       <w:pPr>
         <w:pStyle w:val="Nadpis2"/>
       </w:pPr>
-      <w:bookmarkStart w:id="1" w:name="_Toc234332856"/>
+      <w:bookmarkStart w:id="1" w:name="_Toc234365180"/>
       <w:r>
         <w:t>1.1 Requirements and installation</w:t>
       </w:r>
@@ -2828,7 +2828,7 @@
       <w:pPr>
         <w:pStyle w:val="Nadpis2"/>
       </w:pPr>
-      <w:bookmarkStart w:id="2" w:name="_Toc234332857"/>
+      <w:bookmarkStart w:id="2" w:name="_Toc234365181"/>
       <w:r>
         <w:t>1.2 Commands, aliases and permissions</w:t>
       </w:r>
@@ -2952,6 +2952,11 @@
     <w:p>
       <w:r>
         <w:t>Chapter 8 contains the complete command reference; each protocol chapter lists its own commands as well.</w:t>
+      </w:r>
+    </w:p>
+    <w:p>
+      <w:r>
+        <w:t>New to QAcraft? Start with chapter 2 — the guided tutorial walks you through all three protocols hands-on.</w:t>
       </w:r>
     </w:p>
     <w:p>
@@ -2986,33 +2991,42 @@
       <w:pPr>
         <w:pStyle w:val="Nadpis1"/>
       </w:pPr>
-      <w:bookmarkStart w:id="3" w:name="_Toc234332858"/>
-      <w:r>
-        <w:t>2. Getting Tools and Items</w:t>
+      <w:bookmarkStart w:id="3" w:name="_Toc234365182"/>
+      <w:r>
+        <w:t>2. Try the Plugin on Your Own — the Tutorial Hall</w:t>
       </w:r>
       <w:bookmarkEnd w:id="3"/>
     </w:p>
     <w:p>
       <w:r>
-        <w:t xml:space="preserve">All QAcraft tools are </w:t>
+        <w:t xml:space="preserve">The fastest way to try the plugin on your own: let it build a complete, decorated </w:t>
       </w:r>
       <w:r>
         <w:rPr>
           <w:b/>
         </w:rPr>
-        <w:t>named Minecraft items</w:t>
-      </w:r>
-      <w:r>
-        <w:t xml:space="preserve"> — the coloured name is what makes an item a quantum tool. A plain Nether Star from the creative inventory does nothing; the named "Quantum Sender" does. There are two ways to get tools:</w:t>
+        <w:t>tutorial hall</w:t>
+      </w:r>
+      <w:r>
+        <w:t xml:space="preserve"> and take the gated, step-by-step </w:t>
+      </w:r>
+      <w:r>
+        <w:rPr>
+          <w:b/>
+        </w:rPr>
+        <w:t>interactive tutorial</w:t>
+      </w:r>
+      <w:r>
+        <w:t xml:space="preserve"> inside it — ideal for a first encounter as well as for workshops with students.</w:t>
       </w:r>
     </w:p>
     <w:p>
       <w:pPr>
         <w:pStyle w:val="Nadpis2"/>
       </w:pPr>
-      <w:bookmarkStart w:id="4" w:name="_Toc234332859"/>
-      <w:r>
-        <w:t>2.1 Tool sets</w:t>
+      <w:bookmarkStart w:id="4" w:name="_Toc234365183"/>
+      <w:r>
+        <w:t>2.1 Building the hall</w:t>
       </w:r>
       <w:bookmarkEnd w:id="4"/>
     </w:p>
@@ -3029,7 +3043,7 @@
           <w:sz w:val="20"/>
           <w:szCs w:val="20"/>
         </w:rPr>
-        <w:t>/qacraft tools bb84      — BB84 set (photons, filters, sender, gate…)</w:t>
+        <w:t>/qacraft world build    — builds the hall in front of you (needs flat space ≈64×11 blocks)</w:t>
       </w:r>
     </w:p>
     <w:p>
@@ -3045,8 +3059,68 @@
           <w:sz w:val="20"/>
           <w:szCs w:val="20"/>
         </w:rPr>
-        <w:t>/qacraft tools grover    — Grover set (setup, chests, operator, observer, reset)</w:t>
-      </w:r>
+        <w:t>/qacraft world clear    — removes the hall and restores the terrain</w:t>
+      </w:r>
+    </w:p>
+    <w:p>
+      <w:r>
+        <w:t xml:space="preserve">The hall has four zones in a row: </w:t>
+      </w:r>
+      <w:r>
+        <w:rPr>
+          <w:b/>
+        </w:rPr>
+        <w:t>Lobby</w:t>
+      </w:r>
+      <w:r>
+        <w:t xml:space="preserve">, </w:t>
+      </w:r>
+      <w:r>
+        <w:rPr>
+          <w:b/>
+        </w:rPr>
+        <w:t>BB84</w:t>
+      </w:r>
+      <w:r>
+        <w:t xml:space="preserve">, </w:t>
+      </w:r>
+      <w:r>
+        <w:rPr>
+          <w:b/>
+        </w:rPr>
+        <w:t>Grover</w:t>
+      </w:r>
+      <w:r>
+        <w:t xml:space="preserve"> and </w:t>
+      </w:r>
+      <w:r>
+        <w:rPr>
+          <w:b/>
+        </w:rPr>
+        <w:t>E91</w:t>
+      </w:r>
+      <w:r>
+        <w:t xml:space="preserve">. Every protocol room contains: coloured floor and wall panels with explanations, item showcases on quartz pillars (the room's tools with name plaques), marked floor spots for the apparatus, and a glowing </w:t>
+      </w:r>
+      <w:r>
+        <w:rPr>
+          <w:b/>
+        </w:rPr>
+        <w:t>Tools button</w:t>
+      </w:r>
+      <w:r>
+        <w:t xml:space="preserve"> that hands out the room's tool set. The E91 room has Alice / Bob billboards.</w:t>
+      </w:r>
+    </w:p>
+    <w:p>
+      <w:pPr>
+        <w:pStyle w:val="Nadpis2"/>
+      </w:pPr>
+      <w:bookmarkStart w:id="5" w:name="_Toc234365184"/>
+      <w:r>
+        <w:t>2.2 Running the tutorial</w:t>
+      </w:r>
+      <w:bookmarkEnd w:id="5"/>
     </w:p>
     <w:p>
       <w:pPr>
@@ -3061,7 +3135,7 @@
           <w:sz w:val="20"/>
           <w:szCs w:val="20"/>
         </w:rPr>
-        <w:t>/qacraft tools e91       — E91 set (source, filters, Alice/Bob pads)</w:t>
+        <w:t>/qacraft tutorial start — starts the guided run (one run at a time, for the whole server)</w:t>
       </w:r>
     </w:p>
     <w:p>
@@ -3077,15 +3151,133 @@
           <w:sz w:val="20"/>
           <w:szCs w:val="20"/>
         </w:rPr>
-        <w:t>/qacraft tools all       — everything at once</w:t>
-      </w:r>
-    </w:p>
-    <w:p>
-      <w:pPr>
-        <w:shd w:val="clear" w:color="auto" w:fill="F2F2F2"/>
-        <w:spacing w:before="20" w:after="20"/>
-        <w:ind w:left="284"/>
-      </w:pPr>
+        <w:t>/qacraft tutorial stop  — aborts it</w:t>
+      </w:r>
+    </w:p>
+    <w:p>
+      <w:r>
+        <w:t>What the tutorial does:</w:t>
+      </w:r>
+    </w:p>
+    <w:p>
+      <w:pPr>
+        <w:numPr>
+          <w:ilvl w:val="0"/>
+          <w:numId w:val="1"/>
+        </w:numPr>
+      </w:pPr>
+      <w:r>
+        <w:t>Teleports you to the lobby, empties your hands and bars the entrance — the rooms are connected by iron-bar doors that open only as you progress.</w:t>
+      </w:r>
+    </w:p>
+    <w:p>
+      <w:pPr>
+        <w:numPr>
+          <w:ilvl w:val="0"/>
+          <w:numId w:val="1"/>
+        </w:numPr>
+      </w:pPr>
+      <w:r>
+        <w:t>Each room shows floating instructions, one step at a time, with the exact target spot highlighted ("Sender here", "Double chest here" …).</w:t>
+      </w:r>
+    </w:p>
+    <w:p>
+      <w:pPr>
+        <w:numPr>
+          <w:ilvl w:val="0"/>
+          <w:numId w:val="1"/>
+        </w:numPr>
+      </w:pPr>
+      <w:r>
+        <w:t xml:space="preserve">Steps complete </w:t>
+      </w:r>
+      <w:r>
+        <w:rPr>
+          <w:b/>
+        </w:rPr>
+        <w:t>automatically</w:t>
+      </w:r>
+      <w:r>
+        <w:t xml:space="preserve"> when the world matches (apparatus placed, chest filled…). Undoing a step brings its instruction back — the tutorial constantly re-checks everything.</w:t>
+      </w:r>
+    </w:p>
+    <w:p>
+      <w:pPr>
+        <w:numPr>
+          <w:ilvl w:val="0"/>
+          <w:numId w:val="1"/>
+        </w:numPr>
+      </w:pPr>
+      <w:r>
+        <w:t xml:space="preserve">When a room is complete, a </w:t>
+      </w:r>
+      <w:r>
+        <w:rPr>
+          <w:b/>
+        </w:rPr>
+        <w:t>Next room</w:t>
+      </w:r>
+      <w:r>
+        <w:t xml:space="preserve"> button appears; only pressing it opens the door. Walls and doors are indestructible while the tutorial runs.</w:t>
+      </w:r>
+    </w:p>
+    <w:p>
+      <w:pPr>
+        <w:numPr>
+          <w:ilvl w:val="0"/>
+          <w:numId w:val="1"/>
+        </w:numPr>
+      </w:pPr>
+      <w:r>
+        <w:t>The last step of every room has a ~10-second pause so you can watch the result (the 27 photons, the probability columns, the entangled flash).</w:t>
+      </w:r>
+    </w:p>
+    <w:p>
+      <w:pPr>
+        <w:numPr>
+          <w:ilvl w:val="0"/>
+          <w:numId w:val="1"/>
+        </w:numPr>
+      </w:pPr>
+      <w:r>
+        <w:t xml:space="preserve">The E91 room ends with a </w:t>
+      </w:r>
+      <w:r>
+        <w:rPr>
+          <w:b/>
+        </w:rPr>
+        <w:t>Finish</w:t>
+      </w:r>
+      <w:r>
+        <w:t xml:space="preserve"> button: it teleports you back to the lobby, launches fireworks and cleans up the apparatus.</w:t>
+      </w:r>
+    </w:p>
+    <w:p>
+      <w:pPr>
+        <w:pStyle w:val="Nadpis2"/>
+      </w:pPr>
+      <w:bookmarkStart w:id="6" w:name="_Toc234365185"/>
+      <w:r>
+        <w:t>2.3 What you will do in each room</w:t>
+      </w:r>
+      <w:bookmarkEnd w:id="6"/>
+    </w:p>
+    <w:p>
+      <w:pPr>
+        <w:numPr>
+          <w:ilvl w:val="0"/>
+          <w:numId w:val="1"/>
+        </w:numPr>
+      </w:pPr>
+      <w:r>
+        <w:rPr>
+          <w:b/>
+        </w:rPr>
+        <w:t>BB84:</w:t>
+      </w:r>
+      <w:r>
+        <w:t xml:space="preserve"> place the Sender on the marked spot → build its double chest → </w:t>
+      </w:r>
       <w:r>
         <w:rPr>
           <w:rFonts w:ascii="Consolas" w:hAnsi="Consolas" w:cs="Consolas"/>
@@ -3093,37 +3285,11 @@
           <w:sz w:val="20"/>
           <w:szCs w:val="20"/>
         </w:rPr>
-        <w:t>/qacraft plasma          — plasma tools (summoner + remover)</w:t>
-      </w:r>
-    </w:p>
-    <w:p>
-      <w:r>
-        <w:t>⚠</w:t>
-      </w:r>
-      <w:r>
-        <w:t xml:space="preserve"> </w:t>
-      </w:r>
-      <w:r>
-        <w:rPr>
-          <w:b/>
-        </w:rPr>
-        <w:t>Every tool-set command first clears your entire inventory</w:t>
-      </w:r>
-      <w:r>
-        <w:t xml:space="preserve"> and then adds the set. The BB84 set additionally puts 64 blue + 64 red stained glass panes and a stack of each spare filter into the main inventory.</w:t>
-      </w:r>
-    </w:p>
-    <w:p>
-      <w:pPr>
-        <w:pStyle w:val="Nadpis2"/>
-      </w:pPr>
-      <w:bookmarkStart w:id="5" w:name="_Toc234332860"/>
-      <w:r>
-        <w:t>2.2 Single items — keep your inventory</w:t>
-      </w:r>
-      <w:bookmarkEnd w:id="5"/>
-    </w:p>
-    <w:p>
+        <w:t>/q sender fill</w:t>
+      </w:r>
+      <w:r>
+        <w:t xml:space="preserve"> + lay bit glass panes → place the Gate → build its chest → fill it with Compasses → place the Quantum Cable → </w:t>
+      </w:r>
       <w:r>
         <w:rPr>
           <w:rFonts w:ascii="Consolas" w:hAnsi="Consolas" w:cs="Consolas"/>
@@ -3131,27 +3297,28 @@
           <w:sz w:val="20"/>
           <w:szCs w:val="20"/>
         </w:rPr>
-        <w:t>/qacraft item &lt;name&gt;</w:t>
-      </w:r>
-      <w:r>
-        <w:t xml:space="preserve"> adds one tool </w:t>
-      </w:r>
+        <w:t>/q sender start</w:t>
+      </w:r>
+      <w:r>
+        <w:t xml:space="preserve"> and watch all 27 photons.</w:t>
+      </w:r>
+    </w:p>
+    <w:p>
+      <w:pPr>
+        <w:numPr>
+          <w:ilvl w:val="0"/>
+          <w:numId w:val="1"/>
+        </w:numPr>
+      </w:pPr>
       <w:r>
         <w:rPr>
           <w:b/>
         </w:rPr>
-        <w:t>without clearing anything</w:t>
-      </w:r>
-      <w:r>
-        <w:t xml:space="preserve"> (tab-completion suggests the names):</w:t>
-      </w:r>
-    </w:p>
-    <w:p>
-      <w:pPr>
-        <w:shd w:val="clear" w:color="auto" w:fill="F2F2F2"/>
-        <w:spacing w:before="20" w:after="20"/>
-        <w:ind w:left="284"/>
-      </w:pPr>
+        <w:t>Grover:</w:t>
+      </w:r>
+      <w:r>
+        <w:t xml:space="preserve"> stand on the centre spot → </w:t>
+      </w:r>
       <w:r>
         <w:rPr>
           <w:rFonts w:ascii="Consolas" w:hAnsi="Consolas" w:cs="Consolas"/>
@@ -3159,6 +3326,242 @@
           <w:sz w:val="20"/>
           <w:szCs w:val="20"/>
         </w:rPr>
+        <w:t>/q grover setup 1</w:t>
+      </w:r>
+      <w:r>
+        <w:t xml:space="preserve"> → </w:t>
+      </w:r>
+      <w:r>
+        <w:rPr>
+          <w:rFonts w:ascii="Consolas" w:hAnsi="Consolas" w:cs="Consolas"/>
+          <w:color w:val="1F4E79"/>
+          <w:sz w:val="20"/>
+          <w:szCs w:val="20"/>
+        </w:rPr>
+        <w:t>/q grover placechests 1</w:t>
+      </w:r>
+      <w:r>
+        <w:t xml:space="preserve"> → </w:t>
+      </w:r>
+      <w:r>
+        <w:rPr>
+          <w:rFonts w:ascii="Consolas" w:hAnsi="Consolas" w:cs="Consolas"/>
+          <w:color w:val="1F4E79"/>
+          <w:sz w:val="20"/>
+          <w:szCs w:val="20"/>
+        </w:rPr>
+        <w:t>/q grover fillwool 1</w:t>
+      </w:r>
+      <w:r>
+        <w:t xml:space="preserve"> → spyglass + wool in offhand, throw the Wind Charge and watch the columns.</w:t>
+      </w:r>
+    </w:p>
+    <w:p>
+      <w:pPr>
+        <w:numPr>
+          <w:ilvl w:val="0"/>
+          <w:numId w:val="1"/>
+        </w:numPr>
+      </w:pPr>
+      <w:r>
+        <w:rPr>
+          <w:b/>
+        </w:rPr>
+        <w:t>E91:</w:t>
+      </w:r>
+      <w:r>
+        <w:t xml:space="preserve"> place the EPR Source on the marked spot → place Alice's and Bob's pads on the cyan/orange spots → </w:t>
+      </w:r>
+      <w:r>
+        <w:rPr>
+          <w:rFonts w:ascii="Consolas" w:hAnsi="Consolas" w:cs="Consolas"/>
+          <w:color w:val="1F4E79"/>
+          <w:sz w:val="20"/>
+          <w:szCs w:val="20"/>
+        </w:rPr>
+        <w:t>/q e91 generate</w:t>
+      </w:r>
+      <w:r>
+        <w:t xml:space="preserve"> → measure a photon with a filter.</w:t>
+      </w:r>
+    </w:p>
+    <w:p>
+      <w:pPr>
+        <w:pStyle w:val="Nadpis1"/>
+      </w:pPr>
+      <w:bookmarkStart w:id="7" w:name="_Toc234365186"/>
+      <w:r>
+        <w:t>3. Getting Tools and Items</w:t>
+      </w:r>
+      <w:bookmarkEnd w:id="7"/>
+    </w:p>
+    <w:p>
+      <w:r>
+        <w:t xml:space="preserve">All QAcraft tools are </w:t>
+      </w:r>
+      <w:r>
+        <w:rPr>
+          <w:b/>
+        </w:rPr>
+        <w:t>named Minecraft items</w:t>
+      </w:r>
+      <w:r>
+        <w:t xml:space="preserve"> — the coloured name is what makes an item a quantum tool. A plain Nether Star from the creative inventory does nothing; the named "Quantum Sender" does. There are two ways to get tools:</w:t>
+      </w:r>
+    </w:p>
+    <w:p>
+      <w:pPr>
+        <w:pStyle w:val="Nadpis2"/>
+      </w:pPr>
+      <w:bookmarkStart w:id="8" w:name="_Toc234365187"/>
+      <w:r>
+        <w:t>3.1 Tool sets</w:t>
+      </w:r>
+      <w:bookmarkEnd w:id="8"/>
+    </w:p>
+    <w:p>
+      <w:pPr>
+        <w:shd w:val="clear" w:color="auto" w:fill="F2F2F2"/>
+        <w:spacing w:before="20" w:after="20"/>
+        <w:ind w:left="284"/>
+      </w:pPr>
+      <w:r>
+        <w:rPr>
+          <w:rFonts w:ascii="Consolas" w:hAnsi="Consolas" w:cs="Consolas"/>
+          <w:color w:val="1F4E79"/>
+          <w:sz w:val="20"/>
+          <w:szCs w:val="20"/>
+        </w:rPr>
+        <w:t>/qacraft tools bb84      — BB84 set (photons, filters, sender, gate…)</w:t>
+      </w:r>
+    </w:p>
+    <w:p>
+      <w:pPr>
+        <w:shd w:val="clear" w:color="auto" w:fill="F2F2F2"/>
+        <w:spacing w:before="20" w:after="20"/>
+        <w:ind w:left="284"/>
+      </w:pPr>
+      <w:r>
+        <w:rPr>
+          <w:rFonts w:ascii="Consolas" w:hAnsi="Consolas" w:cs="Consolas"/>
+          <w:color w:val="1F4E79"/>
+          <w:sz w:val="20"/>
+          <w:szCs w:val="20"/>
+        </w:rPr>
+        <w:t>/qacraft tools grover    — Grover set (setup, chests, operator, observer, reset)</w:t>
+      </w:r>
+    </w:p>
+    <w:p>
+      <w:pPr>
+        <w:shd w:val="clear" w:color="auto" w:fill="F2F2F2"/>
+        <w:spacing w:before="20" w:after="20"/>
+        <w:ind w:left="284"/>
+      </w:pPr>
+      <w:r>
+        <w:rPr>
+          <w:rFonts w:ascii="Consolas" w:hAnsi="Consolas" w:cs="Consolas"/>
+          <w:color w:val="1F4E79"/>
+          <w:sz w:val="20"/>
+          <w:szCs w:val="20"/>
+        </w:rPr>
+        <w:t>/qacraft tools e91       — E91 set (source, filters, Alice/Bob pads)</w:t>
+      </w:r>
+    </w:p>
+    <w:p>
+      <w:pPr>
+        <w:shd w:val="clear" w:color="auto" w:fill="F2F2F2"/>
+        <w:spacing w:before="20" w:after="20"/>
+        <w:ind w:left="284"/>
+      </w:pPr>
+      <w:r>
+        <w:rPr>
+          <w:rFonts w:ascii="Consolas" w:hAnsi="Consolas" w:cs="Consolas"/>
+          <w:color w:val="1F4E79"/>
+          <w:sz w:val="20"/>
+          <w:szCs w:val="20"/>
+        </w:rPr>
+        <w:t>/qacraft tools all       — everything at once</w:t>
+      </w:r>
+    </w:p>
+    <w:p>
+      <w:pPr>
+        <w:shd w:val="clear" w:color="auto" w:fill="F2F2F2"/>
+        <w:spacing w:before="20" w:after="20"/>
+        <w:ind w:left="284"/>
+      </w:pPr>
+      <w:r>
+        <w:rPr>
+          <w:rFonts w:ascii="Consolas" w:hAnsi="Consolas" w:cs="Consolas"/>
+          <w:color w:val="1F4E79"/>
+          <w:sz w:val="20"/>
+          <w:szCs w:val="20"/>
+        </w:rPr>
+        <w:t>/qacraft plasma          — plasma tools (summoner + remover)</w:t>
+      </w:r>
+    </w:p>
+    <w:p>
+      <w:r>
+        <w:t>⚠</w:t>
+      </w:r>
+      <w:r>
+        <w:t xml:space="preserve"> </w:t>
+      </w:r>
+      <w:r>
+        <w:rPr>
+          <w:b/>
+        </w:rPr>
+        <w:t>Every tool-set command first clears your entire inventory</w:t>
+      </w:r>
+      <w:r>
+        <w:t xml:space="preserve"> and then adds the set. The BB84 set additionally puts 64 blue + 64 red stained glass panes and a stack of each spare filter into the main inventory.</w:t>
+      </w:r>
+    </w:p>
+    <w:p>
+      <w:pPr>
+        <w:pStyle w:val="Nadpis2"/>
+      </w:pPr>
+      <w:bookmarkStart w:id="9" w:name="_Toc234365188"/>
+      <w:r>
+        <w:t>3.2 Single items — keep your inventory</w:t>
+      </w:r>
+      <w:bookmarkEnd w:id="9"/>
+    </w:p>
+    <w:p>
+      <w:r>
+        <w:rPr>
+          <w:rFonts w:ascii="Consolas" w:hAnsi="Consolas" w:cs="Consolas"/>
+          <w:color w:val="1F4E79"/>
+          <w:sz w:val="20"/>
+          <w:szCs w:val="20"/>
+        </w:rPr>
+        <w:t>/qacraft item &lt;name&gt;</w:t>
+      </w:r>
+      <w:r>
+        <w:t xml:space="preserve"> adds one tool </w:t>
+      </w:r>
+      <w:r>
+        <w:rPr>
+          <w:b/>
+        </w:rPr>
+        <w:t>without clearing anything</w:t>
+      </w:r>
+      <w:r>
+        <w:t xml:space="preserve"> (tab-completion suggests the names):</w:t>
+      </w:r>
+    </w:p>
+    <w:p>
+      <w:pPr>
+        <w:shd w:val="clear" w:color="auto" w:fill="F2F2F2"/>
+        <w:spacing w:before="20" w:after="20"/>
+        <w:ind w:left="284"/>
+      </w:pPr>
+      <w:r>
+        <w:rPr>
+          <w:rFonts w:ascii="Consolas" w:hAnsi="Consolas" w:cs="Consolas"/>
+          <w:color w:val="1F4E79"/>
+          <w:sz w:val="20"/>
+          <w:szCs w:val="20"/>
+        </w:rPr>
         <w:t>rectilinear · diagonal · circular · source · cable · parking · sender · gate · setup · placechests · operator · observer · reset · epr · alice · bob · eraser · plasma-summon · plasma-remove · red-glass · blue-glass</w:t>
       </w:r>
     </w:p>
@@ -3166,11 +3569,11 @@
       <w:pPr>
         <w:pStyle w:val="Nadpis2"/>
       </w:pPr>
-      <w:bookmarkStart w:id="6" w:name="_Toc234332861"/>
-      <w:r>
-        <w:t>2.3 The Quantum Eraser</w:t>
-      </w:r>
-      <w:bookmarkEnd w:id="6"/>
+      <w:bookmarkStart w:id="10" w:name="_Toc234365189"/>
+      <w:r>
+        <w:t>3.3 The Quantum Eraser</w:t>
+      </w:r>
+      <w:bookmarkEnd w:id="10"/>
     </w:p>
     <w:tbl>
       <w:tblPr>
@@ -3273,7 +3676,7 @@
                 <w:noProof/>
               </w:rPr>
               <w:drawing>
-                <wp:inline distT="0" distB="0" distL="0" distR="0" wp14:anchorId="7623C307" wp14:editId="54FDE29F">
+                <wp:inline distT="0" distB="0" distL="0" distR="0" wp14:anchorId="58FA60A4" wp14:editId="185A4601">
                   <wp:extent cx="457200" cy="457200"/>
                   <wp:effectExtent l="0" t="0" r="0" b="0"/>
                   <wp:docPr id="1001" name="brush.png"/>
@@ -3355,11 +3758,11 @@
       <w:pPr>
         <w:pStyle w:val="Nadpis1"/>
       </w:pPr>
-      <w:bookmarkStart w:id="7" w:name="_Toc234332862"/>
-      <w:r>
-        <w:t>3. BB84 — Quantum Key Distribution</w:t>
-      </w:r>
-      <w:bookmarkEnd w:id="7"/>
+      <w:bookmarkStart w:id="11" w:name="_Toc234365190"/>
+      <w:r>
+        <w:t>4. BB84 — Quantum Key Distribution</w:t>
+      </w:r>
+      <w:bookmarkEnd w:id="11"/>
     </w:p>
     <w:p>
       <w:r>
@@ -3411,11 +3814,11 @@
       <w:pPr>
         <w:pStyle w:val="Nadpis2"/>
       </w:pPr>
-      <w:bookmarkStart w:id="8" w:name="_Toc234332863"/>
-      <w:r>
-        <w:t>3.1 Tools and items</w:t>
-      </w:r>
-      <w:bookmarkEnd w:id="8"/>
+      <w:bookmarkStart w:id="12" w:name="_Toc234365191"/>
+      <w:r>
+        <w:t>4.1 Tools and items</w:t>
+      </w:r>
+      <w:bookmarkEnd w:id="12"/>
     </w:p>
     <w:tbl>
       <w:tblPr>
@@ -3518,7 +3921,7 @@
                 <w:noProof/>
               </w:rPr>
               <w:drawing>
-                <wp:inline distT="0" distB="0" distL="0" distR="0" wp14:anchorId="2AEBCA00" wp14:editId="32B12C7B">
+                <wp:inline distT="0" distB="0" distL="0" distR="0" wp14:anchorId="5A3C4058" wp14:editId="547D61B5">
                   <wp:extent cx="457200" cy="457200"/>
                   <wp:effectExtent l="0" t="0" r="0" b="0"/>
                   <wp:docPr id="1002" name="compass.png"/>
@@ -3606,7 +4009,7 @@
                 <w:noProof/>
               </w:rPr>
               <w:drawing>
-                <wp:inline distT="0" distB="0" distL="0" distR="0" wp14:anchorId="5204334A" wp14:editId="0630781A">
+                <wp:inline distT="0" distB="0" distL="0" distR="0" wp14:anchorId="691A529D" wp14:editId="31E04686">
                   <wp:extent cx="457200" cy="457200"/>
                   <wp:effectExtent l="0" t="0" r="0" b="0"/>
                   <wp:docPr id="1003" name="recovery_compass.png"/>
@@ -3694,7 +4097,7 @@
                 <w:noProof/>
               </w:rPr>
               <w:drawing>
-                <wp:inline distT="0" distB="0" distL="0" distR="0" wp14:anchorId="0C7C253C" wp14:editId="11AD3396">
+                <wp:inline distT="0" distB="0" distL="0" distR="0" wp14:anchorId="03FE5554" wp14:editId="4F1C3867">
                   <wp:extent cx="457200" cy="457200"/>
                   <wp:effectExtent l="0" t="0" r="0" b="0"/>
                   <wp:docPr id="1004" name="snowball.png"/>
@@ -3782,7 +4185,7 @@
                 <w:noProof/>
               </w:rPr>
               <w:drawing>
-                <wp:inline distT="0" distB="0" distL="0" distR="0" wp14:anchorId="3CA0AB3A" wp14:editId="7AD5B093">
+                <wp:inline distT="0" distB="0" distL="0" distR="0" wp14:anchorId="08ACACCD" wp14:editId="636DDEBB">
                   <wp:extent cx="457200" cy="457200"/>
                   <wp:effectExtent l="0" t="0" r="0" b="0"/>
                   <wp:docPr id="1005" name="carrot_on_a_stick.png"/>
@@ -3870,7 +4273,7 @@
                 <w:noProof/>
               </w:rPr>
               <w:drawing>
-                <wp:inline distT="0" distB="0" distL="0" distR="0" wp14:anchorId="72E3F5CE" wp14:editId="2E59CA29">
+                <wp:inline distT="0" distB="0" distL="0" distR="0" wp14:anchorId="090696DC" wp14:editId="5CD6311D">
                   <wp:extent cx="457200" cy="457200"/>
                   <wp:effectExtent l="0" t="0" r="0" b="0"/>
                   <wp:docPr id="1006" name="warped_fungus_on_a_stick.png"/>
@@ -3958,7 +4361,7 @@
                 <w:noProof/>
               </w:rPr>
               <w:drawing>
-                <wp:inline distT="0" distB="0" distL="0" distR="0" wp14:anchorId="45AD5725" wp14:editId="25F4EE86">
+                <wp:inline distT="0" distB="0" distL="0" distR="0" wp14:anchorId="20271269" wp14:editId="15F9F6B3">
                   <wp:extent cx="457200" cy="457200"/>
                   <wp:effectExtent l="0" t="0" r="0" b="0"/>
                   <wp:docPr id="1007" name="nether_star.png"/>
@@ -4046,7 +4449,7 @@
                 <w:noProof/>
               </w:rPr>
               <w:drawing>
-                <wp:inline distT="0" distB="0" distL="0" distR="0" wp14:anchorId="406F5A7B" wp14:editId="0AEEE552">
+                <wp:inline distT="0" distB="0" distL="0" distR="0" wp14:anchorId="3179FF7A" wp14:editId="304ACBFB">
                   <wp:extent cx="457200" cy="457200"/>
                   <wp:effectExtent l="0" t="0" r="0" b="0"/>
                   <wp:docPr id="1008" name="ender_eye.png"/>
@@ -4134,7 +4537,7 @@
                 <w:noProof/>
               </w:rPr>
               <w:drawing>
-                <wp:inline distT="0" distB="0" distL="0" distR="0" wp14:anchorId="09E03CF4" wp14:editId="7A8F1F06">
+                <wp:inline distT="0" distB="0" distL="0" distR="0" wp14:anchorId="40801BCC" wp14:editId="0DB7431E">
                   <wp:extent cx="457200" cy="457200"/>
                   <wp:effectExtent l="0" t="0" r="0" b="0"/>
                   <wp:docPr id="1009" name="chest.png"/>
@@ -4216,7 +4619,7 @@
                 <w:noProof/>
               </w:rPr>
               <w:drawing>
-                <wp:inline distT="0" distB="0" distL="0" distR="0" wp14:anchorId="5FA626D5" wp14:editId="042CAAC0">
+                <wp:inline distT="0" distB="0" distL="0" distR="0" wp14:anchorId="4A969FDA" wp14:editId="0F7F52C1">
                   <wp:extent cx="457200" cy="457200"/>
                   <wp:effectExtent l="0" t="0" r="0" b="0"/>
                   <wp:docPr id="1010" name="blue_glass.png"/>
@@ -4307,7 +4710,7 @@
                 <w:noProof/>
               </w:rPr>
               <w:drawing>
-                <wp:inline distT="0" distB="0" distL="0" distR="0" wp14:anchorId="409F3468" wp14:editId="36AA5D83">
+                <wp:inline distT="0" distB="0" distL="0" distR="0" wp14:anchorId="22966073" wp14:editId="7DFEE74D">
                   <wp:extent cx="457200" cy="457200"/>
                   <wp:effectExtent l="0" t="0" r="0" b="0"/>
                   <wp:docPr id="1011" name="red_glass.png"/>
@@ -4398,7 +4801,7 @@
                 <w:noProof/>
               </w:rPr>
               <w:drawing>
-                <wp:inline distT="0" distB="0" distL="0" distR="0" wp14:anchorId="40D23B5D" wp14:editId="5C3C3148">
+                <wp:inline distT="0" distB="0" distL="0" distR="0" wp14:anchorId="36FC78C6" wp14:editId="0EB20AE4">
                   <wp:extent cx="457200" cy="457200"/>
                   <wp:effectExtent l="0" t="0" r="0" b="0"/>
                   <wp:docPr id="1012" name="brush.png"/>
@@ -4480,11 +4883,11 @@
       <w:pPr>
         <w:pStyle w:val="Nadpis2"/>
       </w:pPr>
-      <w:bookmarkStart w:id="9" w:name="_Toc234332864"/>
-      <w:r>
-        <w:t>3.2 How the double chests work</w:t>
-      </w:r>
-      <w:bookmarkEnd w:id="9"/>
+      <w:bookmarkStart w:id="13" w:name="_Toc234365192"/>
+      <w:r>
+        <w:t>4.2 How the double chests work</w:t>
+      </w:r>
+      <w:bookmarkEnd w:id="13"/>
     </w:p>
     <w:p>
       <w:r>
@@ -4525,7 +4928,7 @@
           <w:noProof/>
         </w:rPr>
         <w:drawing>
-          <wp:inline distT="0" distB="0" distL="0" distR="0" wp14:anchorId="0C3B7079" wp14:editId="5F569936">
+          <wp:inline distT="0" distB="0" distL="0" distR="0" wp14:anchorId="5F5880D4" wp14:editId="6153211A">
             <wp:extent cx="3352800" cy="2590800"/>
             <wp:effectExtent l="0" t="0" r="0" b="0"/>
             <wp:docPr id="1013" name="sender_chest.png"/>
@@ -4606,7 +5009,7 @@
           <w:noProof/>
         </w:rPr>
         <w:drawing>
-          <wp:inline distT="0" distB="0" distL="0" distR="0" wp14:anchorId="1840A2DB" wp14:editId="02B4772A">
+          <wp:inline distT="0" distB="0" distL="0" distR="0" wp14:anchorId="4D29C55A" wp14:editId="5684DE8B">
             <wp:extent cx="3352800" cy="2590800"/>
             <wp:effectExtent l="0" t="0" r="0" b="0"/>
             <wp:docPr id="1014" name="gate_chest.png"/>
@@ -4661,11 +5064,11 @@
       <w:pPr>
         <w:pStyle w:val="Nadpis2"/>
       </w:pPr>
-      <w:bookmarkStart w:id="10" w:name="_Toc234332865"/>
-      <w:r>
-        <w:t>3.3 Step by step</w:t>
-      </w:r>
-      <w:bookmarkEnd w:id="10"/>
+      <w:bookmarkStart w:id="14" w:name="_Toc234365193"/>
+      <w:r>
+        <w:t>4.3 Step by step</w:t>
+      </w:r>
+      <w:bookmarkEnd w:id="14"/>
     </w:p>
     <w:p>
       <w:pPr>
@@ -4934,11 +5337,11 @@
       <w:pPr>
         <w:pStyle w:val="Nadpis2"/>
       </w:pPr>
-      <w:bookmarkStart w:id="11" w:name="_Toc234332866"/>
-      <w:r>
-        <w:t>3.4 Manual experiments</w:t>
-      </w:r>
-      <w:bookmarkEnd w:id="11"/>
+      <w:bookmarkStart w:id="15" w:name="_Toc234365194"/>
+      <w:r>
+        <w:t>4.4 Manual experiments</w:t>
+      </w:r>
+      <w:bookmarkEnd w:id="15"/>
     </w:p>
     <w:p>
       <w:pPr>
@@ -5112,11 +5515,11 @@
       <w:pPr>
         <w:pStyle w:val="Nadpis1"/>
       </w:pPr>
-      <w:bookmarkStart w:id="12" w:name="_Toc234332867"/>
-      <w:r>
-        <w:t>4. Grover's Search Algorithm</w:t>
-      </w:r>
-      <w:bookmarkEnd w:id="12"/>
+      <w:bookmarkStart w:id="16" w:name="_Toc234365195"/>
+      <w:r>
+        <w:t>5. Grover's Search Algorithm</w:t>
+      </w:r>
+      <w:bookmarkEnd w:id="16"/>
     </w:p>
     <w:p>
       <w:r>
@@ -5349,11 +5752,11 @@
       <w:pPr>
         <w:pStyle w:val="Nadpis2"/>
       </w:pPr>
-      <w:bookmarkStart w:id="13" w:name="_Toc234332868"/>
-      <w:r>
-        <w:t>4.1 Tools and items</w:t>
-      </w:r>
-      <w:bookmarkEnd w:id="13"/>
+      <w:bookmarkStart w:id="17" w:name="_Toc234365196"/>
+      <w:r>
+        <w:t>5.1 Tools and items</w:t>
+      </w:r>
+      <w:bookmarkEnd w:id="17"/>
     </w:p>
     <w:tbl>
       <w:tblPr>
@@ -5456,7 +5859,7 @@
                 <w:noProof/>
               </w:rPr>
               <w:drawing>
-                <wp:inline distT="0" distB="0" distL="0" distR="0" wp14:anchorId="604C444C" wp14:editId="68E500BC">
+                <wp:inline distT="0" distB="0" distL="0" distR="0" wp14:anchorId="425A53F6" wp14:editId="1E53D990">
                   <wp:extent cx="457200" cy="457200"/>
                   <wp:effectExtent l="0" t="0" r="0" b="0"/>
                   <wp:docPr id="1015" name="fire_charge.png"/>
@@ -5544,7 +5947,7 @@
                 <w:noProof/>
               </w:rPr>
               <w:drawing>
-                <wp:inline distT="0" distB="0" distL="0" distR="0" wp14:anchorId="345A1712" wp14:editId="7F33E128">
+                <wp:inline distT="0" distB="0" distL="0" distR="0" wp14:anchorId="11CE30F2" wp14:editId="2E388044">
                   <wp:extent cx="457200" cy="457200"/>
                   <wp:effectExtent l="0" t="0" r="0" b="0"/>
                   <wp:docPr id="1016" name="conduit.png"/>
@@ -5632,7 +6035,7 @@
                 <w:noProof/>
               </w:rPr>
               <w:drawing>
-                <wp:inline distT="0" distB="0" distL="0" distR="0" wp14:anchorId="0451B0A6" wp14:editId="4CF2802F">
+                <wp:inline distT="0" distB="0" distL="0" distR="0" wp14:anchorId="489D8E10" wp14:editId="5F5FE217">
                   <wp:extent cx="457200" cy="457200"/>
                   <wp:effectExtent l="0" t="0" r="0" b="0"/>
                   <wp:docPr id="1017" name="wind_charge.png"/>
@@ -5720,7 +6123,7 @@
                 <w:noProof/>
               </w:rPr>
               <w:drawing>
-                <wp:inline distT="0" distB="0" distL="0" distR="0" wp14:anchorId="0E2C678A" wp14:editId="588CD227">
+                <wp:inline distT="0" distB="0" distL="0" distR="0" wp14:anchorId="7C7163DE" wp14:editId="251141D9">
                   <wp:extent cx="457200" cy="457200"/>
                   <wp:effectExtent l="0" t="0" r="0" b="0"/>
                   <wp:docPr id="1018" name="spyglass.png"/>
@@ -5808,7 +6211,7 @@
                 <w:noProof/>
               </w:rPr>
               <w:drawing>
-                <wp:inline distT="0" distB="0" distL="0" distR="0" wp14:anchorId="2D6704C6" wp14:editId="642EFB44">
+                <wp:inline distT="0" distB="0" distL="0" distR="0" wp14:anchorId="2217E199" wp14:editId="0936742A">
                   <wp:extent cx="457200" cy="457200"/>
                   <wp:effectExtent l="0" t="0" r="0" b="0"/>
                   <wp:docPr id="1019" name="tnt.png"/>
@@ -5896,7 +6299,7 @@
                 <w:noProof/>
               </w:rPr>
               <w:drawing>
-                <wp:inline distT="0" distB="0" distL="0" distR="0" wp14:anchorId="796A49A6" wp14:editId="7D985F5C">
+                <wp:inline distT="0" distB="0" distL="0" distR="0" wp14:anchorId="091330F9" wp14:editId="404A7F66">
                   <wp:extent cx="457200" cy="457200"/>
                   <wp:effectExtent l="0" t="0" r="0" b="0"/>
                   <wp:docPr id="1020" name="brush.png"/>
@@ -5978,11 +6381,11 @@
       <w:pPr>
         <w:pStyle w:val="Nadpis2"/>
       </w:pPr>
-      <w:bookmarkStart w:id="14" w:name="_Toc234332869"/>
-      <w:r>
-        <w:t>4.2 Multiple grids at once</w:t>
-      </w:r>
-      <w:bookmarkEnd w:id="14"/>
+      <w:bookmarkStart w:id="18" w:name="_Toc234365197"/>
+      <w:r>
+        <w:t>5.2 Multiple grids at once</w:t>
+      </w:r>
+      <w:bookmarkEnd w:id="18"/>
     </w:p>
     <w:p>
       <w:r>
@@ -6035,11 +6438,11 @@
       <w:pPr>
         <w:pStyle w:val="Nadpis2"/>
       </w:pPr>
-      <w:bookmarkStart w:id="15" w:name="_Toc234332870"/>
-      <w:r>
-        <w:t>4.3 Step by step</w:t>
-      </w:r>
-      <w:bookmarkEnd w:id="15"/>
+      <w:bookmarkStart w:id="19" w:name="_Toc234365198"/>
+      <w:r>
+        <w:t>5.3 Step by step</w:t>
+      </w:r>
+      <w:bookmarkEnd w:id="19"/>
     </w:p>
     <w:p>
       <w:pPr>
@@ -6288,11 +6691,11 @@
       <w:pPr>
         <w:pStyle w:val="Nadpis2"/>
       </w:pPr>
-      <w:bookmarkStart w:id="16" w:name="_Toc234332871"/>
-      <w:r>
-        <w:t>4.4 Visualisation rules</w:t>
-      </w:r>
-      <w:bookmarkEnd w:id="16"/>
+      <w:bookmarkStart w:id="20" w:name="_Toc234365199"/>
+      <w:r>
+        <w:t>5.4 Visualisation rules</w:t>
+      </w:r>
+      <w:bookmarkEnd w:id="20"/>
     </w:p>
     <w:p>
       <w:pPr>
@@ -6365,11 +6768,11 @@
       <w:pPr>
         <w:pStyle w:val="Nadpis1"/>
       </w:pPr>
-      <w:bookmarkStart w:id="17" w:name="_Toc234332872"/>
-      <w:r>
-        <w:t>5. E91 — Entanglement Protocol</w:t>
-      </w:r>
-      <w:bookmarkEnd w:id="17"/>
+      <w:bookmarkStart w:id="21" w:name="_Toc234365200"/>
+      <w:r>
+        <w:t>6. E91 — Entanglement Protocol</w:t>
+      </w:r>
+      <w:bookmarkEnd w:id="21"/>
     </w:p>
     <w:p>
       <w:r>
@@ -6457,11 +6860,11 @@
       <w:pPr>
         <w:pStyle w:val="Nadpis2"/>
       </w:pPr>
-      <w:bookmarkStart w:id="18" w:name="_Toc234332873"/>
-      <w:r>
-        <w:t>5.1 Tools and items</w:t>
-      </w:r>
-      <w:bookmarkEnd w:id="18"/>
+      <w:bookmarkStart w:id="22" w:name="_Toc234365201"/>
+      <w:r>
+        <w:t>6.1 Tools and items</w:t>
+      </w:r>
+      <w:bookmarkEnd w:id="22"/>
     </w:p>
     <w:tbl>
       <w:tblPr>
@@ -6564,7 +6967,7 @@
                 <w:noProof/>
               </w:rPr>
               <w:drawing>
-                <wp:inline distT="0" distB="0" distL="0" distR="0" wp14:anchorId="598F4894" wp14:editId="68E02EDA">
+                <wp:inline distT="0" distB="0" distL="0" distR="0" wp14:anchorId="050635B7" wp14:editId="5A474FCC">
                   <wp:extent cx="457200" cy="457200"/>
                   <wp:effectExtent l="0" t="0" r="0" b="0"/>
                   <wp:docPr id="1021" name="amethyst_shard.png"/>
@@ -6652,7 +7055,7 @@
                 <w:noProof/>
               </w:rPr>
               <w:drawing>
-                <wp:inline distT="0" distB="0" distL="0" distR="0" wp14:anchorId="7B726045" wp14:editId="6DE439AA">
+                <wp:inline distT="0" distB="0" distL="0" distR="0" wp14:anchorId="7CCD264A" wp14:editId="6542D546">
                   <wp:extent cx="457200" cy="457200"/>
                   <wp:effectExtent l="0" t="0" r="0" b="0"/>
                   <wp:docPr id="1022" name="compass.png"/>
@@ -6740,7 +7143,7 @@
                 <w:noProof/>
               </w:rPr>
               <w:drawing>
-                <wp:inline distT="0" distB="0" distL="0" distR="0" wp14:anchorId="67851FAC" wp14:editId="791CFF7E">
+                <wp:inline distT="0" distB="0" distL="0" distR="0" wp14:anchorId="4FFCC9F3" wp14:editId="2FDC6238">
                   <wp:extent cx="457200" cy="457200"/>
                   <wp:effectExtent l="0" t="0" r="0" b="0"/>
                   <wp:docPr id="1023" name="recovery_compass.png"/>
@@ -6828,7 +7231,7 @@
                 <w:noProof/>
               </w:rPr>
               <w:drawing>
-                <wp:inline distT="0" distB="0" distL="0" distR="0" wp14:anchorId="68828832" wp14:editId="72AFD714">
+                <wp:inline distT="0" distB="0" distL="0" distR="0" wp14:anchorId="34B0CA3F" wp14:editId="7D4BACCC">
                   <wp:extent cx="457200" cy="457200"/>
                   <wp:effectExtent l="0" t="0" r="0" b="0"/>
                   <wp:docPr id="1024" name="clock.png"/>
@@ -6916,7 +7319,7 @@
                 <w:noProof/>
               </w:rPr>
               <w:drawing>
-                <wp:inline distT="0" distB="0" distL="0" distR="0" wp14:anchorId="5EDB1034" wp14:editId="15097123">
+                <wp:inline distT="0" distB="0" distL="0" distR="0" wp14:anchorId="5B310D1D" wp14:editId="03D0E6E2">
                   <wp:extent cx="457200" cy="457200"/>
                   <wp:effectExtent l="0" t="0" r="0" b="0"/>
                   <wp:docPr id="1025" name="diamond_axe.png"/>
@@ -7004,7 +7407,7 @@
                 <w:noProof/>
               </w:rPr>
               <w:drawing>
-                <wp:inline distT="0" distB="0" distL="0" distR="0" wp14:anchorId="264601D1" wp14:editId="66C067F2">
+                <wp:inline distT="0" distB="0" distL="0" distR="0" wp14:anchorId="00361B50" wp14:editId="36C269CF">
                   <wp:extent cx="457200" cy="457200"/>
                   <wp:effectExtent l="0" t="0" r="0" b="0"/>
                   <wp:docPr id="1026" name="golden_axe.png"/>
@@ -7092,7 +7495,7 @@
                 <w:noProof/>
               </w:rPr>
               <w:drawing>
-                <wp:inline distT="0" distB="0" distL="0" distR="0" wp14:anchorId="7E609184" wp14:editId="59BB76A7">
+                <wp:inline distT="0" distB="0" distL="0" distR="0" wp14:anchorId="5B62084F" wp14:editId="5AE5AC51">
                   <wp:extent cx="457200" cy="457200"/>
                   <wp:effectExtent l="0" t="0" r="0" b="0"/>
                   <wp:docPr id="1027" name="brush.png"/>
@@ -7174,11 +7577,11 @@
       <w:pPr>
         <w:pStyle w:val="Nadpis2"/>
       </w:pPr>
-      <w:bookmarkStart w:id="19" w:name="_Toc234332874"/>
-      <w:r>
-        <w:t>5.2 Step by step</w:t>
-      </w:r>
-      <w:bookmarkEnd w:id="19"/>
+      <w:bookmarkStart w:id="23" w:name="_Toc234365202"/>
+      <w:r>
+        <w:t>6.2 Step by step</w:t>
+      </w:r>
+      <w:bookmarkEnd w:id="23"/>
     </w:p>
     <w:p>
       <w:pPr>
@@ -7504,11 +7907,11 @@
       <w:pPr>
         <w:pStyle w:val="Nadpis2"/>
       </w:pPr>
-      <w:bookmarkStart w:id="20" w:name="_Toc234332875"/>
-      <w:r>
-        <w:t>5.3 The physics behind it</w:t>
-      </w:r>
-      <w:bookmarkEnd w:id="20"/>
+      <w:bookmarkStart w:id="24" w:name="_Toc234365203"/>
+      <w:r>
+        <w:t>6.3 The physics behind it</w:t>
+      </w:r>
+      <w:bookmarkEnd w:id="24"/>
     </w:p>
     <w:p>
       <w:pPr>
@@ -7558,11 +7961,11 @@
       <w:pPr>
         <w:pStyle w:val="Nadpis1"/>
       </w:pPr>
-      <w:bookmarkStart w:id="21" w:name="_Toc234332876"/>
-      <w:r>
-        <w:t>6. Plasma — the Lobby Effect</w:t>
-      </w:r>
-      <w:bookmarkEnd w:id="21"/>
+      <w:bookmarkStart w:id="25" w:name="_Toc234365204"/>
+      <w:r>
+        <w:t>7. Plasma — the Lobby Effect</w:t>
+      </w:r>
+      <w:bookmarkEnd w:id="25"/>
     </w:p>
     <w:p>
       <w:r>
@@ -7573,11 +7976,11 @@
       <w:pPr>
         <w:pStyle w:val="Nadpis2"/>
       </w:pPr>
-      <w:bookmarkStart w:id="22" w:name="_Toc234332877"/>
-      <w:r>
-        <w:t>6.1 Tools and commands</w:t>
-      </w:r>
-      <w:bookmarkEnd w:id="22"/>
+      <w:bookmarkStart w:id="26" w:name="_Toc234365205"/>
+      <w:r>
+        <w:t>7.1 Tools and commands</w:t>
+      </w:r>
+      <w:bookmarkEnd w:id="26"/>
     </w:p>
     <w:tbl>
       <w:tblPr>
@@ -7680,7 +8083,7 @@
                 <w:noProof/>
               </w:rPr>
               <w:drawing>
-                <wp:inline distT="0" distB="0" distL="0" distR="0" wp14:anchorId="07C3CEB2" wp14:editId="7DDD36F6">
+                <wp:inline distT="0" distB="0" distL="0" distR="0" wp14:anchorId="381095AA" wp14:editId="6F4A665C">
                   <wp:extent cx="457200" cy="457200"/>
                   <wp:effectExtent l="0" t="0" r="0" b="0"/>
                   <wp:docPr id="1028" name="heart_of_the_sea.png"/>
@@ -7768,7 +8171,7 @@
                 <w:noProof/>
               </w:rPr>
               <w:drawing>
-                <wp:inline distT="0" distB="0" distL="0" distR="0" wp14:anchorId="2A927354" wp14:editId="4F5F3003">
+                <wp:inline distT="0" distB="0" distL="0" distR="0" wp14:anchorId="1445BBD4" wp14:editId="524376C7">
                   <wp:extent cx="457200" cy="457200"/>
                   <wp:effectExtent l="0" t="0" r="0" b="0"/>
                   <wp:docPr id="1029" name="echo_shard.png"/>
@@ -7882,51 +8285,16 @@
       <w:pPr>
         <w:pStyle w:val="Nadpis1"/>
       </w:pPr>
-      <w:bookmarkStart w:id="23" w:name="_Toc234332878"/>
-      <w:r>
-        <w:t>7. Tutorial Hall and Guided Walkthrough</w:t>
-      </w:r>
-      <w:bookmarkEnd w:id="23"/>
-    </w:p>
-    <w:p>
-      <w:r>
-        <w:t xml:space="preserve">The plugin can build a complete, decorated </w:t>
-      </w:r>
-      <w:r>
-        <w:rPr>
-          <w:b/>
-        </w:rPr>
-        <w:t>tutorial hall</w:t>
-      </w:r>
-      <w:r>
-        <w:t xml:space="preserve"> and then run a gated, step-by-step </w:t>
-      </w:r>
-      <w:r>
-        <w:rPr>
-          <w:b/>
-        </w:rPr>
-        <w:t>interactive tutorial</w:t>
-      </w:r>
-      <w:r>
-        <w:t xml:space="preserve"> inside it — ideal for workshops with students.</w:t>
-      </w:r>
-    </w:p>
-    <w:p>
-      <w:pPr>
-        <w:pStyle w:val="Nadpis2"/>
-      </w:pPr>
-      <w:bookmarkStart w:id="24" w:name="_Toc234332879"/>
-      <w:r>
-        <w:t>7.1 Building the hall</w:t>
-      </w:r>
-      <w:bookmarkEnd w:id="24"/>
-    </w:p>
-    <w:p>
-      <w:pPr>
-        <w:shd w:val="clear" w:color="auto" w:fill="F2F2F2"/>
-        <w:spacing w:before="20" w:after="20"/>
-        <w:ind w:left="284"/>
-      </w:pPr>
+      <w:bookmarkStart w:id="27" w:name="_Toc234365206"/>
+      <w:r>
+        <w:t>8. Command Reference</w:t>
+      </w:r>
+      <w:bookmarkEnd w:id="27"/>
+    </w:p>
+    <w:p>
+      <w:r>
+        <w:t xml:space="preserve">Prefix </w:t>
+      </w:r>
       <w:r>
         <w:rPr>
           <w:rFonts w:ascii="Consolas" w:hAnsi="Consolas" w:cs="Consolas"/>
@@ -7934,15 +8302,11 @@
           <w:sz w:val="20"/>
           <w:szCs w:val="20"/>
         </w:rPr>
-        <w:t>/qacraft world build    — builds the hall in front of you (needs flat space ≈64×11 blocks)</w:t>
-      </w:r>
-    </w:p>
-    <w:p>
-      <w:pPr>
-        <w:shd w:val="clear" w:color="auto" w:fill="F2F2F2"/>
-        <w:spacing w:before="20" w:after="20"/>
-        <w:ind w:left="284"/>
-      </w:pPr>
+        <w:t>/qacraft</w:t>
+      </w:r>
+      <w:r>
+        <w:t xml:space="preserve"> (aliases </w:t>
+      </w:r>
       <w:r>
         <w:rPr>
           <w:rFonts w:ascii="Consolas" w:hAnsi="Consolas" w:cs="Consolas"/>
@@ -7950,75 +8314,11 @@
           <w:sz w:val="20"/>
           <w:szCs w:val="20"/>
         </w:rPr>
-        <w:t>/qacraft world clear    — removes the hall and restores the terrain</w:t>
-      </w:r>
-    </w:p>
-    <w:p>
-      <w:r>
-        <w:t xml:space="preserve">The hall has four zones in a row: </w:t>
-      </w:r>
-      <w:r>
-        <w:rPr>
-          <w:b/>
-        </w:rPr>
-        <w:t>Lobby</w:t>
+        <w:t>/q</w:t>
       </w:r>
       <w:r>
         <w:t xml:space="preserve">, </w:t>
       </w:r>
-      <w:r>
-        <w:rPr>
-          <w:b/>
-        </w:rPr>
-        <w:t>BB84</w:t>
-      </w:r>
-      <w:r>
-        <w:t xml:space="preserve">, </w:t>
-      </w:r>
-      <w:r>
-        <w:rPr>
-          <w:b/>
-        </w:rPr>
-        <w:t>Grover</w:t>
-      </w:r>
-      <w:r>
-        <w:t xml:space="preserve"> and </w:t>
-      </w:r>
-      <w:r>
-        <w:rPr>
-          <w:b/>
-        </w:rPr>
-        <w:t>E91</w:t>
-      </w:r>
-      <w:r>
-        <w:t xml:space="preserve">. Every protocol room contains: coloured floor and wall panels with explanations, item showcases on quartz pillars (the room's tools with name plaques), marked floor spots for the apparatus, and a glowing </w:t>
-      </w:r>
-      <w:r>
-        <w:rPr>
-          <w:b/>
-        </w:rPr>
-        <w:t>Tools button</w:t>
-      </w:r>
-      <w:r>
-        <w:t xml:space="preserve"> that hands out the room's tool set. The E91 room has Alice / Bob billboards.</w:t>
-      </w:r>
-    </w:p>
-    <w:p>
-      <w:pPr>
-        <w:pStyle w:val="Nadpis2"/>
-      </w:pPr>
-      <w:bookmarkStart w:id="25" w:name="_Toc234332880"/>
-      <w:r>
-        <w:t>7.2 Running the tutorial</w:t>
-      </w:r>
-      <w:bookmarkEnd w:id="25"/>
-    </w:p>
-    <w:p>
-      <w:pPr>
-        <w:shd w:val="clear" w:color="auto" w:fill="F2F2F2"/>
-        <w:spacing w:before="20" w:after="20"/>
-        <w:ind w:left="284"/>
-      </w:pPr>
       <w:r>
         <w:rPr>
           <w:rFonts w:ascii="Consolas" w:hAnsi="Consolas" w:cs="Consolas"/>
@@ -8026,15 +8326,11 @@
           <w:sz w:val="20"/>
           <w:szCs w:val="20"/>
         </w:rPr>
-        <w:t>/qacraft tutorial start — starts the guided run (one run at a time, for the whole server)</w:t>
-      </w:r>
-    </w:p>
-    <w:p>
-      <w:pPr>
-        <w:shd w:val="clear" w:color="auto" w:fill="F2F2F2"/>
-        <w:spacing w:before="20" w:after="20"/>
-        <w:ind w:left="284"/>
-      </w:pPr>
+        <w:t>/qa</w:t>
+      </w:r>
+      <w:r>
+        <w:t xml:space="preserve">, </w:t>
+      </w:r>
       <w:r>
         <w:rPr>
           <w:rFonts w:ascii="Consolas" w:hAnsi="Consolas" w:cs="Consolas"/>
@@ -8042,308 +8338,17 @@
           <w:sz w:val="20"/>
           <w:szCs w:val="20"/>
         </w:rPr>
-        <w:t>/qacraft tutorial stop  — aborts it</w:t>
-      </w:r>
-    </w:p>
-    <w:p>
-      <w:r>
-        <w:t>What the tutorial does:</w:t>
-      </w:r>
-    </w:p>
-    <w:p>
-      <w:pPr>
-        <w:numPr>
-          <w:ilvl w:val="0"/>
-          <w:numId w:val="1"/>
-        </w:numPr>
-      </w:pPr>
-      <w:r>
-        <w:t>Teleports you to the lobby, empties your hands and bars the entrance — the rooms are connected by iron-bar doors that open only as you progress.</w:t>
-      </w:r>
-    </w:p>
-    <w:p>
-      <w:pPr>
-        <w:numPr>
-          <w:ilvl w:val="0"/>
-          <w:numId w:val="1"/>
-        </w:numPr>
-      </w:pPr>
-      <w:r>
-        <w:t>Each room shows floating instructions, one step at a time, with the exact target spot highlighted ("Sender here", "Double chest here" …).</w:t>
-      </w:r>
-    </w:p>
-    <w:p>
-      <w:pPr>
-        <w:numPr>
-          <w:ilvl w:val="0"/>
-          <w:numId w:val="1"/>
-        </w:numPr>
-      </w:pPr>
-      <w:r>
-        <w:t xml:space="preserve">Steps complete </w:t>
-      </w:r>
-      <w:r>
-        <w:rPr>
-          <w:b/>
-        </w:rPr>
-        <w:t>automatically</w:t>
-      </w:r>
-      <w:r>
-        <w:t xml:space="preserve"> when the world matches (apparatus placed, chest filled…). Undoing a step brings its instruction back — the tutorial constantly re-checks everything.</w:t>
-      </w:r>
-    </w:p>
-    <w:p>
-      <w:pPr>
-        <w:numPr>
-          <w:ilvl w:val="0"/>
-          <w:numId w:val="1"/>
-        </w:numPr>
-      </w:pPr>
-      <w:r>
-        <w:t xml:space="preserve">When a room is complete, a </w:t>
-      </w:r>
-      <w:r>
-        <w:rPr>
-          <w:b/>
-        </w:rPr>
-        <w:t>Next room</w:t>
-      </w:r>
-      <w:r>
-        <w:t xml:space="preserve"> button appears; only pressing it opens the door. Walls and doors are indestructible while the tutorial runs.</w:t>
-      </w:r>
-    </w:p>
-    <w:p>
-      <w:pPr>
-        <w:numPr>
-          <w:ilvl w:val="0"/>
-          <w:numId w:val="1"/>
-        </w:numPr>
-      </w:pPr>
-      <w:r>
-        <w:t>The last step of every room has a ~10-second pause so you can watch the result (the 27 photons, the probability columns, the entangled flash).</w:t>
-      </w:r>
-    </w:p>
-    <w:p>
-      <w:pPr>
-        <w:numPr>
-          <w:ilvl w:val="0"/>
-          <w:numId w:val="1"/>
-        </w:numPr>
-      </w:pPr>
-      <w:r>
-        <w:t xml:space="preserve">The E91 room ends with a </w:t>
-      </w:r>
-      <w:r>
-        <w:rPr>
-          <w:b/>
-        </w:rPr>
-        <w:t>Finish</w:t>
-      </w:r>
-      <w:r>
-        <w:t xml:space="preserve"> button: it teleports you back to the lobby, launches fireworks and cleans up the apparatus.</w:t>
+        <w:t>/qac</w:t>
+      </w:r>
+      <w:r>
+        <w:t>). Tab-completion works for every subcommand, item names and active Grover ids.</w:t>
       </w:r>
     </w:p>
     <w:p>
       <w:pPr>
         <w:pStyle w:val="Nadpis2"/>
       </w:pPr>
-      <w:bookmarkStart w:id="26" w:name="_Toc234332881"/>
-      <w:r>
-        <w:t>7.3 What you will do in each room</w:t>
-      </w:r>
-      <w:bookmarkEnd w:id="26"/>
-    </w:p>
-    <w:p>
-      <w:pPr>
-        <w:numPr>
-          <w:ilvl w:val="0"/>
-          <w:numId w:val="1"/>
-        </w:numPr>
-      </w:pPr>
-      <w:r>
-        <w:rPr>
-          <w:b/>
-        </w:rPr>
-        <w:t>BB84:</w:t>
-      </w:r>
-      <w:r>
-        <w:t xml:space="preserve"> place the Sender on the marked spot → build its double chest → </w:t>
-      </w:r>
-      <w:r>
-        <w:rPr>
-          <w:rFonts w:ascii="Consolas" w:hAnsi="Consolas" w:cs="Consolas"/>
-          <w:color w:val="1F4E79"/>
-          <w:sz w:val="20"/>
-          <w:szCs w:val="20"/>
-        </w:rPr>
-        <w:t>/q sender fill</w:t>
-      </w:r>
-      <w:r>
-        <w:t xml:space="preserve"> + lay bit glass panes → place the Gate → build its chest → fill it with Compasses → place the Quantum Cable → </w:t>
-      </w:r>
-      <w:r>
-        <w:rPr>
-          <w:rFonts w:ascii="Consolas" w:hAnsi="Consolas" w:cs="Consolas"/>
-          <w:color w:val="1F4E79"/>
-          <w:sz w:val="20"/>
-          <w:szCs w:val="20"/>
-        </w:rPr>
-        <w:t>/q sender start</w:t>
-      </w:r>
-      <w:r>
-        <w:t xml:space="preserve"> and watch all 27 photons.</w:t>
-      </w:r>
-    </w:p>
-    <w:p>
-      <w:pPr>
-        <w:numPr>
-          <w:ilvl w:val="0"/>
-          <w:numId w:val="1"/>
-        </w:numPr>
-      </w:pPr>
-      <w:r>
-        <w:rPr>
-          <w:b/>
-        </w:rPr>
-        <w:t>Grover:</w:t>
-      </w:r>
-      <w:r>
-        <w:t xml:space="preserve"> stand on the centre spot → </w:t>
-      </w:r>
-      <w:r>
-        <w:rPr>
-          <w:rFonts w:ascii="Consolas" w:hAnsi="Consolas" w:cs="Consolas"/>
-          <w:color w:val="1F4E79"/>
-          <w:sz w:val="20"/>
-          <w:szCs w:val="20"/>
-        </w:rPr>
-        <w:t>/q grover setup 1</w:t>
-      </w:r>
-      <w:r>
-        <w:t xml:space="preserve"> → </w:t>
-      </w:r>
-      <w:r>
-        <w:rPr>
-          <w:rFonts w:ascii="Consolas" w:hAnsi="Consolas" w:cs="Consolas"/>
-          <w:color w:val="1F4E79"/>
-          <w:sz w:val="20"/>
-          <w:szCs w:val="20"/>
-        </w:rPr>
-        <w:t>/q grover placechests 1</w:t>
-      </w:r>
-      <w:r>
-        <w:t xml:space="preserve"> → </w:t>
-      </w:r>
-      <w:r>
-        <w:rPr>
-          <w:rFonts w:ascii="Consolas" w:hAnsi="Consolas" w:cs="Consolas"/>
-          <w:color w:val="1F4E79"/>
-          <w:sz w:val="20"/>
-          <w:szCs w:val="20"/>
-        </w:rPr>
-        <w:t>/q grover fillwool 1</w:t>
-      </w:r>
-      <w:r>
-        <w:t xml:space="preserve"> → spyglass + wool in offhand, throw the Wind Charge and watch the columns.</w:t>
-      </w:r>
-    </w:p>
-    <w:p>
-      <w:pPr>
-        <w:numPr>
-          <w:ilvl w:val="0"/>
-          <w:numId w:val="1"/>
-        </w:numPr>
-      </w:pPr>
-      <w:r>
-        <w:rPr>
-          <w:b/>
-        </w:rPr>
-        <w:t>E91:</w:t>
-      </w:r>
-      <w:r>
-        <w:t xml:space="preserve"> place the EPR Source on the marked spot → place Alice's and Bob's pads on the cyan/orange spots → </w:t>
-      </w:r>
-      <w:r>
-        <w:rPr>
-          <w:rFonts w:ascii="Consolas" w:hAnsi="Consolas" w:cs="Consolas"/>
-          <w:color w:val="1F4E79"/>
-          <w:sz w:val="20"/>
-          <w:szCs w:val="20"/>
-        </w:rPr>
-        <w:t>/q e91 generate</w:t>
-      </w:r>
-      <w:r>
-        <w:t xml:space="preserve"> → measure a photon with a filter.</w:t>
-      </w:r>
-    </w:p>
-    <w:p>
-      <w:pPr>
-        <w:pStyle w:val="Nadpis1"/>
-      </w:pPr>
-      <w:bookmarkStart w:id="27" w:name="_Toc234332882"/>
-      <w:r>
-        <w:t>8. Command Reference</w:t>
-      </w:r>
-      <w:bookmarkEnd w:id="27"/>
-    </w:p>
-    <w:p>
-      <w:r>
-        <w:t xml:space="preserve">Prefix </w:t>
-      </w:r>
-      <w:r>
-        <w:rPr>
-          <w:rFonts w:ascii="Consolas" w:hAnsi="Consolas" w:cs="Consolas"/>
-          <w:color w:val="1F4E79"/>
-          <w:sz w:val="20"/>
-          <w:szCs w:val="20"/>
-        </w:rPr>
-        <w:t>/qacraft</w:t>
-      </w:r>
-      <w:r>
-        <w:t xml:space="preserve"> (aliases </w:t>
-      </w:r>
-      <w:r>
-        <w:rPr>
-          <w:rFonts w:ascii="Consolas" w:hAnsi="Consolas" w:cs="Consolas"/>
-          <w:color w:val="1F4E79"/>
-          <w:sz w:val="20"/>
-          <w:szCs w:val="20"/>
-        </w:rPr>
-        <w:t>/q</w:t>
-      </w:r>
-      <w:r>
-        <w:t xml:space="preserve">, </w:t>
-      </w:r>
-      <w:r>
-        <w:rPr>
-          <w:rFonts w:ascii="Consolas" w:hAnsi="Consolas" w:cs="Consolas"/>
-          <w:color w:val="1F4E79"/>
-          <w:sz w:val="20"/>
-          <w:szCs w:val="20"/>
-        </w:rPr>
-        <w:t>/qa</w:t>
-      </w:r>
-      <w:r>
-        <w:t xml:space="preserve">, </w:t>
-      </w:r>
-      <w:r>
-        <w:rPr>
-          <w:rFonts w:ascii="Consolas" w:hAnsi="Consolas" w:cs="Consolas"/>
-          <w:color w:val="1F4E79"/>
-          <w:sz w:val="20"/>
-          <w:szCs w:val="20"/>
-        </w:rPr>
-        <w:t>/qac</w:t>
-      </w:r>
-      <w:r>
-        <w:t>). Tab-completion works for every subcommand, item names and active Grover ids.</w:t>
-      </w:r>
-    </w:p>
-    <w:p>
-      <w:pPr>
-        <w:pStyle w:val="Nadpis2"/>
-      </w:pPr>
-      <w:bookmarkStart w:id="28" w:name="_Toc234332883"/>
+      <w:bookmarkStart w:id="28" w:name="_Toc234365207"/>
       <w:r>
         <w:t>8.1 General</w:t>
       </w:r>
@@ -8512,7 +8517,7 @@
               <w:spacing w:after="0"/>
             </w:pPr>
             <w:r>
-              <w:t>Adds a single tool without clearing (chapter 2.2)</w:t>
+              <w:t>Adds a single tool without clearing (chapter 3.2)</w:t>
             </w:r>
           </w:p>
         </w:tc>
@@ -8561,7 +8566,7 @@
       <w:pPr>
         <w:pStyle w:val="Nadpis2"/>
       </w:pPr>
-      <w:bookmarkStart w:id="29" w:name="_Toc234332884"/>
+      <w:bookmarkStart w:id="29" w:name="_Toc234365208"/>
       <w:r>
         <w:t>8.2 BB84</w:t>
       </w:r>
@@ -9063,7 +9068,7 @@
       <w:pPr>
         <w:pStyle w:val="Nadpis2"/>
       </w:pPr>
-      <w:bookmarkStart w:id="30" w:name="_Toc234332885"/>
+      <w:bookmarkStart w:id="30" w:name="_Toc234365209"/>
       <w:r>
         <w:t>8.3 Grover ([id] optional with a single grid)</w:t>
       </w:r>
@@ -9419,7 +9424,7 @@
       <w:pPr>
         <w:pStyle w:val="Nadpis2"/>
       </w:pPr>
-      <w:bookmarkStart w:id="31" w:name="_Toc234332886"/>
+      <w:bookmarkStart w:id="31" w:name="_Toc234365210"/>
       <w:r>
         <w:t>8.4 E91</w:t>
       </w:r>
@@ -9785,7 +9790,7 @@
       <w:pPr>
         <w:pStyle w:val="Nadpis2"/>
       </w:pPr>
-      <w:bookmarkStart w:id="32" w:name="_Toc234332887"/>
+      <w:bookmarkStart w:id="32" w:name="_Toc234365211"/>
       <w:r>
         <w:t>8.5 Plasma, hall and tutorial</w:t>
       </w:r>
@@ -10071,7 +10076,7 @@
       <w:pPr>
         <w:pStyle w:val="Nadpis1"/>
       </w:pPr>
-      <w:bookmarkStart w:id="33" w:name="_Toc234332888"/>
+      <w:bookmarkStart w:id="33" w:name="_Toc234365212"/>
       <w:r>
         <w:t>9. Technical Notes</w:t>
       </w:r>
@@ -10389,9 +10394,9 @@
 <file path=word/numbering.xml><?xml version="1.0" encoding="utf-8"?>
 <w:numbering xmlns:wpc="http://schemas.microsoft.com/office/word/2010/wordprocessingCanvas" xmlns:cx="http://schemas.microsoft.com/office/drawing/2014/chartex" xmlns:cx1="http://schemas.microsoft.com/office/drawing/2015/9/8/chartex" xmlns:cx2="http://schemas.microsoft.com/office/drawing/2015/10/21/chartex" xmlns:cx3="http://schemas.microsoft.com/office/drawing/2016/5/9/chartex" xmlns:cx4="http://schemas.microsoft.com/office/drawing/2016/5/10/chartex" xmlns:cx5="http://schemas.microsoft.com/office/drawing/2016/5/11/chartex" xmlns:cx6="http://schemas.microsoft.com/office/drawing/2016/5/12/chartex" xmlns:cx7="http://schemas.microsoft.com/office/drawing/2016/5/13/chartex" xmlns:cx8="http://schemas.microsoft.com/office/drawing/2016/5/14/chartex" xmlns:mc="http://schemas.openxmlformats.org/markup-compatibility/2006" xmlns:aink="http://schemas.microsoft.com/office/drawing/2016/ink" xmlns:am3d="http://schemas.microsoft.com/office/drawing/2017/model3d" xmlns:o="urn:schemas-microsoft-com:office:office" xmlns:oel="http://schemas.microsoft.com/office/2019/extlst" xmlns:r="http://schemas.openxmlformats.org/officeDocument/2006/relationships" xmlns:m="http://schemas.openxmlformats.org/officeDocument/2006/math" xmlns:v="urn:schemas-microsoft-com:vml" xmlns:wp14="http://schemas.microsoft.com/office/word/2010/wordprocessingDrawing" xmlns:wp="http://schemas.openxmlformats.org/drawingml/2006/wordprocessingDrawing" xmlns:w10="urn:schemas-microsoft-com:office:word" xmlns:w="http://schemas.openxmlformats.org/wordprocessingml/2006/main" xmlns:w14="http://schemas.microsoft.com/office/word/2010/wordml" xmlns:w15="http://schemas.microsoft.com/office/word/2012/wordml" xmlns:w16cex="http://schemas.microsoft.com/office/word/2018/wordml/cex" xmlns:w16cid="http://schemas.microsoft.com/office/word/2016/wordml/cid" xmlns:w16="http://schemas.microsoft.com/office/word/2018/wordml" xmlns:w16du="http://schemas.microsoft.com/office/word/2023/wordml/word16du" xmlns:w16sdtdh="http://schemas.microsoft.com/office/word/2020/wordml/sdtdatahash" xmlns:w16sdtfl="http://schemas.microsoft.com/office/word/2024/wordml/sdtformatlock" xmlns:w16se="http://schemas.microsoft.com/office/word/2015/wordml/symex" xmlns:wpg="http://schemas.microsoft.com/office/word/2010/wordprocessingGroup" xmlns:wpi="http://schemas.microsoft.com/office/word/2010/wordprocessingInk" xmlns:wne="http://schemas.microsoft.com/office/word/2006/wordml" xmlns:wps="http://schemas.microsoft.com/office/word/2010/wordprocessingShape" mc:Ignorable="w14 w15 w16se w16cid w16 w16cex w16sdtdh w16sdtfl w16du wp14">
   <w:abstractNum w:abstractNumId="0" w15:restartNumberingAfterBreak="0">
-    <w:nsid w:val="0C7F0C20"/>
+    <w:nsid w:val="2A913ABD"/>
     <w:multiLevelType w:val="singleLevel"/>
-    <w:tmpl w:val="D1EE121E"/>
+    <w:tmpl w:val="631EFA8E"/>
     <w:lvl w:ilvl="0">
       <w:start w:val="1"/>
       <w:numFmt w:val="decimal"/>
@@ -10403,9 +10408,9 @@
     </w:lvl>
   </w:abstractNum>
   <w:abstractNum w:abstractNumId="1" w15:restartNumberingAfterBreak="0">
-    <w:nsid w:val="35C15A76"/>
+    <w:nsid w:val="5F6200FA"/>
     <w:multiLevelType w:val="singleLevel"/>
-    <w:tmpl w:val="F37EE5FE"/>
+    <w:tmpl w:val="86980D22"/>
     <w:lvl w:ilvl="0">
       <w:start w:val="1"/>
       <w:numFmt w:val="bullet"/>
@@ -10419,22 +10424,22 @@
       </w:rPr>
     </w:lvl>
   </w:abstractNum>
-  <w:num w:numId="1" w16cid:durableId="488979101">
+  <w:num w:numId="1" w16cid:durableId="1660887899">
     <w:abstractNumId w:val="1"/>
   </w:num>
-  <w:num w:numId="2" w16cid:durableId="1105923522">
+  <w:num w:numId="2" w16cid:durableId="462507770">
     <w:abstractNumId w:val="0"/>
     <w:lvlOverride w:ilvl="0">
       <w:startOverride w:val="1"/>
     </w:lvlOverride>
   </w:num>
-  <w:num w:numId="3" w16cid:durableId="1155024343">
+  <w:num w:numId="3" w16cid:durableId="1199976200">
     <w:abstractNumId w:val="0"/>
     <w:lvlOverride w:ilvl="0">
       <w:startOverride w:val="1"/>
     </w:lvlOverride>
   </w:num>
-  <w:num w:numId="4" w16cid:durableId="461192657">
+  <w:num w:numId="4" w16cid:durableId="509025478">
     <w:abstractNumId w:val="0"/>
     <w:lvlOverride w:ilvl="0">
       <w:startOverride w:val="1"/>

--- a/docs/QAcraft-Guide.docx
+++ b/docs/QAcraft-Guide.docx
@@ -150,7 +150,7 @@
       <w:r>
         <w:fldChar w:fldCharType="separate"/>
       </w:r>
-      <w:hyperlink w:anchor="_Toc234365179" w:history="1">
+      <w:hyperlink w:anchor="_Toc234366191" w:history="1">
         <w:r>
           <w:rPr>
             <w:rStyle w:val="Hypertextovodkaz"/>
@@ -177,7 +177,7 @@
             <w:noProof/>
             <w:webHidden/>
           </w:rPr>
-          <w:instrText xml:space="preserve"> PAGEREF _Toc234365179 \h </w:instrText>
+          <w:instrText xml:space="preserve"> PAGEREF _Toc234366191 \h </w:instrText>
         </w:r>
         <w:r>
           <w:rPr>
@@ -223,7 +223,7 @@
           <w14:ligatures w14:val="standardContextual"/>
         </w:rPr>
       </w:pPr>
-      <w:hyperlink w:anchor="_Toc234365180" w:history="1">
+      <w:hyperlink w:anchor="_Toc234366192" w:history="1">
         <w:r>
           <w:rPr>
             <w:rStyle w:val="Hypertextovodkaz"/>
@@ -250,7 +250,7 @@
             <w:noProof/>
             <w:webHidden/>
           </w:rPr>
-          <w:instrText xml:space="preserve"> PAGEREF _Toc234365180 \h </w:instrText>
+          <w:instrText xml:space="preserve"> PAGEREF _Toc234366192 \h </w:instrText>
         </w:r>
         <w:r>
           <w:rPr>
@@ -296,7 +296,7 @@
           <w14:ligatures w14:val="standardContextual"/>
         </w:rPr>
       </w:pPr>
-      <w:hyperlink w:anchor="_Toc234365181" w:history="1">
+      <w:hyperlink w:anchor="_Toc234366193" w:history="1">
         <w:r>
           <w:rPr>
             <w:rStyle w:val="Hypertextovodkaz"/>
@@ -323,7 +323,7 @@
             <w:noProof/>
             <w:webHidden/>
           </w:rPr>
-          <w:instrText xml:space="preserve"> PAGEREF _Toc234365181 \h </w:instrText>
+          <w:instrText xml:space="preserve"> PAGEREF _Toc234366193 \h </w:instrText>
         </w:r>
         <w:r>
           <w:rPr>
@@ -369,7 +369,7 @@
           <w14:ligatures w14:val="standardContextual"/>
         </w:rPr>
       </w:pPr>
-      <w:hyperlink w:anchor="_Toc234365182" w:history="1">
+      <w:hyperlink w:anchor="_Toc234366194" w:history="1">
         <w:r>
           <w:rPr>
             <w:rStyle w:val="Hypertextovodkaz"/>
@@ -396,7 +396,7 @@
             <w:noProof/>
             <w:webHidden/>
           </w:rPr>
-          <w:instrText xml:space="preserve"> PAGEREF _Toc234365182 \h </w:instrText>
+          <w:instrText xml:space="preserve"> PAGEREF _Toc234366194 \h </w:instrText>
         </w:r>
         <w:r>
           <w:rPr>
@@ -442,7 +442,7 @@
           <w14:ligatures w14:val="standardContextual"/>
         </w:rPr>
       </w:pPr>
-      <w:hyperlink w:anchor="_Toc234365183" w:history="1">
+      <w:hyperlink w:anchor="_Toc234366195" w:history="1">
         <w:r>
           <w:rPr>
             <w:rStyle w:val="Hypertextovodkaz"/>
@@ -469,7 +469,7 @@
             <w:noProof/>
             <w:webHidden/>
           </w:rPr>
-          <w:instrText xml:space="preserve"> PAGEREF _Toc234365183 \h </w:instrText>
+          <w:instrText xml:space="preserve"> PAGEREF _Toc234366195 \h </w:instrText>
         </w:r>
         <w:r>
           <w:rPr>
@@ -515,7 +515,7 @@
           <w14:ligatures w14:val="standardContextual"/>
         </w:rPr>
       </w:pPr>
-      <w:hyperlink w:anchor="_Toc234365184" w:history="1">
+      <w:hyperlink w:anchor="_Toc234366196" w:history="1">
         <w:r>
           <w:rPr>
             <w:rStyle w:val="Hypertextovodkaz"/>
@@ -542,7 +542,7 @@
             <w:noProof/>
             <w:webHidden/>
           </w:rPr>
-          <w:instrText xml:space="preserve"> PAGEREF _Toc234365184 \h </w:instrText>
+          <w:instrText xml:space="preserve"> PAGEREF _Toc234366196 \h </w:instrText>
         </w:r>
         <w:r>
           <w:rPr>
@@ -588,7 +588,7 @@
           <w14:ligatures w14:val="standardContextual"/>
         </w:rPr>
       </w:pPr>
-      <w:hyperlink w:anchor="_Toc234365185" w:history="1">
+      <w:hyperlink w:anchor="_Toc234366197" w:history="1">
         <w:r>
           <w:rPr>
             <w:rStyle w:val="Hypertextovodkaz"/>
@@ -615,7 +615,7 @@
             <w:noProof/>
             <w:webHidden/>
           </w:rPr>
-          <w:instrText xml:space="preserve"> PAGEREF _Toc234365185 \h </w:instrText>
+          <w:instrText xml:space="preserve"> PAGEREF _Toc234366197 \h </w:instrText>
         </w:r>
         <w:r>
           <w:rPr>
@@ -661,7 +661,7 @@
           <w14:ligatures w14:val="standardContextual"/>
         </w:rPr>
       </w:pPr>
-      <w:hyperlink w:anchor="_Toc234365186" w:history="1">
+      <w:hyperlink w:anchor="_Toc234366198" w:history="1">
         <w:r>
           <w:rPr>
             <w:rStyle w:val="Hypertextovodkaz"/>
@@ -688,7 +688,7 @@
             <w:noProof/>
             <w:webHidden/>
           </w:rPr>
-          <w:instrText xml:space="preserve"> PAGEREF _Toc234365186 \h </w:instrText>
+          <w:instrText xml:space="preserve"> PAGEREF _Toc234366198 \h </w:instrText>
         </w:r>
         <w:r>
           <w:rPr>
@@ -734,7 +734,7 @@
           <w14:ligatures w14:val="standardContextual"/>
         </w:rPr>
       </w:pPr>
-      <w:hyperlink w:anchor="_Toc234365187" w:history="1">
+      <w:hyperlink w:anchor="_Toc234366199" w:history="1">
         <w:r>
           <w:rPr>
             <w:rStyle w:val="Hypertextovodkaz"/>
@@ -761,7 +761,7 @@
             <w:noProof/>
             <w:webHidden/>
           </w:rPr>
-          <w:instrText xml:space="preserve"> PAGEREF _Toc234365187 \h </w:instrText>
+          <w:instrText xml:space="preserve"> PAGEREF _Toc234366199 \h </w:instrText>
         </w:r>
         <w:r>
           <w:rPr>
@@ -807,7 +807,7 @@
           <w14:ligatures w14:val="standardContextual"/>
         </w:rPr>
       </w:pPr>
-      <w:hyperlink w:anchor="_Toc234365188" w:history="1">
+      <w:hyperlink w:anchor="_Toc234366200" w:history="1">
         <w:r>
           <w:rPr>
             <w:rStyle w:val="Hypertextovodkaz"/>
@@ -834,7 +834,7 @@
             <w:noProof/>
             <w:webHidden/>
           </w:rPr>
-          <w:instrText xml:space="preserve"> PAGEREF _Toc234365188 \h </w:instrText>
+          <w:instrText xml:space="preserve"> PAGEREF _Toc234366200 \h </w:instrText>
         </w:r>
         <w:r>
           <w:rPr>
@@ -880,7 +880,7 @@
           <w14:ligatures w14:val="standardContextual"/>
         </w:rPr>
       </w:pPr>
-      <w:hyperlink w:anchor="_Toc234365189" w:history="1">
+      <w:hyperlink w:anchor="_Toc234366201" w:history="1">
         <w:r>
           <w:rPr>
             <w:rStyle w:val="Hypertextovodkaz"/>
@@ -907,7 +907,7 @@
             <w:noProof/>
             <w:webHidden/>
           </w:rPr>
-          <w:instrText xml:space="preserve"> PAGEREF _Toc234365189 \h </w:instrText>
+          <w:instrText xml:space="preserve"> PAGEREF _Toc234366201 \h </w:instrText>
         </w:r>
         <w:r>
           <w:rPr>
@@ -953,7 +953,7 @@
           <w14:ligatures w14:val="standardContextual"/>
         </w:rPr>
       </w:pPr>
-      <w:hyperlink w:anchor="_Toc234365190" w:history="1">
+      <w:hyperlink w:anchor="_Toc234366202" w:history="1">
         <w:r>
           <w:rPr>
             <w:rStyle w:val="Hypertextovodkaz"/>
@@ -980,7 +980,7 @@
             <w:noProof/>
             <w:webHidden/>
           </w:rPr>
-          <w:instrText xml:space="preserve"> PAGEREF _Toc234365190 \h </w:instrText>
+          <w:instrText xml:space="preserve"> PAGEREF _Toc234366202 \h </w:instrText>
         </w:r>
         <w:r>
           <w:rPr>
@@ -1026,7 +1026,7 @@
           <w14:ligatures w14:val="standardContextual"/>
         </w:rPr>
       </w:pPr>
-      <w:hyperlink w:anchor="_Toc234365191" w:history="1">
+      <w:hyperlink w:anchor="_Toc234366203" w:history="1">
         <w:r>
           <w:rPr>
             <w:rStyle w:val="Hypertextovodkaz"/>
@@ -1053,7 +1053,7 @@
             <w:noProof/>
             <w:webHidden/>
           </w:rPr>
-          <w:instrText xml:space="preserve"> PAGEREF _Toc234365191 \h </w:instrText>
+          <w:instrText xml:space="preserve"> PAGEREF _Toc234366203 \h </w:instrText>
         </w:r>
         <w:r>
           <w:rPr>
@@ -1099,7 +1099,7 @@
           <w14:ligatures w14:val="standardContextual"/>
         </w:rPr>
       </w:pPr>
-      <w:hyperlink w:anchor="_Toc234365192" w:history="1">
+      <w:hyperlink w:anchor="_Toc234366204" w:history="1">
         <w:r>
           <w:rPr>
             <w:rStyle w:val="Hypertextovodkaz"/>
@@ -1126,7 +1126,7 @@
             <w:noProof/>
             <w:webHidden/>
           </w:rPr>
-          <w:instrText xml:space="preserve"> PAGEREF _Toc234365192 \h </w:instrText>
+          <w:instrText xml:space="preserve"> PAGEREF _Toc234366204 \h </w:instrText>
         </w:r>
         <w:r>
           <w:rPr>
@@ -1172,7 +1172,7 @@
           <w14:ligatures w14:val="standardContextual"/>
         </w:rPr>
       </w:pPr>
-      <w:hyperlink w:anchor="_Toc234365193" w:history="1">
+      <w:hyperlink w:anchor="_Toc234366205" w:history="1">
         <w:r>
           <w:rPr>
             <w:rStyle w:val="Hypertextovodkaz"/>
@@ -1199,7 +1199,7 @@
             <w:noProof/>
             <w:webHidden/>
           </w:rPr>
-          <w:instrText xml:space="preserve"> PAGEREF _Toc234365193 \h </w:instrText>
+          <w:instrText xml:space="preserve"> PAGEREF _Toc234366205 \h </w:instrText>
         </w:r>
         <w:r>
           <w:rPr>
@@ -1245,7 +1245,7 @@
           <w14:ligatures w14:val="standardContextual"/>
         </w:rPr>
       </w:pPr>
-      <w:hyperlink w:anchor="_Toc234365194" w:history="1">
+      <w:hyperlink w:anchor="_Toc234366206" w:history="1">
         <w:r>
           <w:rPr>
             <w:rStyle w:val="Hypertextovodkaz"/>
@@ -1272,7 +1272,7 @@
             <w:noProof/>
             <w:webHidden/>
           </w:rPr>
-          <w:instrText xml:space="preserve"> PAGEREF _Toc234365194 \h </w:instrText>
+          <w:instrText xml:space="preserve"> PAGEREF _Toc234366206 \h </w:instrText>
         </w:r>
         <w:r>
           <w:rPr>
@@ -1318,7 +1318,7 @@
           <w14:ligatures w14:val="standardContextual"/>
         </w:rPr>
       </w:pPr>
-      <w:hyperlink w:anchor="_Toc234365195" w:history="1">
+      <w:hyperlink w:anchor="_Toc234366207" w:history="1">
         <w:r>
           <w:rPr>
             <w:rStyle w:val="Hypertextovodkaz"/>
@@ -1345,7 +1345,7 @@
             <w:noProof/>
             <w:webHidden/>
           </w:rPr>
-          <w:instrText xml:space="preserve"> PAGEREF _Toc234365195 \h </w:instrText>
+          <w:instrText xml:space="preserve"> PAGEREF _Toc234366207 \h </w:instrText>
         </w:r>
         <w:r>
           <w:rPr>
@@ -1391,7 +1391,7 @@
           <w14:ligatures w14:val="standardContextual"/>
         </w:rPr>
       </w:pPr>
-      <w:hyperlink w:anchor="_Toc234365196" w:history="1">
+      <w:hyperlink w:anchor="_Toc234366208" w:history="1">
         <w:r>
           <w:rPr>
             <w:rStyle w:val="Hypertextovodkaz"/>
@@ -1418,7 +1418,7 @@
             <w:noProof/>
             <w:webHidden/>
           </w:rPr>
-          <w:instrText xml:space="preserve"> PAGEREF _Toc234365196 \h </w:instrText>
+          <w:instrText xml:space="preserve"> PAGEREF _Toc234366208 \h </w:instrText>
         </w:r>
         <w:r>
           <w:rPr>
@@ -1464,7 +1464,7 @@
           <w14:ligatures w14:val="standardContextual"/>
         </w:rPr>
       </w:pPr>
-      <w:hyperlink w:anchor="_Toc234365197" w:history="1">
+      <w:hyperlink w:anchor="_Toc234366209" w:history="1">
         <w:r>
           <w:rPr>
             <w:rStyle w:val="Hypertextovodkaz"/>
@@ -1491,7 +1491,7 @@
             <w:noProof/>
             <w:webHidden/>
           </w:rPr>
-          <w:instrText xml:space="preserve"> PAGEREF _Toc234365197 \h </w:instrText>
+          <w:instrText xml:space="preserve"> PAGEREF _Toc234366209 \h </w:instrText>
         </w:r>
         <w:r>
           <w:rPr>
@@ -1537,7 +1537,7 @@
           <w14:ligatures w14:val="standardContextual"/>
         </w:rPr>
       </w:pPr>
-      <w:hyperlink w:anchor="_Toc234365198" w:history="1">
+      <w:hyperlink w:anchor="_Toc234366210" w:history="1">
         <w:r>
           <w:rPr>
             <w:rStyle w:val="Hypertextovodkaz"/>
@@ -1564,7 +1564,7 @@
             <w:noProof/>
             <w:webHidden/>
           </w:rPr>
-          <w:instrText xml:space="preserve"> PAGEREF _Toc234365198 \h </w:instrText>
+          <w:instrText xml:space="preserve"> PAGEREF _Toc234366210 \h </w:instrText>
         </w:r>
         <w:r>
           <w:rPr>
@@ -1610,7 +1610,7 @@
           <w14:ligatures w14:val="standardContextual"/>
         </w:rPr>
       </w:pPr>
-      <w:hyperlink w:anchor="_Toc234365199" w:history="1">
+      <w:hyperlink w:anchor="_Toc234366211" w:history="1">
         <w:r>
           <w:rPr>
             <w:rStyle w:val="Hypertextovodkaz"/>
@@ -1637,7 +1637,7 @@
             <w:noProof/>
             <w:webHidden/>
           </w:rPr>
-          <w:instrText xml:space="preserve"> PAGEREF _Toc234365199 \h </w:instrText>
+          <w:instrText xml:space="preserve"> PAGEREF _Toc234366211 \h </w:instrText>
         </w:r>
         <w:r>
           <w:rPr>
@@ -1683,7 +1683,7 @@
           <w14:ligatures w14:val="standardContextual"/>
         </w:rPr>
       </w:pPr>
-      <w:hyperlink w:anchor="_Toc234365200" w:history="1">
+      <w:hyperlink w:anchor="_Toc234366212" w:history="1">
         <w:r>
           <w:rPr>
             <w:rStyle w:val="Hypertextovodkaz"/>
@@ -1710,7 +1710,7 @@
             <w:noProof/>
             <w:webHidden/>
           </w:rPr>
-          <w:instrText xml:space="preserve"> PAGEREF _Toc234365200 \h </w:instrText>
+          <w:instrText xml:space="preserve"> PAGEREF _Toc234366212 \h </w:instrText>
         </w:r>
         <w:r>
           <w:rPr>
@@ -1756,7 +1756,7 @@
           <w14:ligatures w14:val="standardContextual"/>
         </w:rPr>
       </w:pPr>
-      <w:hyperlink w:anchor="_Toc234365201" w:history="1">
+      <w:hyperlink w:anchor="_Toc234366213" w:history="1">
         <w:r>
           <w:rPr>
             <w:rStyle w:val="Hypertextovodkaz"/>
@@ -1783,7 +1783,7 @@
             <w:noProof/>
             <w:webHidden/>
           </w:rPr>
-          <w:instrText xml:space="preserve"> PAGEREF _Toc234365201 \h </w:instrText>
+          <w:instrText xml:space="preserve"> PAGEREF _Toc234366213 \h </w:instrText>
         </w:r>
         <w:r>
           <w:rPr>
@@ -1829,7 +1829,7 @@
           <w14:ligatures w14:val="standardContextual"/>
         </w:rPr>
       </w:pPr>
-      <w:hyperlink w:anchor="_Toc234365202" w:history="1">
+      <w:hyperlink w:anchor="_Toc234366214" w:history="1">
         <w:r>
           <w:rPr>
             <w:rStyle w:val="Hypertextovodkaz"/>
@@ -1856,7 +1856,7 @@
             <w:noProof/>
             <w:webHidden/>
           </w:rPr>
-          <w:instrText xml:space="preserve"> PAGEREF _Toc234365202 \h </w:instrText>
+          <w:instrText xml:space="preserve"> PAGEREF _Toc234366214 \h </w:instrText>
         </w:r>
         <w:r>
           <w:rPr>
@@ -1902,7 +1902,7 @@
           <w14:ligatures w14:val="standardContextual"/>
         </w:rPr>
       </w:pPr>
-      <w:hyperlink w:anchor="_Toc234365203" w:history="1">
+      <w:hyperlink w:anchor="_Toc234366215" w:history="1">
         <w:r>
           <w:rPr>
             <w:rStyle w:val="Hypertextovodkaz"/>
@@ -1929,7 +1929,7 @@
             <w:noProof/>
             <w:webHidden/>
           </w:rPr>
-          <w:instrText xml:space="preserve"> PAGEREF _Toc234365203 \h </w:instrText>
+          <w:instrText xml:space="preserve"> PAGEREF _Toc234366215 \h </w:instrText>
         </w:r>
         <w:r>
           <w:rPr>
@@ -1975,7 +1975,7 @@
           <w14:ligatures w14:val="standardContextual"/>
         </w:rPr>
       </w:pPr>
-      <w:hyperlink w:anchor="_Toc234365204" w:history="1">
+      <w:hyperlink w:anchor="_Toc234366216" w:history="1">
         <w:r>
           <w:rPr>
             <w:rStyle w:val="Hypertextovodkaz"/>
@@ -2002,7 +2002,7 @@
             <w:noProof/>
             <w:webHidden/>
           </w:rPr>
-          <w:instrText xml:space="preserve"> PAGEREF _Toc234365204 \h </w:instrText>
+          <w:instrText xml:space="preserve"> PAGEREF _Toc234366216 \h </w:instrText>
         </w:r>
         <w:r>
           <w:rPr>
@@ -2048,7 +2048,7 @@
           <w14:ligatures w14:val="standardContextual"/>
         </w:rPr>
       </w:pPr>
-      <w:hyperlink w:anchor="_Toc234365205" w:history="1">
+      <w:hyperlink w:anchor="_Toc234366217" w:history="1">
         <w:r>
           <w:rPr>
             <w:rStyle w:val="Hypertextovodkaz"/>
@@ -2075,7 +2075,7 @@
             <w:noProof/>
             <w:webHidden/>
           </w:rPr>
-          <w:instrText xml:space="preserve"> PAGEREF _Toc234365205 \h </w:instrText>
+          <w:instrText xml:space="preserve"> PAGEREF _Toc234366217 \h </w:instrText>
         </w:r>
         <w:r>
           <w:rPr>
@@ -2121,7 +2121,7 @@
           <w14:ligatures w14:val="standardContextual"/>
         </w:rPr>
       </w:pPr>
-      <w:hyperlink w:anchor="_Toc234365206" w:history="1">
+      <w:hyperlink w:anchor="_Toc234366218" w:history="1">
         <w:r>
           <w:rPr>
             <w:rStyle w:val="Hypertextovodkaz"/>
@@ -2148,7 +2148,7 @@
             <w:noProof/>
             <w:webHidden/>
           </w:rPr>
-          <w:instrText xml:space="preserve"> PAGEREF _Toc234365206 \h </w:instrText>
+          <w:instrText xml:space="preserve"> PAGEREF _Toc234366218 \h </w:instrText>
         </w:r>
         <w:r>
           <w:rPr>
@@ -2194,7 +2194,7 @@
           <w14:ligatures w14:val="standardContextual"/>
         </w:rPr>
       </w:pPr>
-      <w:hyperlink w:anchor="_Toc234365207" w:history="1">
+      <w:hyperlink w:anchor="_Toc234366219" w:history="1">
         <w:r>
           <w:rPr>
             <w:rStyle w:val="Hypertextovodkaz"/>
@@ -2221,7 +2221,7 @@
             <w:noProof/>
             <w:webHidden/>
           </w:rPr>
-          <w:instrText xml:space="preserve"> PAGEREF _Toc234365207 \h </w:instrText>
+          <w:instrText xml:space="preserve"> PAGEREF _Toc234366219 \h </w:instrText>
         </w:r>
         <w:r>
           <w:rPr>
@@ -2267,7 +2267,7 @@
           <w14:ligatures w14:val="standardContextual"/>
         </w:rPr>
       </w:pPr>
-      <w:hyperlink w:anchor="_Toc234365208" w:history="1">
+      <w:hyperlink w:anchor="_Toc234366220" w:history="1">
         <w:r>
           <w:rPr>
             <w:rStyle w:val="Hypertextovodkaz"/>
@@ -2294,7 +2294,7 @@
             <w:noProof/>
             <w:webHidden/>
           </w:rPr>
-          <w:instrText xml:space="preserve"> PAGEREF _Toc234365208 \h </w:instrText>
+          <w:instrText xml:space="preserve"> PAGEREF _Toc234366220 \h </w:instrText>
         </w:r>
         <w:r>
           <w:rPr>
@@ -2340,7 +2340,7 @@
           <w14:ligatures w14:val="standardContextual"/>
         </w:rPr>
       </w:pPr>
-      <w:hyperlink w:anchor="_Toc234365209" w:history="1">
+      <w:hyperlink w:anchor="_Toc234366221" w:history="1">
         <w:r>
           <w:rPr>
             <w:rStyle w:val="Hypertextovodkaz"/>
@@ -2367,7 +2367,7 @@
             <w:noProof/>
             <w:webHidden/>
           </w:rPr>
-          <w:instrText xml:space="preserve"> PAGEREF _Toc234365209 \h </w:instrText>
+          <w:instrText xml:space="preserve"> PAGEREF _Toc234366221 \h </w:instrText>
         </w:r>
         <w:r>
           <w:rPr>
@@ -2413,7 +2413,7 @@
           <w14:ligatures w14:val="standardContextual"/>
         </w:rPr>
       </w:pPr>
-      <w:hyperlink w:anchor="_Toc234365210" w:history="1">
+      <w:hyperlink w:anchor="_Toc234366222" w:history="1">
         <w:r>
           <w:rPr>
             <w:rStyle w:val="Hypertextovodkaz"/>
@@ -2440,7 +2440,7 @@
             <w:noProof/>
             <w:webHidden/>
           </w:rPr>
-          <w:instrText xml:space="preserve"> PAGEREF _Toc234365210 \h </w:instrText>
+          <w:instrText xml:space="preserve"> PAGEREF _Toc234366222 \h </w:instrText>
         </w:r>
         <w:r>
           <w:rPr>
@@ -2486,7 +2486,7 @@
           <w14:ligatures w14:val="standardContextual"/>
         </w:rPr>
       </w:pPr>
-      <w:hyperlink w:anchor="_Toc234365211" w:history="1">
+      <w:hyperlink w:anchor="_Toc234366223" w:history="1">
         <w:r>
           <w:rPr>
             <w:rStyle w:val="Hypertextovodkaz"/>
@@ -2513,7 +2513,7 @@
             <w:noProof/>
             <w:webHidden/>
           </w:rPr>
-          <w:instrText xml:space="preserve"> PAGEREF _Toc234365211 \h </w:instrText>
+          <w:instrText xml:space="preserve"> PAGEREF _Toc234366223 \h </w:instrText>
         </w:r>
         <w:r>
           <w:rPr>
@@ -2559,7 +2559,7 @@
           <w14:ligatures w14:val="standardContextual"/>
         </w:rPr>
       </w:pPr>
-      <w:hyperlink w:anchor="_Toc234365212" w:history="1">
+      <w:hyperlink w:anchor="_Toc234366224" w:history="1">
         <w:r>
           <w:rPr>
             <w:rStyle w:val="Hypertextovodkaz"/>
@@ -2586,7 +2586,7 @@
             <w:noProof/>
             <w:webHidden/>
           </w:rPr>
-          <w:instrText xml:space="preserve"> PAGEREF _Toc234365212 \h </w:instrText>
+          <w:instrText xml:space="preserve"> PAGEREF _Toc234366224 \h </w:instrText>
         </w:r>
         <w:r>
           <w:rPr>
@@ -2626,7 +2626,7 @@
       <w:pPr>
         <w:pStyle w:val="Nadpis1"/>
       </w:pPr>
-      <w:bookmarkStart w:id="0" w:name="_Toc234365179"/>
+      <w:bookmarkStart w:id="0" w:name="_Toc234366191"/>
       <w:r>
         <w:t>1. Introduction</w:t>
       </w:r>
@@ -2697,7 +2697,7 @@
       <w:pPr>
         <w:pStyle w:val="Nadpis2"/>
       </w:pPr>
-      <w:bookmarkStart w:id="1" w:name="_Toc234365180"/>
+      <w:bookmarkStart w:id="1" w:name="_Toc234366192"/>
       <w:r>
         <w:t>1.1 Requirements and installation</w:t>
       </w:r>
@@ -2828,7 +2828,7 @@
       <w:pPr>
         <w:pStyle w:val="Nadpis2"/>
       </w:pPr>
-      <w:bookmarkStart w:id="2" w:name="_Toc234365181"/>
+      <w:bookmarkStart w:id="2" w:name="_Toc234366193"/>
       <w:r>
         <w:t>1.2 Commands, aliases and permissions</w:t>
       </w:r>
@@ -2991,7 +2991,7 @@
       <w:pPr>
         <w:pStyle w:val="Nadpis1"/>
       </w:pPr>
-      <w:bookmarkStart w:id="3" w:name="_Toc234365182"/>
+      <w:bookmarkStart w:id="3" w:name="_Toc234366194"/>
       <w:r>
         <w:t>2. Try the Plugin on Your Own — the Tutorial Hall</w:t>
       </w:r>
@@ -3024,7 +3024,7 @@
       <w:pPr>
         <w:pStyle w:val="Nadpis2"/>
       </w:pPr>
-      <w:bookmarkStart w:id="4" w:name="_Toc234365183"/>
+      <w:bookmarkStart w:id="4" w:name="_Toc234366195"/>
       <w:r>
         <w:t>2.1 Building the hall</w:t>
       </w:r>
@@ -3109,14 +3109,23 @@
         <w:t>Tools button</w:t>
       </w:r>
       <w:r>
-        <w:t xml:space="preserve"> that hands out the room's tool set. The E91 room has Alice / Bob billboards.</w:t>
+        <w:t xml:space="preserve"> that hands out the room's tool set. The E91 room has Alice / Bob billboards; the lobby has a glowing </w:t>
+      </w:r>
+      <w:r>
+        <w:rPr>
+          <w:b/>
+        </w:rPr>
+        <w:t>Start Tutorial</w:t>
+      </w:r>
+      <w:r>
+        <w:t xml:space="preserve"> button.</w:t>
       </w:r>
     </w:p>
     <w:p>
       <w:pPr>
         <w:pStyle w:val="Nadpis2"/>
       </w:pPr>
-      <w:bookmarkStart w:id="5" w:name="_Toc234365184"/>
+      <w:bookmarkStart w:id="5" w:name="_Toc234366196"/>
       <w:r>
         <w:t>2.2 Running the tutorial</w:t>
       </w:r>
@@ -3156,6 +3165,20 @@
     </w:p>
     <w:p>
       <w:r>
+        <w:t xml:space="preserve">The same run also starts by pressing the glowing </w:t>
+      </w:r>
+      <w:r>
+        <w:rPr>
+          <w:b/>
+        </w:rPr>
+        <w:t>Start Tutorial</w:t>
+      </w:r>
+      <w:r>
+        <w:t xml:space="preserve"> button in the hall lobby.</w:t>
+      </w:r>
+    </w:p>
+    <w:p>
+      <w:r>
         <w:t>What the tutorial does:</w:t>
       </w:r>
     </w:p>
@@ -3167,7 +3190,7 @@
         </w:numPr>
       </w:pPr>
       <w:r>
-        <w:t>Teleports you to the lobby, empties your hands and bars the entrance — the rooms are connected by iron-bar doors that open only as you progress.</w:t>
+        <w:t>Teleports you to the lobby, empties your hands and bars the hall entrance with iron bars — no leaving mid-run; the rooms are connected by iron-bar doors that open only as you progress.</w:t>
       </w:r>
     </w:p>
     <w:p>
@@ -3256,7 +3279,7 @@
       <w:pPr>
         <w:pStyle w:val="Nadpis2"/>
       </w:pPr>
-      <w:bookmarkStart w:id="6" w:name="_Toc234365185"/>
+      <w:bookmarkStart w:id="6" w:name="_Toc234366197"/>
       <w:r>
         <w:t>2.3 What you will do in each room</w:t>
       </w:r>
@@ -3389,7 +3412,7 @@
       <w:pPr>
         <w:pStyle w:val="Nadpis1"/>
       </w:pPr>
-      <w:bookmarkStart w:id="7" w:name="_Toc234365186"/>
+      <w:bookmarkStart w:id="7" w:name="_Toc234366198"/>
       <w:r>
         <w:t>3. Getting Tools and Items</w:t>
       </w:r>
@@ -3413,7 +3436,7 @@
       <w:pPr>
         <w:pStyle w:val="Nadpis2"/>
       </w:pPr>
-      <w:bookmarkStart w:id="8" w:name="_Toc234365187"/>
+      <w:bookmarkStart w:id="8" w:name="_Toc234366199"/>
       <w:r>
         <w:t>3.1 Tool sets</w:t>
       </w:r>
@@ -3520,7 +3543,7 @@
       <w:pPr>
         <w:pStyle w:val="Nadpis2"/>
       </w:pPr>
-      <w:bookmarkStart w:id="9" w:name="_Toc234365188"/>
+      <w:bookmarkStart w:id="9" w:name="_Toc234366200"/>
       <w:r>
         <w:t>3.2 Single items — keep your inventory</w:t>
       </w:r>
@@ -3569,7 +3592,7 @@
       <w:pPr>
         <w:pStyle w:val="Nadpis2"/>
       </w:pPr>
-      <w:bookmarkStart w:id="10" w:name="_Toc234365189"/>
+      <w:bookmarkStart w:id="10" w:name="_Toc234366201"/>
       <w:r>
         <w:t>3.3 The Quantum Eraser</w:t>
       </w:r>
@@ -3676,7 +3699,7 @@
                 <w:noProof/>
               </w:rPr>
               <w:drawing>
-                <wp:inline distT="0" distB="0" distL="0" distR="0" wp14:anchorId="58FA60A4" wp14:editId="185A4601">
+                <wp:inline distT="0" distB="0" distL="0" distR="0" wp14:anchorId="1E903F2F" wp14:editId="1ED4A8E5">
                   <wp:extent cx="457200" cy="457200"/>
                   <wp:effectExtent l="0" t="0" r="0" b="0"/>
                   <wp:docPr id="1001" name="brush.png"/>
@@ -3758,7 +3781,7 @@
       <w:pPr>
         <w:pStyle w:val="Nadpis1"/>
       </w:pPr>
-      <w:bookmarkStart w:id="11" w:name="_Toc234365190"/>
+      <w:bookmarkStart w:id="11" w:name="_Toc234366202"/>
       <w:r>
         <w:t>4. BB84 — Quantum Key Distribution</w:t>
       </w:r>
@@ -3814,7 +3837,7 @@
       <w:pPr>
         <w:pStyle w:val="Nadpis2"/>
       </w:pPr>
-      <w:bookmarkStart w:id="12" w:name="_Toc234365191"/>
+      <w:bookmarkStart w:id="12" w:name="_Toc234366203"/>
       <w:r>
         <w:t>4.1 Tools and items</w:t>
       </w:r>
@@ -3921,7 +3944,7 @@
                 <w:noProof/>
               </w:rPr>
               <w:drawing>
-                <wp:inline distT="0" distB="0" distL="0" distR="0" wp14:anchorId="5A3C4058" wp14:editId="547D61B5">
+                <wp:inline distT="0" distB="0" distL="0" distR="0" wp14:anchorId="5F602EB8" wp14:editId="07ED4305">
                   <wp:extent cx="457200" cy="457200"/>
                   <wp:effectExtent l="0" t="0" r="0" b="0"/>
                   <wp:docPr id="1002" name="compass.png"/>
@@ -4009,7 +4032,7 @@
                 <w:noProof/>
               </w:rPr>
               <w:drawing>
-                <wp:inline distT="0" distB="0" distL="0" distR="0" wp14:anchorId="691A529D" wp14:editId="31E04686">
+                <wp:inline distT="0" distB="0" distL="0" distR="0" wp14:anchorId="3430BD7B" wp14:editId="4CE1E708">
                   <wp:extent cx="457200" cy="457200"/>
                   <wp:effectExtent l="0" t="0" r="0" b="0"/>
                   <wp:docPr id="1003" name="recovery_compass.png"/>
@@ -4097,7 +4120,7 @@
                 <w:noProof/>
               </w:rPr>
               <w:drawing>
-                <wp:inline distT="0" distB="0" distL="0" distR="0" wp14:anchorId="03FE5554" wp14:editId="4F1C3867">
+                <wp:inline distT="0" distB="0" distL="0" distR="0" wp14:anchorId="11690576" wp14:editId="05033465">
                   <wp:extent cx="457200" cy="457200"/>
                   <wp:effectExtent l="0" t="0" r="0" b="0"/>
                   <wp:docPr id="1004" name="snowball.png"/>
@@ -4185,7 +4208,7 @@
                 <w:noProof/>
               </w:rPr>
               <w:drawing>
-                <wp:inline distT="0" distB="0" distL="0" distR="0" wp14:anchorId="08ACACCD" wp14:editId="636DDEBB">
+                <wp:inline distT="0" distB="0" distL="0" distR="0" wp14:anchorId="66FDC6D4" wp14:editId="30C19F70">
                   <wp:extent cx="457200" cy="457200"/>
                   <wp:effectExtent l="0" t="0" r="0" b="0"/>
                   <wp:docPr id="1005" name="carrot_on_a_stick.png"/>
@@ -4273,7 +4296,7 @@
                 <w:noProof/>
               </w:rPr>
               <w:drawing>
-                <wp:inline distT="0" distB="0" distL="0" distR="0" wp14:anchorId="090696DC" wp14:editId="5CD6311D">
+                <wp:inline distT="0" distB="0" distL="0" distR="0" wp14:anchorId="0F0E5F29" wp14:editId="356568B5">
                   <wp:extent cx="457200" cy="457200"/>
                   <wp:effectExtent l="0" t="0" r="0" b="0"/>
                   <wp:docPr id="1006" name="warped_fungus_on_a_stick.png"/>
@@ -4361,7 +4384,7 @@
                 <w:noProof/>
               </w:rPr>
               <w:drawing>
-                <wp:inline distT="0" distB="0" distL="0" distR="0" wp14:anchorId="20271269" wp14:editId="15F9F6B3">
+                <wp:inline distT="0" distB="0" distL="0" distR="0" wp14:anchorId="0E6EC62B" wp14:editId="4AB50E00">
                   <wp:extent cx="457200" cy="457200"/>
                   <wp:effectExtent l="0" t="0" r="0" b="0"/>
                   <wp:docPr id="1007" name="nether_star.png"/>
@@ -4449,7 +4472,7 @@
                 <w:noProof/>
               </w:rPr>
               <w:drawing>
-                <wp:inline distT="0" distB="0" distL="0" distR="0" wp14:anchorId="3179FF7A" wp14:editId="304ACBFB">
+                <wp:inline distT="0" distB="0" distL="0" distR="0" wp14:anchorId="1EE7008D" wp14:editId="1F0CDFF1">
                   <wp:extent cx="457200" cy="457200"/>
                   <wp:effectExtent l="0" t="0" r="0" b="0"/>
                   <wp:docPr id="1008" name="ender_eye.png"/>
@@ -4537,7 +4560,7 @@
                 <w:noProof/>
               </w:rPr>
               <w:drawing>
-                <wp:inline distT="0" distB="0" distL="0" distR="0" wp14:anchorId="40801BCC" wp14:editId="0DB7431E">
+                <wp:inline distT="0" distB="0" distL="0" distR="0" wp14:anchorId="4BF7D54D" wp14:editId="7DBEC003">
                   <wp:extent cx="457200" cy="457200"/>
                   <wp:effectExtent l="0" t="0" r="0" b="0"/>
                   <wp:docPr id="1009" name="chest.png"/>
@@ -4619,7 +4642,7 @@
                 <w:noProof/>
               </w:rPr>
               <w:drawing>
-                <wp:inline distT="0" distB="0" distL="0" distR="0" wp14:anchorId="4A969FDA" wp14:editId="0F7F52C1">
+                <wp:inline distT="0" distB="0" distL="0" distR="0" wp14:anchorId="19D93984" wp14:editId="3D802B56">
                   <wp:extent cx="457200" cy="457200"/>
                   <wp:effectExtent l="0" t="0" r="0" b="0"/>
                   <wp:docPr id="1010" name="blue_glass.png"/>
@@ -4710,7 +4733,7 @@
                 <w:noProof/>
               </w:rPr>
               <w:drawing>
-                <wp:inline distT="0" distB="0" distL="0" distR="0" wp14:anchorId="22966073" wp14:editId="7DFEE74D">
+                <wp:inline distT="0" distB="0" distL="0" distR="0" wp14:anchorId="790B466C" wp14:editId="4099A8AD">
                   <wp:extent cx="457200" cy="457200"/>
                   <wp:effectExtent l="0" t="0" r="0" b="0"/>
                   <wp:docPr id="1011" name="red_glass.png"/>
@@ -4801,7 +4824,7 @@
                 <w:noProof/>
               </w:rPr>
               <w:drawing>
-                <wp:inline distT="0" distB="0" distL="0" distR="0" wp14:anchorId="36FC78C6" wp14:editId="0EB20AE4">
+                <wp:inline distT="0" distB="0" distL="0" distR="0" wp14:anchorId="61E8D009" wp14:editId="3B81C548">
                   <wp:extent cx="457200" cy="457200"/>
                   <wp:effectExtent l="0" t="0" r="0" b="0"/>
                   <wp:docPr id="1012" name="brush.png"/>
@@ -4883,7 +4906,7 @@
       <w:pPr>
         <w:pStyle w:val="Nadpis2"/>
       </w:pPr>
-      <w:bookmarkStart w:id="13" w:name="_Toc234365192"/>
+      <w:bookmarkStart w:id="13" w:name="_Toc234366204"/>
       <w:r>
         <w:t>4.2 How the double chests work</w:t>
       </w:r>
@@ -4928,7 +4951,7 @@
           <w:noProof/>
         </w:rPr>
         <w:drawing>
-          <wp:inline distT="0" distB="0" distL="0" distR="0" wp14:anchorId="5F5880D4" wp14:editId="6153211A">
+          <wp:inline distT="0" distB="0" distL="0" distR="0" wp14:anchorId="7C7A3717" wp14:editId="77A068AF">
             <wp:extent cx="3352800" cy="2590800"/>
             <wp:effectExtent l="0" t="0" r="0" b="0"/>
             <wp:docPr id="1013" name="sender_chest.png"/>
@@ -5009,7 +5032,7 @@
           <w:noProof/>
         </w:rPr>
         <w:drawing>
-          <wp:inline distT="0" distB="0" distL="0" distR="0" wp14:anchorId="4D29C55A" wp14:editId="5684DE8B">
+          <wp:inline distT="0" distB="0" distL="0" distR="0" wp14:anchorId="5FDD012D" wp14:editId="3C830213">
             <wp:extent cx="3352800" cy="2590800"/>
             <wp:effectExtent l="0" t="0" r="0" b="0"/>
             <wp:docPr id="1014" name="gate_chest.png"/>
@@ -5064,7 +5087,7 @@
       <w:pPr>
         <w:pStyle w:val="Nadpis2"/>
       </w:pPr>
-      <w:bookmarkStart w:id="14" w:name="_Toc234365193"/>
+      <w:bookmarkStart w:id="14" w:name="_Toc234366205"/>
       <w:r>
         <w:t>4.3 Step by step</w:t>
       </w:r>
@@ -5337,7 +5360,7 @@
       <w:pPr>
         <w:pStyle w:val="Nadpis2"/>
       </w:pPr>
-      <w:bookmarkStart w:id="15" w:name="_Toc234365194"/>
+      <w:bookmarkStart w:id="15" w:name="_Toc234366206"/>
       <w:r>
         <w:t>4.4 Manual experiments</w:t>
       </w:r>
@@ -5515,7 +5538,7 @@
       <w:pPr>
         <w:pStyle w:val="Nadpis1"/>
       </w:pPr>
-      <w:bookmarkStart w:id="16" w:name="_Toc234365195"/>
+      <w:bookmarkStart w:id="16" w:name="_Toc234366207"/>
       <w:r>
         <w:t>5. Grover's Search Algorithm</w:t>
       </w:r>
@@ -5752,7 +5775,7 @@
       <w:pPr>
         <w:pStyle w:val="Nadpis2"/>
       </w:pPr>
-      <w:bookmarkStart w:id="17" w:name="_Toc234365196"/>
+      <w:bookmarkStart w:id="17" w:name="_Toc234366208"/>
       <w:r>
         <w:t>5.1 Tools and items</w:t>
       </w:r>
@@ -5859,7 +5882,7 @@
                 <w:noProof/>
               </w:rPr>
               <w:drawing>
-                <wp:inline distT="0" distB="0" distL="0" distR="0" wp14:anchorId="425A53F6" wp14:editId="1E53D990">
+                <wp:inline distT="0" distB="0" distL="0" distR="0" wp14:anchorId="08F36DDE" wp14:editId="7DCAA4C0">
                   <wp:extent cx="457200" cy="457200"/>
                   <wp:effectExtent l="0" t="0" r="0" b="0"/>
                   <wp:docPr id="1015" name="fire_charge.png"/>
@@ -5947,7 +5970,7 @@
                 <w:noProof/>
               </w:rPr>
               <w:drawing>
-                <wp:inline distT="0" distB="0" distL="0" distR="0" wp14:anchorId="11CE30F2" wp14:editId="2E388044">
+                <wp:inline distT="0" distB="0" distL="0" distR="0" wp14:anchorId="621F6869" wp14:editId="69F57E5A">
                   <wp:extent cx="457200" cy="457200"/>
                   <wp:effectExtent l="0" t="0" r="0" b="0"/>
                   <wp:docPr id="1016" name="conduit.png"/>
@@ -6035,7 +6058,7 @@
                 <w:noProof/>
               </w:rPr>
               <w:drawing>
-                <wp:inline distT="0" distB="0" distL="0" distR="0" wp14:anchorId="489D8E10" wp14:editId="5F5FE217">
+                <wp:inline distT="0" distB="0" distL="0" distR="0" wp14:anchorId="09FD265B" wp14:editId="4FB51480">
                   <wp:extent cx="457200" cy="457200"/>
                   <wp:effectExtent l="0" t="0" r="0" b="0"/>
                   <wp:docPr id="1017" name="wind_charge.png"/>
@@ -6123,7 +6146,7 @@
                 <w:noProof/>
               </w:rPr>
               <w:drawing>
-                <wp:inline distT="0" distB="0" distL="0" distR="0" wp14:anchorId="7C7163DE" wp14:editId="251141D9">
+                <wp:inline distT="0" distB="0" distL="0" distR="0" wp14:anchorId="70E0491D" wp14:editId="6761DCD6">
                   <wp:extent cx="457200" cy="457200"/>
                   <wp:effectExtent l="0" t="0" r="0" b="0"/>
                   <wp:docPr id="1018" name="spyglass.png"/>
@@ -6211,7 +6234,7 @@
                 <w:noProof/>
               </w:rPr>
               <w:drawing>
-                <wp:inline distT="0" distB="0" distL="0" distR="0" wp14:anchorId="2217E199" wp14:editId="0936742A">
+                <wp:inline distT="0" distB="0" distL="0" distR="0" wp14:anchorId="3061EEF6" wp14:editId="38191874">
                   <wp:extent cx="457200" cy="457200"/>
                   <wp:effectExtent l="0" t="0" r="0" b="0"/>
                   <wp:docPr id="1019" name="tnt.png"/>
@@ -6299,7 +6322,7 @@
                 <w:noProof/>
               </w:rPr>
               <w:drawing>
-                <wp:inline distT="0" distB="0" distL="0" distR="0" wp14:anchorId="091330F9" wp14:editId="404A7F66">
+                <wp:inline distT="0" distB="0" distL="0" distR="0" wp14:anchorId="35CBDFC0" wp14:editId="695398C5">
                   <wp:extent cx="457200" cy="457200"/>
                   <wp:effectExtent l="0" t="0" r="0" b="0"/>
                   <wp:docPr id="1020" name="brush.png"/>
@@ -6381,7 +6404,7 @@
       <w:pPr>
         <w:pStyle w:val="Nadpis2"/>
       </w:pPr>
-      <w:bookmarkStart w:id="18" w:name="_Toc234365197"/>
+      <w:bookmarkStart w:id="18" w:name="_Toc234366209"/>
       <w:r>
         <w:t>5.2 Multiple grids at once</w:t>
       </w:r>
@@ -6438,7 +6461,7 @@
       <w:pPr>
         <w:pStyle w:val="Nadpis2"/>
       </w:pPr>
-      <w:bookmarkStart w:id="19" w:name="_Toc234365198"/>
+      <w:bookmarkStart w:id="19" w:name="_Toc234366210"/>
       <w:r>
         <w:t>5.3 Step by step</w:t>
       </w:r>
@@ -6588,7 +6611,7 @@
         </w:numPr>
       </w:pPr>
       <w:r>
-        <w:t xml:space="preserve">Iterate: throw the </w:t>
+        <w:t xml:space="preserve">Iterate: with the target wool still in your offhand, throw the </w:t>
       </w:r>
       <w:r>
         <w:rPr>
@@ -6609,7 +6632,16 @@
         <w:t>/qacraft grover iterate</w:t>
       </w:r>
       <w:r>
-        <w:t>). Titles show "Oracle Applied" and "Diffusion Applied" with the new probability.</w:t>
+        <w:t xml:space="preserve">). </w:t>
+      </w:r>
+      <w:r>
+        <w:rPr>
+          <w:b/>
+        </w:rPr>
+        <w:t>The first iteration runs only while you hold the searched item</w:t>
+      </w:r>
+      <w:r>
+        <w:t xml:space="preserve"> — it locks in as the grid's target. Titles show "Oracle Applied" and "Diffusion Applied" with the new probability.</w:t>
       </w:r>
     </w:p>
     <w:p>
@@ -6691,7 +6723,7 @@
       <w:pPr>
         <w:pStyle w:val="Nadpis2"/>
       </w:pPr>
-      <w:bookmarkStart w:id="20" w:name="_Toc234365199"/>
+      <w:bookmarkStart w:id="20" w:name="_Toc234366211"/>
       <w:r>
         <w:t>5.4 Visualisation rules</w:t>
       </w:r>
@@ -6725,13 +6757,13 @@
         </w:numPr>
       </w:pPr>
       <w:r>
-        <w:t xml:space="preserve">The first item you show through the spyglass becomes that grid's search target. </w:t>
+        <w:t xml:space="preserve">The item you hold during the first iteration becomes that grid's search target. </w:t>
       </w:r>
       <w:r>
         <w:rPr>
           <w:b/>
         </w:rPr>
-        <w:t>Switching the offhand item resets the grid's iterations to 0</w:t>
+        <w:t>Switching to a different offhand item resets the grid's iterations to 0</w:t>
       </w:r>
       <w:r>
         <w:t xml:space="preserve"> — a new search starts fresh.</w:t>
@@ -6768,7 +6800,7 @@
       <w:pPr>
         <w:pStyle w:val="Nadpis1"/>
       </w:pPr>
-      <w:bookmarkStart w:id="21" w:name="_Toc234365200"/>
+      <w:bookmarkStart w:id="21" w:name="_Toc234366212"/>
       <w:r>
         <w:t>6. E91 — Entanglement Protocol</w:t>
       </w:r>
@@ -6860,7 +6892,7 @@
       <w:pPr>
         <w:pStyle w:val="Nadpis2"/>
       </w:pPr>
-      <w:bookmarkStart w:id="22" w:name="_Toc234365201"/>
+      <w:bookmarkStart w:id="22" w:name="_Toc234366213"/>
       <w:r>
         <w:t>6.1 Tools and items</w:t>
       </w:r>
@@ -6967,7 +6999,7 @@
                 <w:noProof/>
               </w:rPr>
               <w:drawing>
-                <wp:inline distT="0" distB="0" distL="0" distR="0" wp14:anchorId="050635B7" wp14:editId="5A474FCC">
+                <wp:inline distT="0" distB="0" distL="0" distR="0" wp14:anchorId="4718BD78" wp14:editId="1B2980C2">
                   <wp:extent cx="457200" cy="457200"/>
                   <wp:effectExtent l="0" t="0" r="0" b="0"/>
                   <wp:docPr id="1021" name="amethyst_shard.png"/>
@@ -7055,7 +7087,7 @@
                 <w:noProof/>
               </w:rPr>
               <w:drawing>
-                <wp:inline distT="0" distB="0" distL="0" distR="0" wp14:anchorId="7CCD264A" wp14:editId="6542D546">
+                <wp:inline distT="0" distB="0" distL="0" distR="0" wp14:anchorId="223D55FD" wp14:editId="261897A3">
                   <wp:extent cx="457200" cy="457200"/>
                   <wp:effectExtent l="0" t="0" r="0" b="0"/>
                   <wp:docPr id="1022" name="compass.png"/>
@@ -7143,7 +7175,7 @@
                 <w:noProof/>
               </w:rPr>
               <w:drawing>
-                <wp:inline distT="0" distB="0" distL="0" distR="0" wp14:anchorId="4FFCC9F3" wp14:editId="2FDC6238">
+                <wp:inline distT="0" distB="0" distL="0" distR="0" wp14:anchorId="187E220E" wp14:editId="39ED44C2">
                   <wp:extent cx="457200" cy="457200"/>
                   <wp:effectExtent l="0" t="0" r="0" b="0"/>
                   <wp:docPr id="1023" name="recovery_compass.png"/>
@@ -7231,7 +7263,7 @@
                 <w:noProof/>
               </w:rPr>
               <w:drawing>
-                <wp:inline distT="0" distB="0" distL="0" distR="0" wp14:anchorId="34B0CA3F" wp14:editId="7D4BACCC">
+                <wp:inline distT="0" distB="0" distL="0" distR="0" wp14:anchorId="5E739FDD" wp14:editId="14C8D5E0">
                   <wp:extent cx="457200" cy="457200"/>
                   <wp:effectExtent l="0" t="0" r="0" b="0"/>
                   <wp:docPr id="1024" name="clock.png"/>
@@ -7319,7 +7351,7 @@
                 <w:noProof/>
               </w:rPr>
               <w:drawing>
-                <wp:inline distT="0" distB="0" distL="0" distR="0" wp14:anchorId="5B310D1D" wp14:editId="03D0E6E2">
+                <wp:inline distT="0" distB="0" distL="0" distR="0" wp14:anchorId="77C1BE20" wp14:editId="5EA7C3F7">
                   <wp:extent cx="457200" cy="457200"/>
                   <wp:effectExtent l="0" t="0" r="0" b="0"/>
                   <wp:docPr id="1025" name="diamond_axe.png"/>
@@ -7407,7 +7439,7 @@
                 <w:noProof/>
               </w:rPr>
               <w:drawing>
-                <wp:inline distT="0" distB="0" distL="0" distR="0" wp14:anchorId="00361B50" wp14:editId="36C269CF">
+                <wp:inline distT="0" distB="0" distL="0" distR="0" wp14:anchorId="6515BBC3" wp14:editId="0DD10A4D">
                   <wp:extent cx="457200" cy="457200"/>
                   <wp:effectExtent l="0" t="0" r="0" b="0"/>
                   <wp:docPr id="1026" name="golden_axe.png"/>
@@ -7495,7 +7527,7 @@
                 <w:noProof/>
               </w:rPr>
               <w:drawing>
-                <wp:inline distT="0" distB="0" distL="0" distR="0" wp14:anchorId="5B62084F" wp14:editId="5AE5AC51">
+                <wp:inline distT="0" distB="0" distL="0" distR="0" wp14:anchorId="2784D303" wp14:editId="2D9FE5EB">
                   <wp:extent cx="457200" cy="457200"/>
                   <wp:effectExtent l="0" t="0" r="0" b="0"/>
                   <wp:docPr id="1027" name="brush.png"/>
@@ -7577,7 +7609,7 @@
       <w:pPr>
         <w:pStyle w:val="Nadpis2"/>
       </w:pPr>
-      <w:bookmarkStart w:id="23" w:name="_Toc234365202"/>
+      <w:bookmarkStart w:id="23" w:name="_Toc234366214"/>
       <w:r>
         <w:t>6.2 Step by step</w:t>
       </w:r>
@@ -7907,7 +7939,7 @@
       <w:pPr>
         <w:pStyle w:val="Nadpis2"/>
       </w:pPr>
-      <w:bookmarkStart w:id="24" w:name="_Toc234365203"/>
+      <w:bookmarkStart w:id="24" w:name="_Toc234366215"/>
       <w:r>
         <w:t>6.3 The physics behind it</w:t>
       </w:r>
@@ -7961,7 +7993,7 @@
       <w:pPr>
         <w:pStyle w:val="Nadpis1"/>
       </w:pPr>
-      <w:bookmarkStart w:id="25" w:name="_Toc234365204"/>
+      <w:bookmarkStart w:id="25" w:name="_Toc234366216"/>
       <w:r>
         <w:t>7. Plasma — the Lobby Effect</w:t>
       </w:r>
@@ -7976,7 +8008,7 @@
       <w:pPr>
         <w:pStyle w:val="Nadpis2"/>
       </w:pPr>
-      <w:bookmarkStart w:id="26" w:name="_Toc234365205"/>
+      <w:bookmarkStart w:id="26" w:name="_Toc234366217"/>
       <w:r>
         <w:t>7.1 Tools and commands</w:t>
       </w:r>
@@ -8083,7 +8115,7 @@
                 <w:noProof/>
               </w:rPr>
               <w:drawing>
-                <wp:inline distT="0" distB="0" distL="0" distR="0" wp14:anchorId="381095AA" wp14:editId="6F4A665C">
+                <wp:inline distT="0" distB="0" distL="0" distR="0" wp14:anchorId="6A443B51" wp14:editId="56A46F30">
                   <wp:extent cx="457200" cy="457200"/>
                   <wp:effectExtent l="0" t="0" r="0" b="0"/>
                   <wp:docPr id="1028" name="heart_of_the_sea.png"/>
@@ -8171,7 +8203,7 @@
                 <w:noProof/>
               </w:rPr>
               <w:drawing>
-                <wp:inline distT="0" distB="0" distL="0" distR="0" wp14:anchorId="1445BBD4" wp14:editId="524376C7">
+                <wp:inline distT="0" distB="0" distL="0" distR="0" wp14:anchorId="7D4A5954" wp14:editId="2851E401">
                   <wp:extent cx="457200" cy="457200"/>
                   <wp:effectExtent l="0" t="0" r="0" b="0"/>
                   <wp:docPr id="1029" name="echo_shard.png"/>
@@ -8285,7 +8317,7 @@
       <w:pPr>
         <w:pStyle w:val="Nadpis1"/>
       </w:pPr>
-      <w:bookmarkStart w:id="27" w:name="_Toc234365206"/>
+      <w:bookmarkStart w:id="27" w:name="_Toc234366218"/>
       <w:r>
         <w:t>8. Command Reference</w:t>
       </w:r>
@@ -8348,7 +8380,7 @@
       <w:pPr>
         <w:pStyle w:val="Nadpis2"/>
       </w:pPr>
-      <w:bookmarkStart w:id="28" w:name="_Toc234365207"/>
+      <w:bookmarkStart w:id="28" w:name="_Toc234366219"/>
       <w:r>
         <w:t>8.1 General</w:t>
       </w:r>
@@ -8566,7 +8598,7 @@
       <w:pPr>
         <w:pStyle w:val="Nadpis2"/>
       </w:pPr>
-      <w:bookmarkStart w:id="29" w:name="_Toc234365208"/>
+      <w:bookmarkStart w:id="29" w:name="_Toc234366220"/>
       <w:r>
         <w:t>8.2 BB84</w:t>
       </w:r>
@@ -9068,7 +9100,7 @@
       <w:pPr>
         <w:pStyle w:val="Nadpis2"/>
       </w:pPr>
-      <w:bookmarkStart w:id="30" w:name="_Toc234365209"/>
+      <w:bookmarkStart w:id="30" w:name="_Toc234366221"/>
       <w:r>
         <w:t>8.3 Grover ([id] optional with a single grid)</w:t>
       </w:r>
@@ -9307,7 +9339,7 @@
               <w:t>iter</w:t>
             </w:r>
             <w:r>
-              <w:t>)</w:t>
+              <w:t>); the first one requires holding the searched item</w:t>
             </w:r>
           </w:p>
         </w:tc>
@@ -9424,7 +9456,7 @@
       <w:pPr>
         <w:pStyle w:val="Nadpis2"/>
       </w:pPr>
-      <w:bookmarkStart w:id="31" w:name="_Toc234365210"/>
+      <w:bookmarkStart w:id="31" w:name="_Toc234366222"/>
       <w:r>
         <w:t>8.4 E91</w:t>
       </w:r>
@@ -9790,7 +9822,7 @@
       <w:pPr>
         <w:pStyle w:val="Nadpis2"/>
       </w:pPr>
-      <w:bookmarkStart w:id="32" w:name="_Toc234365211"/>
+      <w:bookmarkStart w:id="32" w:name="_Toc234366223"/>
       <w:r>
         <w:t>8.5 Plasma, hall and tutorial</w:t>
       </w:r>
@@ -10027,7 +10059,7 @@
               <w:spacing w:after="0"/>
             </w:pPr>
             <w:r>
-              <w:t>Starts the interactive guided tutorial</w:t>
+              <w:t>Starts the interactive guided tutorial (= the Start Tutorial button in the lobby)</w:t>
             </w:r>
           </w:p>
         </w:tc>
@@ -10076,7 +10108,7 @@
       <w:pPr>
         <w:pStyle w:val="Nadpis1"/>
       </w:pPr>
-      <w:bookmarkStart w:id="33" w:name="_Toc234365212"/>
+      <w:bookmarkStart w:id="33" w:name="_Toc234366224"/>
       <w:r>
         <w:t>9. Technical Notes</w:t>
       </w:r>
@@ -10394,9 +10426,9 @@
 <file path=word/numbering.xml><?xml version="1.0" encoding="utf-8"?>
 <w:numbering xmlns:wpc="http://schemas.microsoft.com/office/word/2010/wordprocessingCanvas" xmlns:cx="http://schemas.microsoft.com/office/drawing/2014/chartex" xmlns:cx1="http://schemas.microsoft.com/office/drawing/2015/9/8/chartex" xmlns:cx2="http://schemas.microsoft.com/office/drawing/2015/10/21/chartex" xmlns:cx3="http://schemas.microsoft.com/office/drawing/2016/5/9/chartex" xmlns:cx4="http://schemas.microsoft.com/office/drawing/2016/5/10/chartex" xmlns:cx5="http://schemas.microsoft.com/office/drawing/2016/5/11/chartex" xmlns:cx6="http://schemas.microsoft.com/office/drawing/2016/5/12/chartex" xmlns:cx7="http://schemas.microsoft.com/office/drawing/2016/5/13/chartex" xmlns:cx8="http://schemas.microsoft.com/office/drawing/2016/5/14/chartex" xmlns:mc="http://schemas.openxmlformats.org/markup-compatibility/2006" xmlns:aink="http://schemas.microsoft.com/office/drawing/2016/ink" xmlns:am3d="http://schemas.microsoft.com/office/drawing/2017/model3d" xmlns:o="urn:schemas-microsoft-com:office:office" xmlns:oel="http://schemas.microsoft.com/office/2019/extlst" xmlns:r="http://schemas.openxmlformats.org/officeDocument/2006/relationships" xmlns:m="http://schemas.openxmlformats.org/officeDocument/2006/math" xmlns:v="urn:schemas-microsoft-com:vml" xmlns:wp14="http://schemas.microsoft.com/office/word/2010/wordprocessingDrawing" xmlns:wp="http://schemas.openxmlformats.org/drawingml/2006/wordprocessingDrawing" xmlns:w10="urn:schemas-microsoft-com:office:word" xmlns:w="http://schemas.openxmlformats.org/wordprocessingml/2006/main" xmlns:w14="http://schemas.microsoft.com/office/word/2010/wordml" xmlns:w15="http://schemas.microsoft.com/office/word/2012/wordml" xmlns:w16cex="http://schemas.microsoft.com/office/word/2018/wordml/cex" xmlns:w16cid="http://schemas.microsoft.com/office/word/2016/wordml/cid" xmlns:w16="http://schemas.microsoft.com/office/word/2018/wordml" xmlns:w16du="http://schemas.microsoft.com/office/word/2023/wordml/word16du" xmlns:w16sdtdh="http://schemas.microsoft.com/office/word/2020/wordml/sdtdatahash" xmlns:w16sdtfl="http://schemas.microsoft.com/office/word/2024/wordml/sdtformatlock" xmlns:w16se="http://schemas.microsoft.com/office/word/2015/wordml/symex" xmlns:wpg="http://schemas.microsoft.com/office/word/2010/wordprocessingGroup" xmlns:wpi="http://schemas.microsoft.com/office/word/2010/wordprocessingInk" xmlns:wne="http://schemas.microsoft.com/office/word/2006/wordml" xmlns:wps="http://schemas.microsoft.com/office/word/2010/wordprocessingShape" mc:Ignorable="w14 w15 w16se w16cid w16 w16cex w16sdtdh w16sdtfl w16du wp14">
   <w:abstractNum w:abstractNumId="0" w15:restartNumberingAfterBreak="0">
-    <w:nsid w:val="2A913ABD"/>
+    <w:nsid w:val="03F91C83"/>
     <w:multiLevelType w:val="singleLevel"/>
-    <w:tmpl w:val="631EFA8E"/>
+    <w:tmpl w:val="F9909FC0"/>
     <w:lvl w:ilvl="0">
       <w:start w:val="1"/>
       <w:numFmt w:val="decimal"/>
@@ -10408,9 +10440,9 @@
     </w:lvl>
   </w:abstractNum>
   <w:abstractNum w:abstractNumId="1" w15:restartNumberingAfterBreak="0">
-    <w:nsid w:val="5F6200FA"/>
+    <w:nsid w:val="2EAD6173"/>
     <w:multiLevelType w:val="singleLevel"/>
-    <w:tmpl w:val="86980D22"/>
+    <w:tmpl w:val="8110A7D8"/>
     <w:lvl w:ilvl="0">
       <w:start w:val="1"/>
       <w:numFmt w:val="bullet"/>
@@ -10424,22 +10456,22 @@
       </w:rPr>
     </w:lvl>
   </w:abstractNum>
-  <w:num w:numId="1" w16cid:durableId="1660887899">
+  <w:num w:numId="1" w16cid:durableId="913467553">
     <w:abstractNumId w:val="1"/>
   </w:num>
-  <w:num w:numId="2" w16cid:durableId="462507770">
+  <w:num w:numId="2" w16cid:durableId="1990865347">
     <w:abstractNumId w:val="0"/>
     <w:lvlOverride w:ilvl="0">
       <w:startOverride w:val="1"/>
     </w:lvlOverride>
   </w:num>
-  <w:num w:numId="3" w16cid:durableId="1199976200">
+  <w:num w:numId="3" w16cid:durableId="1528720025">
     <w:abstractNumId w:val="0"/>
     <w:lvlOverride w:ilvl="0">
       <w:startOverride w:val="1"/>
     </w:lvlOverride>
   </w:num>
-  <w:num w:numId="4" w16cid:durableId="509025478">
+  <w:num w:numId="4" w16cid:durableId="1784034749">
     <w:abstractNumId w:val="0"/>
     <w:lvlOverride w:ilvl="0">
       <w:startOverride w:val="1"/>

--- a/docs/QAcraft-Guide.docx
+++ b/docs/QAcraft-Guide.docx
@@ -104,7 +104,7 @@
           <w:sz w:val="20"/>
           <w:szCs w:val="20"/>
         </w:rPr>
-        <w:t>Version 1.0 · Paper 1.21.4+</w:t>
+        <w:t>Version 1.0 · Paper 26.1.2+</w:t>
       </w:r>
     </w:p>
     <w:p>
@@ -150,7 +150,7 @@
       <w:r>
         <w:fldChar w:fldCharType="separate"/>
       </w:r>
-      <w:hyperlink w:anchor="_Toc234366191" w:history="1">
+      <w:hyperlink w:anchor="_Toc235442160" w:history="1">
         <w:r>
           <w:rPr>
             <w:rStyle w:val="Hypertextovodkaz"/>
@@ -177,7 +177,7 @@
             <w:noProof/>
             <w:webHidden/>
           </w:rPr>
-          <w:instrText xml:space="preserve"> PAGEREF _Toc234366191 \h </w:instrText>
+          <w:instrText xml:space="preserve"> PAGEREF _Toc235442160 \h </w:instrText>
         </w:r>
         <w:r>
           <w:rPr>
@@ -223,7 +223,7 @@
           <w14:ligatures w14:val="standardContextual"/>
         </w:rPr>
       </w:pPr>
-      <w:hyperlink w:anchor="_Toc234366192" w:history="1">
+      <w:hyperlink w:anchor="_Toc235442161" w:history="1">
         <w:r>
           <w:rPr>
             <w:rStyle w:val="Hypertextovodkaz"/>
@@ -250,7 +250,7 @@
             <w:noProof/>
             <w:webHidden/>
           </w:rPr>
-          <w:instrText xml:space="preserve"> PAGEREF _Toc234366192 \h </w:instrText>
+          <w:instrText xml:space="preserve"> PAGEREF _Toc235442161 \h </w:instrText>
         </w:r>
         <w:r>
           <w:rPr>
@@ -296,7 +296,7 @@
           <w14:ligatures w14:val="standardContextual"/>
         </w:rPr>
       </w:pPr>
-      <w:hyperlink w:anchor="_Toc234366193" w:history="1">
+      <w:hyperlink w:anchor="_Toc235442162" w:history="1">
         <w:r>
           <w:rPr>
             <w:rStyle w:val="Hypertextovodkaz"/>
@@ -323,7 +323,7 @@
             <w:noProof/>
             <w:webHidden/>
           </w:rPr>
-          <w:instrText xml:space="preserve"> PAGEREF _Toc234366193 \h </w:instrText>
+          <w:instrText xml:space="preserve"> PAGEREF _Toc235442162 \h </w:instrText>
         </w:r>
         <w:r>
           <w:rPr>
@@ -369,7 +369,7 @@
           <w14:ligatures w14:val="standardContextual"/>
         </w:rPr>
       </w:pPr>
-      <w:hyperlink w:anchor="_Toc234366194" w:history="1">
+      <w:hyperlink w:anchor="_Toc235442163" w:history="1">
         <w:r>
           <w:rPr>
             <w:rStyle w:val="Hypertextovodkaz"/>
@@ -396,7 +396,7 @@
             <w:noProof/>
             <w:webHidden/>
           </w:rPr>
-          <w:instrText xml:space="preserve"> PAGEREF _Toc234366194 \h </w:instrText>
+          <w:instrText xml:space="preserve"> PAGEREF _Toc235442163 \h </w:instrText>
         </w:r>
         <w:r>
           <w:rPr>
@@ -442,7 +442,7 @@
           <w14:ligatures w14:val="standardContextual"/>
         </w:rPr>
       </w:pPr>
-      <w:hyperlink w:anchor="_Toc234366195" w:history="1">
+      <w:hyperlink w:anchor="_Toc235442164" w:history="1">
         <w:r>
           <w:rPr>
             <w:rStyle w:val="Hypertextovodkaz"/>
@@ -469,7 +469,7 @@
             <w:noProof/>
             <w:webHidden/>
           </w:rPr>
-          <w:instrText xml:space="preserve"> PAGEREF _Toc234366195 \h </w:instrText>
+          <w:instrText xml:space="preserve"> PAGEREF _Toc235442164 \h </w:instrText>
         </w:r>
         <w:r>
           <w:rPr>
@@ -515,7 +515,7 @@
           <w14:ligatures w14:val="standardContextual"/>
         </w:rPr>
       </w:pPr>
-      <w:hyperlink w:anchor="_Toc234366196" w:history="1">
+      <w:hyperlink w:anchor="_Toc235442165" w:history="1">
         <w:r>
           <w:rPr>
             <w:rStyle w:val="Hypertextovodkaz"/>
@@ -542,7 +542,7 @@
             <w:noProof/>
             <w:webHidden/>
           </w:rPr>
-          <w:instrText xml:space="preserve"> PAGEREF _Toc234366196 \h </w:instrText>
+          <w:instrText xml:space="preserve"> PAGEREF _Toc235442165 \h </w:instrText>
         </w:r>
         <w:r>
           <w:rPr>
@@ -588,7 +588,7 @@
           <w14:ligatures w14:val="standardContextual"/>
         </w:rPr>
       </w:pPr>
-      <w:hyperlink w:anchor="_Toc234366197" w:history="1">
+      <w:hyperlink w:anchor="_Toc235442166" w:history="1">
         <w:r>
           <w:rPr>
             <w:rStyle w:val="Hypertextovodkaz"/>
@@ -615,7 +615,7 @@
             <w:noProof/>
             <w:webHidden/>
           </w:rPr>
-          <w:instrText xml:space="preserve"> PAGEREF _Toc234366197 \h </w:instrText>
+          <w:instrText xml:space="preserve"> PAGEREF _Toc235442166 \h </w:instrText>
         </w:r>
         <w:r>
           <w:rPr>
@@ -661,7 +661,7 @@
           <w14:ligatures w14:val="standardContextual"/>
         </w:rPr>
       </w:pPr>
-      <w:hyperlink w:anchor="_Toc234366198" w:history="1">
+      <w:hyperlink w:anchor="_Toc235442167" w:history="1">
         <w:r>
           <w:rPr>
             <w:rStyle w:val="Hypertextovodkaz"/>
@@ -688,7 +688,7 @@
             <w:noProof/>
             <w:webHidden/>
           </w:rPr>
-          <w:instrText xml:space="preserve"> PAGEREF _Toc234366198 \h </w:instrText>
+          <w:instrText xml:space="preserve"> PAGEREF _Toc235442167 \h </w:instrText>
         </w:r>
         <w:r>
           <w:rPr>
@@ -734,7 +734,7 @@
           <w14:ligatures w14:val="standardContextual"/>
         </w:rPr>
       </w:pPr>
-      <w:hyperlink w:anchor="_Toc234366199" w:history="1">
+      <w:hyperlink w:anchor="_Toc235442168" w:history="1">
         <w:r>
           <w:rPr>
             <w:rStyle w:val="Hypertextovodkaz"/>
@@ -761,7 +761,7 @@
             <w:noProof/>
             <w:webHidden/>
           </w:rPr>
-          <w:instrText xml:space="preserve"> PAGEREF _Toc234366199 \h </w:instrText>
+          <w:instrText xml:space="preserve"> PAGEREF _Toc235442168 \h </w:instrText>
         </w:r>
         <w:r>
           <w:rPr>
@@ -807,7 +807,7 @@
           <w14:ligatures w14:val="standardContextual"/>
         </w:rPr>
       </w:pPr>
-      <w:hyperlink w:anchor="_Toc234366200" w:history="1">
+      <w:hyperlink w:anchor="_Toc235442169" w:history="1">
         <w:r>
           <w:rPr>
             <w:rStyle w:val="Hypertextovodkaz"/>
@@ -834,7 +834,7 @@
             <w:noProof/>
             <w:webHidden/>
           </w:rPr>
-          <w:instrText xml:space="preserve"> PAGEREF _Toc234366200 \h </w:instrText>
+          <w:instrText xml:space="preserve"> PAGEREF _Toc235442169 \h </w:instrText>
         </w:r>
         <w:r>
           <w:rPr>
@@ -880,7 +880,7 @@
           <w14:ligatures w14:val="standardContextual"/>
         </w:rPr>
       </w:pPr>
-      <w:hyperlink w:anchor="_Toc234366201" w:history="1">
+      <w:hyperlink w:anchor="_Toc235442170" w:history="1">
         <w:r>
           <w:rPr>
             <w:rStyle w:val="Hypertextovodkaz"/>
@@ -907,7 +907,7 @@
             <w:noProof/>
             <w:webHidden/>
           </w:rPr>
-          <w:instrText xml:space="preserve"> PAGEREF _Toc234366201 \h </w:instrText>
+          <w:instrText xml:space="preserve"> PAGEREF _Toc235442170 \h </w:instrText>
         </w:r>
         <w:r>
           <w:rPr>
@@ -953,7 +953,7 @@
           <w14:ligatures w14:val="standardContextual"/>
         </w:rPr>
       </w:pPr>
-      <w:hyperlink w:anchor="_Toc234366202" w:history="1">
+      <w:hyperlink w:anchor="_Toc235442171" w:history="1">
         <w:r>
           <w:rPr>
             <w:rStyle w:val="Hypertextovodkaz"/>
@@ -980,7 +980,7 @@
             <w:noProof/>
             <w:webHidden/>
           </w:rPr>
-          <w:instrText xml:space="preserve"> PAGEREF _Toc234366202 \h </w:instrText>
+          <w:instrText xml:space="preserve"> PAGEREF _Toc235442171 \h </w:instrText>
         </w:r>
         <w:r>
           <w:rPr>
@@ -1026,7 +1026,7 @@
           <w14:ligatures w14:val="standardContextual"/>
         </w:rPr>
       </w:pPr>
-      <w:hyperlink w:anchor="_Toc234366203" w:history="1">
+      <w:hyperlink w:anchor="_Toc235442172" w:history="1">
         <w:r>
           <w:rPr>
             <w:rStyle w:val="Hypertextovodkaz"/>
@@ -1053,7 +1053,7 @@
             <w:noProof/>
             <w:webHidden/>
           </w:rPr>
-          <w:instrText xml:space="preserve"> PAGEREF _Toc234366203 \h </w:instrText>
+          <w:instrText xml:space="preserve"> PAGEREF _Toc235442172 \h </w:instrText>
         </w:r>
         <w:r>
           <w:rPr>
@@ -1099,7 +1099,7 @@
           <w14:ligatures w14:val="standardContextual"/>
         </w:rPr>
       </w:pPr>
-      <w:hyperlink w:anchor="_Toc234366204" w:history="1">
+      <w:hyperlink w:anchor="_Toc235442173" w:history="1">
         <w:r>
           <w:rPr>
             <w:rStyle w:val="Hypertextovodkaz"/>
@@ -1126,7 +1126,7 @@
             <w:noProof/>
             <w:webHidden/>
           </w:rPr>
-          <w:instrText xml:space="preserve"> PAGEREF _Toc234366204 \h </w:instrText>
+          <w:instrText xml:space="preserve"> PAGEREF _Toc235442173 \h </w:instrText>
         </w:r>
         <w:r>
           <w:rPr>
@@ -1172,7 +1172,7 @@
           <w14:ligatures w14:val="standardContextual"/>
         </w:rPr>
       </w:pPr>
-      <w:hyperlink w:anchor="_Toc234366205" w:history="1">
+      <w:hyperlink w:anchor="_Toc235442174" w:history="1">
         <w:r>
           <w:rPr>
             <w:rStyle w:val="Hypertextovodkaz"/>
@@ -1199,7 +1199,7 @@
             <w:noProof/>
             <w:webHidden/>
           </w:rPr>
-          <w:instrText xml:space="preserve"> PAGEREF _Toc234366205 \h </w:instrText>
+          <w:instrText xml:space="preserve"> PAGEREF _Toc235442174 \h </w:instrText>
         </w:r>
         <w:r>
           <w:rPr>
@@ -1245,7 +1245,7 @@
           <w14:ligatures w14:val="standardContextual"/>
         </w:rPr>
       </w:pPr>
-      <w:hyperlink w:anchor="_Toc234366206" w:history="1">
+      <w:hyperlink w:anchor="_Toc235442175" w:history="1">
         <w:r>
           <w:rPr>
             <w:rStyle w:val="Hypertextovodkaz"/>
@@ -1272,7 +1272,7 @@
             <w:noProof/>
             <w:webHidden/>
           </w:rPr>
-          <w:instrText xml:space="preserve"> PAGEREF _Toc234366206 \h </w:instrText>
+          <w:instrText xml:space="preserve"> PAGEREF _Toc235442175 \h </w:instrText>
         </w:r>
         <w:r>
           <w:rPr>
@@ -1318,7 +1318,7 @@
           <w14:ligatures w14:val="standardContextual"/>
         </w:rPr>
       </w:pPr>
-      <w:hyperlink w:anchor="_Toc234366207" w:history="1">
+      <w:hyperlink w:anchor="_Toc235442176" w:history="1">
         <w:r>
           <w:rPr>
             <w:rStyle w:val="Hypertextovodkaz"/>
@@ -1345,7 +1345,7 @@
             <w:noProof/>
             <w:webHidden/>
           </w:rPr>
-          <w:instrText xml:space="preserve"> PAGEREF _Toc234366207 \h </w:instrText>
+          <w:instrText xml:space="preserve"> PAGEREF _Toc235442176 \h </w:instrText>
         </w:r>
         <w:r>
           <w:rPr>
@@ -1391,7 +1391,7 @@
           <w14:ligatures w14:val="standardContextual"/>
         </w:rPr>
       </w:pPr>
-      <w:hyperlink w:anchor="_Toc234366208" w:history="1">
+      <w:hyperlink w:anchor="_Toc235442177" w:history="1">
         <w:r>
           <w:rPr>
             <w:rStyle w:val="Hypertextovodkaz"/>
@@ -1418,7 +1418,7 @@
             <w:noProof/>
             <w:webHidden/>
           </w:rPr>
-          <w:instrText xml:space="preserve"> PAGEREF _Toc234366208 \h </w:instrText>
+          <w:instrText xml:space="preserve"> PAGEREF _Toc235442177 \h </w:instrText>
         </w:r>
         <w:r>
           <w:rPr>
@@ -1464,7 +1464,7 @@
           <w14:ligatures w14:val="standardContextual"/>
         </w:rPr>
       </w:pPr>
-      <w:hyperlink w:anchor="_Toc234366209" w:history="1">
+      <w:hyperlink w:anchor="_Toc235442178" w:history="1">
         <w:r>
           <w:rPr>
             <w:rStyle w:val="Hypertextovodkaz"/>
@@ -1491,7 +1491,7 @@
             <w:noProof/>
             <w:webHidden/>
           </w:rPr>
-          <w:instrText xml:space="preserve"> PAGEREF _Toc234366209 \h </w:instrText>
+          <w:instrText xml:space="preserve"> PAGEREF _Toc235442178 \h </w:instrText>
         </w:r>
         <w:r>
           <w:rPr>
@@ -1537,7 +1537,7 @@
           <w14:ligatures w14:val="standardContextual"/>
         </w:rPr>
       </w:pPr>
-      <w:hyperlink w:anchor="_Toc234366210" w:history="1">
+      <w:hyperlink w:anchor="_Toc235442179" w:history="1">
         <w:r>
           <w:rPr>
             <w:rStyle w:val="Hypertextovodkaz"/>
@@ -1564,7 +1564,7 @@
             <w:noProof/>
             <w:webHidden/>
           </w:rPr>
-          <w:instrText xml:space="preserve"> PAGEREF _Toc234366210 \h </w:instrText>
+          <w:instrText xml:space="preserve"> PAGEREF _Toc235442179 \h </w:instrText>
         </w:r>
         <w:r>
           <w:rPr>
@@ -1610,7 +1610,7 @@
           <w14:ligatures w14:val="standardContextual"/>
         </w:rPr>
       </w:pPr>
-      <w:hyperlink w:anchor="_Toc234366211" w:history="1">
+      <w:hyperlink w:anchor="_Toc235442180" w:history="1">
         <w:r>
           <w:rPr>
             <w:rStyle w:val="Hypertextovodkaz"/>
@@ -1637,7 +1637,7 @@
             <w:noProof/>
             <w:webHidden/>
           </w:rPr>
-          <w:instrText xml:space="preserve"> PAGEREF _Toc234366211 \h </w:instrText>
+          <w:instrText xml:space="preserve"> PAGEREF _Toc235442180 \h </w:instrText>
         </w:r>
         <w:r>
           <w:rPr>
@@ -1683,7 +1683,7 @@
           <w14:ligatures w14:val="standardContextual"/>
         </w:rPr>
       </w:pPr>
-      <w:hyperlink w:anchor="_Toc234366212" w:history="1">
+      <w:hyperlink w:anchor="_Toc235442181" w:history="1">
         <w:r>
           <w:rPr>
             <w:rStyle w:val="Hypertextovodkaz"/>
@@ -1710,7 +1710,7 @@
             <w:noProof/>
             <w:webHidden/>
           </w:rPr>
-          <w:instrText xml:space="preserve"> PAGEREF _Toc234366212 \h </w:instrText>
+          <w:instrText xml:space="preserve"> PAGEREF _Toc235442181 \h </w:instrText>
         </w:r>
         <w:r>
           <w:rPr>
@@ -1756,7 +1756,7 @@
           <w14:ligatures w14:val="standardContextual"/>
         </w:rPr>
       </w:pPr>
-      <w:hyperlink w:anchor="_Toc234366213" w:history="1">
+      <w:hyperlink w:anchor="_Toc235442182" w:history="1">
         <w:r>
           <w:rPr>
             <w:rStyle w:val="Hypertextovodkaz"/>
@@ -1783,7 +1783,7 @@
             <w:noProof/>
             <w:webHidden/>
           </w:rPr>
-          <w:instrText xml:space="preserve"> PAGEREF _Toc234366213 \h </w:instrText>
+          <w:instrText xml:space="preserve"> PAGEREF _Toc235442182 \h </w:instrText>
         </w:r>
         <w:r>
           <w:rPr>
@@ -1829,7 +1829,7 @@
           <w14:ligatures w14:val="standardContextual"/>
         </w:rPr>
       </w:pPr>
-      <w:hyperlink w:anchor="_Toc234366214" w:history="1">
+      <w:hyperlink w:anchor="_Toc235442183" w:history="1">
         <w:r>
           <w:rPr>
             <w:rStyle w:val="Hypertextovodkaz"/>
@@ -1856,7 +1856,7 @@
             <w:noProof/>
             <w:webHidden/>
           </w:rPr>
-          <w:instrText xml:space="preserve"> PAGEREF _Toc234366214 \h </w:instrText>
+          <w:instrText xml:space="preserve"> PAGEREF _Toc235442183 \h </w:instrText>
         </w:r>
         <w:r>
           <w:rPr>
@@ -1902,7 +1902,7 @@
           <w14:ligatures w14:val="standardContextual"/>
         </w:rPr>
       </w:pPr>
-      <w:hyperlink w:anchor="_Toc234366215" w:history="1">
+      <w:hyperlink w:anchor="_Toc235442184" w:history="1">
         <w:r>
           <w:rPr>
             <w:rStyle w:val="Hypertextovodkaz"/>
@@ -1929,7 +1929,7 @@
             <w:noProof/>
             <w:webHidden/>
           </w:rPr>
-          <w:instrText xml:space="preserve"> PAGEREF _Toc234366215 \h </w:instrText>
+          <w:instrText xml:space="preserve"> PAGEREF _Toc235442184 \h </w:instrText>
         </w:r>
         <w:r>
           <w:rPr>
@@ -1975,7 +1975,7 @@
           <w14:ligatures w14:val="standardContextual"/>
         </w:rPr>
       </w:pPr>
-      <w:hyperlink w:anchor="_Toc234366216" w:history="1">
+      <w:hyperlink w:anchor="_Toc235442185" w:history="1">
         <w:r>
           <w:rPr>
             <w:rStyle w:val="Hypertextovodkaz"/>
@@ -2002,7 +2002,7 @@
             <w:noProof/>
             <w:webHidden/>
           </w:rPr>
-          <w:instrText xml:space="preserve"> PAGEREF _Toc234366216 \h </w:instrText>
+          <w:instrText xml:space="preserve"> PAGEREF _Toc235442185 \h </w:instrText>
         </w:r>
         <w:r>
           <w:rPr>
@@ -2048,7 +2048,7 @@
           <w14:ligatures w14:val="standardContextual"/>
         </w:rPr>
       </w:pPr>
-      <w:hyperlink w:anchor="_Toc234366217" w:history="1">
+      <w:hyperlink w:anchor="_Toc235442186" w:history="1">
         <w:r>
           <w:rPr>
             <w:rStyle w:val="Hypertextovodkaz"/>
@@ -2075,7 +2075,7 @@
             <w:noProof/>
             <w:webHidden/>
           </w:rPr>
-          <w:instrText xml:space="preserve"> PAGEREF _Toc234366217 \h </w:instrText>
+          <w:instrText xml:space="preserve"> PAGEREF _Toc235442186 \h </w:instrText>
         </w:r>
         <w:r>
           <w:rPr>
@@ -2121,7 +2121,7 @@
           <w14:ligatures w14:val="standardContextual"/>
         </w:rPr>
       </w:pPr>
-      <w:hyperlink w:anchor="_Toc234366218" w:history="1">
+      <w:hyperlink w:anchor="_Toc235442187" w:history="1">
         <w:r>
           <w:rPr>
             <w:rStyle w:val="Hypertextovodkaz"/>
@@ -2148,7 +2148,7 @@
             <w:noProof/>
             <w:webHidden/>
           </w:rPr>
-          <w:instrText xml:space="preserve"> PAGEREF _Toc234366218 \h </w:instrText>
+          <w:instrText xml:space="preserve"> PAGEREF _Toc235442187 \h </w:instrText>
         </w:r>
         <w:r>
           <w:rPr>
@@ -2194,7 +2194,7 @@
           <w14:ligatures w14:val="standardContextual"/>
         </w:rPr>
       </w:pPr>
-      <w:hyperlink w:anchor="_Toc234366219" w:history="1">
+      <w:hyperlink w:anchor="_Toc235442188" w:history="1">
         <w:r>
           <w:rPr>
             <w:rStyle w:val="Hypertextovodkaz"/>
@@ -2221,7 +2221,7 @@
             <w:noProof/>
             <w:webHidden/>
           </w:rPr>
-          <w:instrText xml:space="preserve"> PAGEREF _Toc234366219 \h </w:instrText>
+          <w:instrText xml:space="preserve"> PAGEREF _Toc235442188 \h </w:instrText>
         </w:r>
         <w:r>
           <w:rPr>
@@ -2267,7 +2267,7 @@
           <w14:ligatures w14:val="standardContextual"/>
         </w:rPr>
       </w:pPr>
-      <w:hyperlink w:anchor="_Toc234366220" w:history="1">
+      <w:hyperlink w:anchor="_Toc235442189" w:history="1">
         <w:r>
           <w:rPr>
             <w:rStyle w:val="Hypertextovodkaz"/>
@@ -2294,7 +2294,7 @@
             <w:noProof/>
             <w:webHidden/>
           </w:rPr>
-          <w:instrText xml:space="preserve"> PAGEREF _Toc234366220 \h </w:instrText>
+          <w:instrText xml:space="preserve"> PAGEREF _Toc235442189 \h </w:instrText>
         </w:r>
         <w:r>
           <w:rPr>
@@ -2340,7 +2340,7 @@
           <w14:ligatures w14:val="standardContextual"/>
         </w:rPr>
       </w:pPr>
-      <w:hyperlink w:anchor="_Toc234366221" w:history="1">
+      <w:hyperlink w:anchor="_Toc235442190" w:history="1">
         <w:r>
           <w:rPr>
             <w:rStyle w:val="Hypertextovodkaz"/>
@@ -2367,7 +2367,7 @@
             <w:noProof/>
             <w:webHidden/>
           </w:rPr>
-          <w:instrText xml:space="preserve"> PAGEREF _Toc234366221 \h </w:instrText>
+          <w:instrText xml:space="preserve"> PAGEREF _Toc235442190 \h </w:instrText>
         </w:r>
         <w:r>
           <w:rPr>
@@ -2413,7 +2413,7 @@
           <w14:ligatures w14:val="standardContextual"/>
         </w:rPr>
       </w:pPr>
-      <w:hyperlink w:anchor="_Toc234366222" w:history="1">
+      <w:hyperlink w:anchor="_Toc235442191" w:history="1">
         <w:r>
           <w:rPr>
             <w:rStyle w:val="Hypertextovodkaz"/>
@@ -2440,7 +2440,7 @@
             <w:noProof/>
             <w:webHidden/>
           </w:rPr>
-          <w:instrText xml:space="preserve"> PAGEREF _Toc234366222 \h </w:instrText>
+          <w:instrText xml:space="preserve"> PAGEREF _Toc235442191 \h </w:instrText>
         </w:r>
         <w:r>
           <w:rPr>
@@ -2486,7 +2486,7 @@
           <w14:ligatures w14:val="standardContextual"/>
         </w:rPr>
       </w:pPr>
-      <w:hyperlink w:anchor="_Toc234366223" w:history="1">
+      <w:hyperlink w:anchor="_Toc235442192" w:history="1">
         <w:r>
           <w:rPr>
             <w:rStyle w:val="Hypertextovodkaz"/>
@@ -2513,7 +2513,7 @@
             <w:noProof/>
             <w:webHidden/>
           </w:rPr>
-          <w:instrText xml:space="preserve"> PAGEREF _Toc234366223 \h </w:instrText>
+          <w:instrText xml:space="preserve"> PAGEREF _Toc235442192 \h </w:instrText>
         </w:r>
         <w:r>
           <w:rPr>
@@ -2559,7 +2559,7 @@
           <w14:ligatures w14:val="standardContextual"/>
         </w:rPr>
       </w:pPr>
-      <w:hyperlink w:anchor="_Toc234366224" w:history="1">
+      <w:hyperlink w:anchor="_Toc235442193" w:history="1">
         <w:r>
           <w:rPr>
             <w:rStyle w:val="Hypertextovodkaz"/>
@@ -2586,7 +2586,7 @@
             <w:noProof/>
             <w:webHidden/>
           </w:rPr>
-          <w:instrText xml:space="preserve"> PAGEREF _Toc234366224 \h </w:instrText>
+          <w:instrText xml:space="preserve"> PAGEREF _Toc235442193 \h </w:instrText>
         </w:r>
         <w:r>
           <w:rPr>
@@ -2626,7 +2626,7 @@
       <w:pPr>
         <w:pStyle w:val="Nadpis1"/>
       </w:pPr>
-      <w:bookmarkStart w:id="0" w:name="_Toc234366191"/>
+      <w:bookmarkStart w:id="0" w:name="_Toc235442160"/>
       <w:r>
         <w:t>1. Introduction</w:t>
       </w:r>
@@ -2697,7 +2697,7 @@
       <w:pPr>
         <w:pStyle w:val="Nadpis2"/>
       </w:pPr>
-      <w:bookmarkStart w:id="1" w:name="_Toc234366192"/>
+      <w:bookmarkStart w:id="1" w:name="_Toc235442161"/>
       <w:r>
         <w:t>1.1 Requirements and installation</w:t>
       </w:r>
@@ -2717,10 +2717,10 @@
         <w:rPr>
           <w:b/>
         </w:rPr>
-        <w:t>Paper 1.21.4 or newer</w:t>
-      </w:r>
-      <w:r>
-        <w:t xml:space="preserve"> (the plugin is forward-compatible with later Paper versions).</w:t>
+        <w:t>Paper 26.1.2 or newer</w:t>
+      </w:r>
+      <w:r>
+        <w:t xml:space="preserve"> (Minecraft's 2026 versioning; players join with matching 26.1.x clients).</w:t>
       </w:r>
     </w:p>
     <w:p>
@@ -2737,7 +2737,7 @@
         <w:rPr>
           <w:b/>
         </w:rPr>
-        <w:t>Java 21</w:t>
+        <w:t>Java 25</w:t>
       </w:r>
       <w:r>
         <w:t xml:space="preserve"> installed — </w:t>
@@ -2828,7 +2828,7 @@
       <w:pPr>
         <w:pStyle w:val="Nadpis2"/>
       </w:pPr>
-      <w:bookmarkStart w:id="2" w:name="_Toc234366193"/>
+      <w:bookmarkStart w:id="2" w:name="_Toc235442162"/>
       <w:r>
         <w:t>1.2 Commands, aliases and permissions</w:t>
       </w:r>
@@ -2991,7 +2991,7 @@
       <w:pPr>
         <w:pStyle w:val="Nadpis1"/>
       </w:pPr>
-      <w:bookmarkStart w:id="3" w:name="_Toc234366194"/>
+      <w:bookmarkStart w:id="3" w:name="_Toc235442163"/>
       <w:r>
         <w:t>2. Try the Plugin on Your Own — the Tutorial Hall</w:t>
       </w:r>
@@ -3024,7 +3024,7 @@
       <w:pPr>
         <w:pStyle w:val="Nadpis2"/>
       </w:pPr>
-      <w:bookmarkStart w:id="4" w:name="_Toc234366195"/>
+      <w:bookmarkStart w:id="4" w:name="_Toc235442164"/>
       <w:r>
         <w:t>2.1 Building the hall</w:t>
       </w:r>
@@ -3125,7 +3125,7 @@
       <w:pPr>
         <w:pStyle w:val="Nadpis2"/>
       </w:pPr>
-      <w:bookmarkStart w:id="5" w:name="_Toc234366196"/>
+      <w:bookmarkStart w:id="5" w:name="_Toc235442165"/>
       <w:r>
         <w:t>2.2 Running the tutorial</w:t>
       </w:r>
@@ -3279,7 +3279,7 @@
       <w:pPr>
         <w:pStyle w:val="Nadpis2"/>
       </w:pPr>
-      <w:bookmarkStart w:id="6" w:name="_Toc234366197"/>
+      <w:bookmarkStart w:id="6" w:name="_Toc235442166"/>
       <w:r>
         <w:t>2.3 What you will do in each room</w:t>
       </w:r>
@@ -3412,7 +3412,7 @@
       <w:pPr>
         <w:pStyle w:val="Nadpis1"/>
       </w:pPr>
-      <w:bookmarkStart w:id="7" w:name="_Toc234366198"/>
+      <w:bookmarkStart w:id="7" w:name="_Toc235442167"/>
       <w:r>
         <w:t>3. Getting Tools and Items</w:t>
       </w:r>
@@ -3436,7 +3436,7 @@
       <w:pPr>
         <w:pStyle w:val="Nadpis2"/>
       </w:pPr>
-      <w:bookmarkStart w:id="8" w:name="_Toc234366199"/>
+      <w:bookmarkStart w:id="8" w:name="_Toc235442168"/>
       <w:r>
         <w:t>3.1 Tool sets</w:t>
       </w:r>
@@ -3543,7 +3543,7 @@
       <w:pPr>
         <w:pStyle w:val="Nadpis2"/>
       </w:pPr>
-      <w:bookmarkStart w:id="9" w:name="_Toc234366200"/>
+      <w:bookmarkStart w:id="9" w:name="_Toc235442169"/>
       <w:r>
         <w:t>3.2 Single items — keep your inventory</w:t>
       </w:r>
@@ -3592,7 +3592,7 @@
       <w:pPr>
         <w:pStyle w:val="Nadpis2"/>
       </w:pPr>
-      <w:bookmarkStart w:id="10" w:name="_Toc234366201"/>
+      <w:bookmarkStart w:id="10" w:name="_Toc235442170"/>
       <w:r>
         <w:t>3.3 The Quantum Eraser</w:t>
       </w:r>
@@ -3699,7 +3699,7 @@
                 <w:noProof/>
               </w:rPr>
               <w:drawing>
-                <wp:inline distT="0" distB="0" distL="0" distR="0" wp14:anchorId="1E903F2F" wp14:editId="1ED4A8E5">
+                <wp:inline distT="0" distB="0" distL="0" distR="0" wp14:anchorId="3CFAC525" wp14:editId="7B69F800">
                   <wp:extent cx="457200" cy="457200"/>
                   <wp:effectExtent l="0" t="0" r="0" b="0"/>
                   <wp:docPr id="1001" name="brush.png"/>
@@ -3781,7 +3781,7 @@
       <w:pPr>
         <w:pStyle w:val="Nadpis1"/>
       </w:pPr>
-      <w:bookmarkStart w:id="11" w:name="_Toc234366202"/>
+      <w:bookmarkStart w:id="11" w:name="_Toc235442171"/>
       <w:r>
         <w:t>4. BB84 — Quantum Key Distribution</w:t>
       </w:r>
@@ -3837,7 +3837,7 @@
       <w:pPr>
         <w:pStyle w:val="Nadpis2"/>
       </w:pPr>
-      <w:bookmarkStart w:id="12" w:name="_Toc234366203"/>
+      <w:bookmarkStart w:id="12" w:name="_Toc235442172"/>
       <w:r>
         <w:t>4.1 Tools and items</w:t>
       </w:r>
@@ -3944,7 +3944,7 @@
                 <w:noProof/>
               </w:rPr>
               <w:drawing>
-                <wp:inline distT="0" distB="0" distL="0" distR="0" wp14:anchorId="5F602EB8" wp14:editId="07ED4305">
+                <wp:inline distT="0" distB="0" distL="0" distR="0" wp14:anchorId="2B5C16DB" wp14:editId="06E596F8">
                   <wp:extent cx="457200" cy="457200"/>
                   <wp:effectExtent l="0" t="0" r="0" b="0"/>
                   <wp:docPr id="1002" name="compass.png"/>
@@ -4032,7 +4032,7 @@
                 <w:noProof/>
               </w:rPr>
               <w:drawing>
-                <wp:inline distT="0" distB="0" distL="0" distR="0" wp14:anchorId="3430BD7B" wp14:editId="4CE1E708">
+                <wp:inline distT="0" distB="0" distL="0" distR="0" wp14:anchorId="30DD5F8B" wp14:editId="37A71ADC">
                   <wp:extent cx="457200" cy="457200"/>
                   <wp:effectExtent l="0" t="0" r="0" b="0"/>
                   <wp:docPr id="1003" name="recovery_compass.png"/>
@@ -4120,7 +4120,7 @@
                 <w:noProof/>
               </w:rPr>
               <w:drawing>
-                <wp:inline distT="0" distB="0" distL="0" distR="0" wp14:anchorId="11690576" wp14:editId="05033465">
+                <wp:inline distT="0" distB="0" distL="0" distR="0" wp14:anchorId="20BE28B7" wp14:editId="3A2CB033">
                   <wp:extent cx="457200" cy="457200"/>
                   <wp:effectExtent l="0" t="0" r="0" b="0"/>
                   <wp:docPr id="1004" name="snowball.png"/>
@@ -4208,7 +4208,7 @@
                 <w:noProof/>
               </w:rPr>
               <w:drawing>
-                <wp:inline distT="0" distB="0" distL="0" distR="0" wp14:anchorId="66FDC6D4" wp14:editId="30C19F70">
+                <wp:inline distT="0" distB="0" distL="0" distR="0" wp14:anchorId="5F706573" wp14:editId="75F0CD35">
                   <wp:extent cx="457200" cy="457200"/>
                   <wp:effectExtent l="0" t="0" r="0" b="0"/>
                   <wp:docPr id="1005" name="carrot_on_a_stick.png"/>
@@ -4296,7 +4296,7 @@
                 <w:noProof/>
               </w:rPr>
               <w:drawing>
-                <wp:inline distT="0" distB="0" distL="0" distR="0" wp14:anchorId="0F0E5F29" wp14:editId="356568B5">
+                <wp:inline distT="0" distB="0" distL="0" distR="0" wp14:anchorId="31FD61B1" wp14:editId="60998B74">
                   <wp:extent cx="457200" cy="457200"/>
                   <wp:effectExtent l="0" t="0" r="0" b="0"/>
                   <wp:docPr id="1006" name="warped_fungus_on_a_stick.png"/>
@@ -4384,7 +4384,7 @@
                 <w:noProof/>
               </w:rPr>
               <w:drawing>
-                <wp:inline distT="0" distB="0" distL="0" distR="0" wp14:anchorId="0E6EC62B" wp14:editId="4AB50E00">
+                <wp:inline distT="0" distB="0" distL="0" distR="0" wp14:anchorId="7D87DE44" wp14:editId="6066E3F1">
                   <wp:extent cx="457200" cy="457200"/>
                   <wp:effectExtent l="0" t="0" r="0" b="0"/>
                   <wp:docPr id="1007" name="nether_star.png"/>
@@ -4472,7 +4472,7 @@
                 <w:noProof/>
               </w:rPr>
               <w:drawing>
-                <wp:inline distT="0" distB="0" distL="0" distR="0" wp14:anchorId="1EE7008D" wp14:editId="1F0CDFF1">
+                <wp:inline distT="0" distB="0" distL="0" distR="0" wp14:anchorId="66437D86" wp14:editId="463369E0">
                   <wp:extent cx="457200" cy="457200"/>
                   <wp:effectExtent l="0" t="0" r="0" b="0"/>
                   <wp:docPr id="1008" name="ender_eye.png"/>
@@ -4560,7 +4560,7 @@
                 <w:noProof/>
               </w:rPr>
               <w:drawing>
-                <wp:inline distT="0" distB="0" distL="0" distR="0" wp14:anchorId="4BF7D54D" wp14:editId="7DBEC003">
+                <wp:inline distT="0" distB="0" distL="0" distR="0" wp14:anchorId="3D719B4E" wp14:editId="4A5FCC83">
                   <wp:extent cx="457200" cy="457200"/>
                   <wp:effectExtent l="0" t="0" r="0" b="0"/>
                   <wp:docPr id="1009" name="chest.png"/>
@@ -4642,7 +4642,7 @@
                 <w:noProof/>
               </w:rPr>
               <w:drawing>
-                <wp:inline distT="0" distB="0" distL="0" distR="0" wp14:anchorId="19D93984" wp14:editId="3D802B56">
+                <wp:inline distT="0" distB="0" distL="0" distR="0" wp14:anchorId="58359AE0" wp14:editId="1B8362B0">
                   <wp:extent cx="457200" cy="457200"/>
                   <wp:effectExtent l="0" t="0" r="0" b="0"/>
                   <wp:docPr id="1010" name="blue_glass.png"/>
@@ -4733,7 +4733,7 @@
                 <w:noProof/>
               </w:rPr>
               <w:drawing>
-                <wp:inline distT="0" distB="0" distL="0" distR="0" wp14:anchorId="790B466C" wp14:editId="4099A8AD">
+                <wp:inline distT="0" distB="0" distL="0" distR="0" wp14:anchorId="1A6DAF37" wp14:editId="7CE78A13">
                   <wp:extent cx="457200" cy="457200"/>
                   <wp:effectExtent l="0" t="0" r="0" b="0"/>
                   <wp:docPr id="1011" name="red_glass.png"/>
@@ -4824,7 +4824,7 @@
                 <w:noProof/>
               </w:rPr>
               <w:drawing>
-                <wp:inline distT="0" distB="0" distL="0" distR="0" wp14:anchorId="61E8D009" wp14:editId="3B81C548">
+                <wp:inline distT="0" distB="0" distL="0" distR="0" wp14:anchorId="59A8E47A" wp14:editId="3F51F39D">
                   <wp:extent cx="457200" cy="457200"/>
                   <wp:effectExtent l="0" t="0" r="0" b="0"/>
                   <wp:docPr id="1012" name="brush.png"/>
@@ -4906,7 +4906,7 @@
       <w:pPr>
         <w:pStyle w:val="Nadpis2"/>
       </w:pPr>
-      <w:bookmarkStart w:id="13" w:name="_Toc234366204"/>
+      <w:bookmarkStart w:id="13" w:name="_Toc235442173"/>
       <w:r>
         <w:t>4.2 How the double chests work</w:t>
       </w:r>
@@ -4951,7 +4951,7 @@
           <w:noProof/>
         </w:rPr>
         <w:drawing>
-          <wp:inline distT="0" distB="0" distL="0" distR="0" wp14:anchorId="7C7A3717" wp14:editId="77A068AF">
+          <wp:inline distT="0" distB="0" distL="0" distR="0" wp14:anchorId="45FB98F7" wp14:editId="602807C8">
             <wp:extent cx="3352800" cy="2590800"/>
             <wp:effectExtent l="0" t="0" r="0" b="0"/>
             <wp:docPr id="1013" name="sender_chest.png"/>
@@ -5032,7 +5032,7 @@
           <w:noProof/>
         </w:rPr>
         <w:drawing>
-          <wp:inline distT="0" distB="0" distL="0" distR="0" wp14:anchorId="5FDD012D" wp14:editId="3C830213">
+          <wp:inline distT="0" distB="0" distL="0" distR="0" wp14:anchorId="7ABF6B81" wp14:editId="1C8C2AA1">
             <wp:extent cx="3352800" cy="2590800"/>
             <wp:effectExtent l="0" t="0" r="0" b="0"/>
             <wp:docPr id="1014" name="gate_chest.png"/>
@@ -5087,7 +5087,7 @@
       <w:pPr>
         <w:pStyle w:val="Nadpis2"/>
       </w:pPr>
-      <w:bookmarkStart w:id="14" w:name="_Toc234366205"/>
+      <w:bookmarkStart w:id="14" w:name="_Toc235442174"/>
       <w:r>
         <w:t>4.3 Step by step</w:t>
       </w:r>
@@ -5360,7 +5360,7 @@
       <w:pPr>
         <w:pStyle w:val="Nadpis2"/>
       </w:pPr>
-      <w:bookmarkStart w:id="15" w:name="_Toc234366206"/>
+      <w:bookmarkStart w:id="15" w:name="_Toc235442175"/>
       <w:r>
         <w:t>4.4 Manual experiments</w:t>
       </w:r>
@@ -5538,7 +5538,7 @@
       <w:pPr>
         <w:pStyle w:val="Nadpis1"/>
       </w:pPr>
-      <w:bookmarkStart w:id="16" w:name="_Toc234366207"/>
+      <w:bookmarkStart w:id="16" w:name="_Toc235442176"/>
       <w:r>
         <w:t>5. Grover's Search Algorithm</w:t>
       </w:r>
@@ -5775,7 +5775,7 @@
       <w:pPr>
         <w:pStyle w:val="Nadpis2"/>
       </w:pPr>
-      <w:bookmarkStart w:id="17" w:name="_Toc234366208"/>
+      <w:bookmarkStart w:id="17" w:name="_Toc235442177"/>
       <w:r>
         <w:t>5.1 Tools and items</w:t>
       </w:r>
@@ -5882,7 +5882,7 @@
                 <w:noProof/>
               </w:rPr>
               <w:drawing>
-                <wp:inline distT="0" distB="0" distL="0" distR="0" wp14:anchorId="08F36DDE" wp14:editId="7DCAA4C0">
+                <wp:inline distT="0" distB="0" distL="0" distR="0" wp14:anchorId="484C1238" wp14:editId="2963BCDF">
                   <wp:extent cx="457200" cy="457200"/>
                   <wp:effectExtent l="0" t="0" r="0" b="0"/>
                   <wp:docPr id="1015" name="fire_charge.png"/>
@@ -5970,7 +5970,7 @@
                 <w:noProof/>
               </w:rPr>
               <w:drawing>
-                <wp:inline distT="0" distB="0" distL="0" distR="0" wp14:anchorId="621F6869" wp14:editId="69F57E5A">
+                <wp:inline distT="0" distB="0" distL="0" distR="0" wp14:anchorId="72517846" wp14:editId="3A7FF749">
                   <wp:extent cx="457200" cy="457200"/>
                   <wp:effectExtent l="0" t="0" r="0" b="0"/>
                   <wp:docPr id="1016" name="conduit.png"/>
@@ -6058,7 +6058,7 @@
                 <w:noProof/>
               </w:rPr>
               <w:drawing>
-                <wp:inline distT="0" distB="0" distL="0" distR="0" wp14:anchorId="09FD265B" wp14:editId="4FB51480">
+                <wp:inline distT="0" distB="0" distL="0" distR="0" wp14:anchorId="5A3E8E0D" wp14:editId="2CDC5D18">
                   <wp:extent cx="457200" cy="457200"/>
                   <wp:effectExtent l="0" t="0" r="0" b="0"/>
                   <wp:docPr id="1017" name="wind_charge.png"/>
@@ -6146,7 +6146,7 @@
                 <w:noProof/>
               </w:rPr>
               <w:drawing>
-                <wp:inline distT="0" distB="0" distL="0" distR="0" wp14:anchorId="70E0491D" wp14:editId="6761DCD6">
+                <wp:inline distT="0" distB="0" distL="0" distR="0" wp14:anchorId="1CEC296D" wp14:editId="2AFE0DEB">
                   <wp:extent cx="457200" cy="457200"/>
                   <wp:effectExtent l="0" t="0" r="0" b="0"/>
                   <wp:docPr id="1018" name="spyglass.png"/>
@@ -6234,7 +6234,7 @@
                 <w:noProof/>
               </w:rPr>
               <w:drawing>
-                <wp:inline distT="0" distB="0" distL="0" distR="0" wp14:anchorId="3061EEF6" wp14:editId="38191874">
+                <wp:inline distT="0" distB="0" distL="0" distR="0" wp14:anchorId="6F68C99C" wp14:editId="220B4C53">
                   <wp:extent cx="457200" cy="457200"/>
                   <wp:effectExtent l="0" t="0" r="0" b="0"/>
                   <wp:docPr id="1019" name="tnt.png"/>
@@ -6322,7 +6322,7 @@
                 <w:noProof/>
               </w:rPr>
               <w:drawing>
-                <wp:inline distT="0" distB="0" distL="0" distR="0" wp14:anchorId="35CBDFC0" wp14:editId="695398C5">
+                <wp:inline distT="0" distB="0" distL="0" distR="0" wp14:anchorId="267BE04C" wp14:editId="79589CC5">
                   <wp:extent cx="457200" cy="457200"/>
                   <wp:effectExtent l="0" t="0" r="0" b="0"/>
                   <wp:docPr id="1020" name="brush.png"/>
@@ -6404,7 +6404,7 @@
       <w:pPr>
         <w:pStyle w:val="Nadpis2"/>
       </w:pPr>
-      <w:bookmarkStart w:id="18" w:name="_Toc234366209"/>
+      <w:bookmarkStart w:id="18" w:name="_Toc235442178"/>
       <w:r>
         <w:t>5.2 Multiple grids at once</w:t>
       </w:r>
@@ -6461,7 +6461,7 @@
       <w:pPr>
         <w:pStyle w:val="Nadpis2"/>
       </w:pPr>
-      <w:bookmarkStart w:id="19" w:name="_Toc234366210"/>
+      <w:bookmarkStart w:id="19" w:name="_Toc235442179"/>
       <w:r>
         <w:t>5.3 Step by step</w:t>
       </w:r>
@@ -6723,7 +6723,7 @@
       <w:pPr>
         <w:pStyle w:val="Nadpis2"/>
       </w:pPr>
-      <w:bookmarkStart w:id="20" w:name="_Toc234366211"/>
+      <w:bookmarkStart w:id="20" w:name="_Toc235442180"/>
       <w:r>
         <w:t>5.4 Visualisation rules</w:t>
       </w:r>
@@ -6800,7 +6800,7 @@
       <w:pPr>
         <w:pStyle w:val="Nadpis1"/>
       </w:pPr>
-      <w:bookmarkStart w:id="21" w:name="_Toc234366212"/>
+      <w:bookmarkStart w:id="21" w:name="_Toc235442181"/>
       <w:r>
         <w:t>6. E91 — Entanglement Protocol</w:t>
       </w:r>
@@ -6892,7 +6892,7 @@
       <w:pPr>
         <w:pStyle w:val="Nadpis2"/>
       </w:pPr>
-      <w:bookmarkStart w:id="22" w:name="_Toc234366213"/>
+      <w:bookmarkStart w:id="22" w:name="_Toc235442182"/>
       <w:r>
         <w:t>6.1 Tools and items</w:t>
       </w:r>
@@ -6999,7 +6999,7 @@
                 <w:noProof/>
               </w:rPr>
               <w:drawing>
-                <wp:inline distT="0" distB="0" distL="0" distR="0" wp14:anchorId="4718BD78" wp14:editId="1B2980C2">
+                <wp:inline distT="0" distB="0" distL="0" distR="0" wp14:anchorId="5783379D" wp14:editId="5FF95A39">
                   <wp:extent cx="457200" cy="457200"/>
                   <wp:effectExtent l="0" t="0" r="0" b="0"/>
                   <wp:docPr id="1021" name="amethyst_shard.png"/>
@@ -7087,7 +7087,7 @@
                 <w:noProof/>
               </w:rPr>
               <w:drawing>
-                <wp:inline distT="0" distB="0" distL="0" distR="0" wp14:anchorId="223D55FD" wp14:editId="261897A3">
+                <wp:inline distT="0" distB="0" distL="0" distR="0" wp14:anchorId="7C0734E3" wp14:editId="3B84F628">
                   <wp:extent cx="457200" cy="457200"/>
                   <wp:effectExtent l="0" t="0" r="0" b="0"/>
                   <wp:docPr id="1022" name="compass.png"/>
@@ -7175,7 +7175,7 @@
                 <w:noProof/>
               </w:rPr>
               <w:drawing>
-                <wp:inline distT="0" distB="0" distL="0" distR="0" wp14:anchorId="187E220E" wp14:editId="39ED44C2">
+                <wp:inline distT="0" distB="0" distL="0" distR="0" wp14:anchorId="76E42296" wp14:editId="290FCE54">
                   <wp:extent cx="457200" cy="457200"/>
                   <wp:effectExtent l="0" t="0" r="0" b="0"/>
                   <wp:docPr id="1023" name="recovery_compass.png"/>
@@ -7263,7 +7263,7 @@
                 <w:noProof/>
               </w:rPr>
               <w:drawing>
-                <wp:inline distT="0" distB="0" distL="0" distR="0" wp14:anchorId="5E739FDD" wp14:editId="14C8D5E0">
+                <wp:inline distT="0" distB="0" distL="0" distR="0" wp14:anchorId="5E6B2D7A" wp14:editId="50BC8DAA">
                   <wp:extent cx="457200" cy="457200"/>
                   <wp:effectExtent l="0" t="0" r="0" b="0"/>
                   <wp:docPr id="1024" name="clock.png"/>
@@ -7351,7 +7351,7 @@
                 <w:noProof/>
               </w:rPr>
               <w:drawing>
-                <wp:inline distT="0" distB="0" distL="0" distR="0" wp14:anchorId="77C1BE20" wp14:editId="5EA7C3F7">
+                <wp:inline distT="0" distB="0" distL="0" distR="0" wp14:anchorId="6C93A59F" wp14:editId="7745B00E">
                   <wp:extent cx="457200" cy="457200"/>
                   <wp:effectExtent l="0" t="0" r="0" b="0"/>
                   <wp:docPr id="1025" name="diamond_axe.png"/>
@@ -7439,7 +7439,7 @@
                 <w:noProof/>
               </w:rPr>
               <w:drawing>
-                <wp:inline distT="0" distB="0" distL="0" distR="0" wp14:anchorId="6515BBC3" wp14:editId="0DD10A4D">
+                <wp:inline distT="0" distB="0" distL="0" distR="0" wp14:anchorId="47800D7C" wp14:editId="16922664">
                   <wp:extent cx="457200" cy="457200"/>
                   <wp:effectExtent l="0" t="0" r="0" b="0"/>
                   <wp:docPr id="1026" name="golden_axe.png"/>
@@ -7527,7 +7527,7 @@
                 <w:noProof/>
               </w:rPr>
               <w:drawing>
-                <wp:inline distT="0" distB="0" distL="0" distR="0" wp14:anchorId="2784D303" wp14:editId="2D9FE5EB">
+                <wp:inline distT="0" distB="0" distL="0" distR="0" wp14:anchorId="7FD783B8" wp14:editId="09E52F4B">
                   <wp:extent cx="457200" cy="457200"/>
                   <wp:effectExtent l="0" t="0" r="0" b="0"/>
                   <wp:docPr id="1027" name="brush.png"/>
@@ -7609,7 +7609,7 @@
       <w:pPr>
         <w:pStyle w:val="Nadpis2"/>
       </w:pPr>
-      <w:bookmarkStart w:id="23" w:name="_Toc234366214"/>
+      <w:bookmarkStart w:id="23" w:name="_Toc235442183"/>
       <w:r>
         <w:t>6.2 Step by step</w:t>
       </w:r>
@@ -7939,7 +7939,7 @@
       <w:pPr>
         <w:pStyle w:val="Nadpis2"/>
       </w:pPr>
-      <w:bookmarkStart w:id="24" w:name="_Toc234366215"/>
+      <w:bookmarkStart w:id="24" w:name="_Toc235442184"/>
       <w:r>
         <w:t>6.3 The physics behind it</w:t>
       </w:r>
@@ -7993,7 +7993,7 @@
       <w:pPr>
         <w:pStyle w:val="Nadpis1"/>
       </w:pPr>
-      <w:bookmarkStart w:id="25" w:name="_Toc234366216"/>
+      <w:bookmarkStart w:id="25" w:name="_Toc235442185"/>
       <w:r>
         <w:t>7. Plasma — the Lobby Effect</w:t>
       </w:r>
@@ -8008,7 +8008,7 @@
       <w:pPr>
         <w:pStyle w:val="Nadpis2"/>
       </w:pPr>
-      <w:bookmarkStart w:id="26" w:name="_Toc234366217"/>
+      <w:bookmarkStart w:id="26" w:name="_Toc235442186"/>
       <w:r>
         <w:t>7.1 Tools and commands</w:t>
       </w:r>
@@ -8115,7 +8115,7 @@
                 <w:noProof/>
               </w:rPr>
               <w:drawing>
-                <wp:inline distT="0" distB="0" distL="0" distR="0" wp14:anchorId="6A443B51" wp14:editId="56A46F30">
+                <wp:inline distT="0" distB="0" distL="0" distR="0" wp14:anchorId="3854170E" wp14:editId="0D054084">
                   <wp:extent cx="457200" cy="457200"/>
                   <wp:effectExtent l="0" t="0" r="0" b="0"/>
                   <wp:docPr id="1028" name="heart_of_the_sea.png"/>
@@ -8203,7 +8203,7 @@
                 <w:noProof/>
               </w:rPr>
               <w:drawing>
-                <wp:inline distT="0" distB="0" distL="0" distR="0" wp14:anchorId="7D4A5954" wp14:editId="2851E401">
+                <wp:inline distT="0" distB="0" distL="0" distR="0" wp14:anchorId="1D88C5EC" wp14:editId="231DAA87">
                   <wp:extent cx="457200" cy="457200"/>
                   <wp:effectExtent l="0" t="0" r="0" b="0"/>
                   <wp:docPr id="1029" name="echo_shard.png"/>
@@ -8317,7 +8317,7 @@
       <w:pPr>
         <w:pStyle w:val="Nadpis1"/>
       </w:pPr>
-      <w:bookmarkStart w:id="27" w:name="_Toc234366218"/>
+      <w:bookmarkStart w:id="27" w:name="_Toc235442187"/>
       <w:r>
         <w:t>8. Command Reference</w:t>
       </w:r>
@@ -8380,7 +8380,7 @@
       <w:pPr>
         <w:pStyle w:val="Nadpis2"/>
       </w:pPr>
-      <w:bookmarkStart w:id="28" w:name="_Toc234366219"/>
+      <w:bookmarkStart w:id="28" w:name="_Toc235442188"/>
       <w:r>
         <w:t>8.1 General</w:t>
       </w:r>
@@ -8598,7 +8598,7 @@
       <w:pPr>
         <w:pStyle w:val="Nadpis2"/>
       </w:pPr>
-      <w:bookmarkStart w:id="29" w:name="_Toc234366220"/>
+      <w:bookmarkStart w:id="29" w:name="_Toc235442189"/>
       <w:r>
         <w:t>8.2 BB84</w:t>
       </w:r>
@@ -9100,7 +9100,7 @@
       <w:pPr>
         <w:pStyle w:val="Nadpis2"/>
       </w:pPr>
-      <w:bookmarkStart w:id="30" w:name="_Toc234366221"/>
+      <w:bookmarkStart w:id="30" w:name="_Toc235442190"/>
       <w:r>
         <w:t>8.3 Grover ([id] optional with a single grid)</w:t>
       </w:r>
@@ -9456,7 +9456,7 @@
       <w:pPr>
         <w:pStyle w:val="Nadpis2"/>
       </w:pPr>
-      <w:bookmarkStart w:id="31" w:name="_Toc234366222"/>
+      <w:bookmarkStart w:id="31" w:name="_Toc235442191"/>
       <w:r>
         <w:t>8.4 E91</w:t>
       </w:r>
@@ -9822,7 +9822,7 @@
       <w:pPr>
         <w:pStyle w:val="Nadpis2"/>
       </w:pPr>
-      <w:bookmarkStart w:id="32" w:name="_Toc234366223"/>
+      <w:bookmarkStart w:id="32" w:name="_Toc235442192"/>
       <w:r>
         <w:t>8.5 Plasma, hall and tutorial</w:t>
       </w:r>
@@ -10108,7 +10108,7 @@
       <w:pPr>
         <w:pStyle w:val="Nadpis1"/>
       </w:pPr>
-      <w:bookmarkStart w:id="33" w:name="_Toc234366224"/>
+      <w:bookmarkStart w:id="33" w:name="_Toc235442193"/>
       <w:r>
         <w:t>9. Technical Notes</w:t>
       </w:r>
@@ -10128,7 +10128,7 @@
         <w:t>Versions:</w:t>
       </w:r>
       <w:r>
-        <w:t xml:space="preserve"> built against the Paper 1.21.4 API, Java 21; runs on newer Paper servers unchanged.</w:t>
+        <w:t xml:space="preserve"> built against the Paper 26.1.2 API, Java 25; requires Paper 26.1.2 or newer and matching 26.1.x clients.</w:t>
       </w:r>
     </w:p>
     <w:p>
@@ -10426,9 +10426,9 @@
 <file path=word/numbering.xml><?xml version="1.0" encoding="utf-8"?>
 <w:numbering xmlns:wpc="http://schemas.microsoft.com/office/word/2010/wordprocessingCanvas" xmlns:cx="http://schemas.microsoft.com/office/drawing/2014/chartex" xmlns:cx1="http://schemas.microsoft.com/office/drawing/2015/9/8/chartex" xmlns:cx2="http://schemas.microsoft.com/office/drawing/2015/10/21/chartex" xmlns:cx3="http://schemas.microsoft.com/office/drawing/2016/5/9/chartex" xmlns:cx4="http://schemas.microsoft.com/office/drawing/2016/5/10/chartex" xmlns:cx5="http://schemas.microsoft.com/office/drawing/2016/5/11/chartex" xmlns:cx6="http://schemas.microsoft.com/office/drawing/2016/5/12/chartex" xmlns:cx7="http://schemas.microsoft.com/office/drawing/2016/5/13/chartex" xmlns:cx8="http://schemas.microsoft.com/office/drawing/2016/5/14/chartex" xmlns:mc="http://schemas.openxmlformats.org/markup-compatibility/2006" xmlns:aink="http://schemas.microsoft.com/office/drawing/2016/ink" xmlns:am3d="http://schemas.microsoft.com/office/drawing/2017/model3d" xmlns:o="urn:schemas-microsoft-com:office:office" xmlns:oel="http://schemas.microsoft.com/office/2019/extlst" xmlns:r="http://schemas.openxmlformats.org/officeDocument/2006/relationships" xmlns:m="http://schemas.openxmlformats.org/officeDocument/2006/math" xmlns:v="urn:schemas-microsoft-com:vml" xmlns:wp14="http://schemas.microsoft.com/office/word/2010/wordprocessingDrawing" xmlns:wp="http://schemas.openxmlformats.org/drawingml/2006/wordprocessingDrawing" xmlns:w10="urn:schemas-microsoft-com:office:word" xmlns:w="http://schemas.openxmlformats.org/wordprocessingml/2006/main" xmlns:w14="http://schemas.microsoft.com/office/word/2010/wordml" xmlns:w15="http://schemas.microsoft.com/office/word/2012/wordml" xmlns:w16cex="http://schemas.microsoft.com/office/word/2018/wordml/cex" xmlns:w16cid="http://schemas.microsoft.com/office/word/2016/wordml/cid" xmlns:w16="http://schemas.microsoft.com/office/word/2018/wordml" xmlns:w16du="http://schemas.microsoft.com/office/word/2023/wordml/word16du" xmlns:w16sdtdh="http://schemas.microsoft.com/office/word/2020/wordml/sdtdatahash" xmlns:w16sdtfl="http://schemas.microsoft.com/office/word/2024/wordml/sdtformatlock" xmlns:w16se="http://schemas.microsoft.com/office/word/2015/wordml/symex" xmlns:wpg="http://schemas.microsoft.com/office/word/2010/wordprocessingGroup" xmlns:wpi="http://schemas.microsoft.com/office/word/2010/wordprocessingInk" xmlns:wne="http://schemas.microsoft.com/office/word/2006/wordml" xmlns:wps="http://schemas.microsoft.com/office/word/2010/wordprocessingShape" mc:Ignorable="w14 w15 w16se w16cid w16 w16cex w16sdtdh w16sdtfl w16du wp14">
   <w:abstractNum w:abstractNumId="0" w15:restartNumberingAfterBreak="0">
-    <w:nsid w:val="03F91C83"/>
+    <w:nsid w:val="27191CD5"/>
     <w:multiLevelType w:val="singleLevel"/>
-    <w:tmpl w:val="F9909FC0"/>
+    <w:tmpl w:val="84B472BA"/>
     <w:lvl w:ilvl="0">
       <w:start w:val="1"/>
       <w:numFmt w:val="decimal"/>
@@ -10440,9 +10440,9 @@
     </w:lvl>
   </w:abstractNum>
   <w:abstractNum w:abstractNumId="1" w15:restartNumberingAfterBreak="0">
-    <w:nsid w:val="2EAD6173"/>
+    <w:nsid w:val="67882BAE"/>
     <w:multiLevelType w:val="singleLevel"/>
-    <w:tmpl w:val="8110A7D8"/>
+    <w:tmpl w:val="FBA2028A"/>
     <w:lvl w:ilvl="0">
       <w:start w:val="1"/>
       <w:numFmt w:val="bullet"/>
@@ -10456,22 +10456,22 @@
       </w:rPr>
     </w:lvl>
   </w:abstractNum>
-  <w:num w:numId="1" w16cid:durableId="913467553">
+  <w:num w:numId="1" w16cid:durableId="1715083309">
     <w:abstractNumId w:val="1"/>
   </w:num>
-  <w:num w:numId="2" w16cid:durableId="1990865347">
+  <w:num w:numId="2" w16cid:durableId="280839999">
     <w:abstractNumId w:val="0"/>
     <w:lvlOverride w:ilvl="0">
       <w:startOverride w:val="1"/>
     </w:lvlOverride>
   </w:num>
-  <w:num w:numId="3" w16cid:durableId="1528720025">
+  <w:num w:numId="3" w16cid:durableId="1991980572">
     <w:abstractNumId w:val="0"/>
     <w:lvlOverride w:ilvl="0">
       <w:startOverride w:val="1"/>
     </w:lvlOverride>
   </w:num>
-  <w:num w:numId="4" w16cid:durableId="1784034749">
+  <w:num w:numId="4" w16cid:durableId="1925335578">
     <w:abstractNumId w:val="0"/>
     <w:lvlOverride w:ilvl="0">
       <w:startOverride w:val="1"/>
